--- a/public/lesson-14.docx
+++ b/public/lesson-14.docx
@@ -6,53 +6,1254 @@
       <w:pPr>
         <w:pStyle w:val="Heading2"/>
         <w:rPr>
-          <w:b w:val="0"/>
-          <w:i w:val="0"/>
+          <w:lang w:val="ru-RU"/>
         </w:rPr>
       </w:pPr>
-      <w:r>
-        <w:rPr>
-          <w:b w:val="0"/>
-          <w:i w:val="0"/>
-        </w:rPr>
-        <w:t>Урок 14. Аристотель</w:t>
+      <w:proofErr w:type="spellStart"/>
+      <w:r>
+        <w:t>Величие</w:t>
+      </w:r>
+      <w:proofErr w:type="spellEnd"/>
+      <w:r>
+        <w:rPr>
+          <w:lang w:val="ru-RU"/>
+        </w:rPr>
+        <w:t xml:space="preserve"> Аристотеля</w:t>
       </w:r>
     </w:p>
     <w:p>
-      <w:r>
-        <w:t xml:space="preserve">Аристотель своей философией сделал наброски ходов мыслей, которые в будущем помогут найти фундаментальные решения для спора Декарта и Гоббса. А именно мысль о том, что ментальное и физическое — это не базовые категории, которыми нужно оперировать (как Платон убрал границу между физическим и математическим). Базовой же категорией по Аристотелю является </w:t>
-      </w:r>
-      <w:r>
-        <w:rPr>
-          <w:b/>
+      <w:pPr>
+        <w:rPr>
+          <w:rFonts w:ascii="Times New Roman" w:hAnsi="Times New Roman" w:cs="Times New Roman"/>
+          <w:sz w:val="24"/>
+          <w:szCs w:val="24"/>
+          <w:lang w:val="ru-RU"/>
+        </w:rPr>
+      </w:pPr>
+      <w:r>
+        <w:rPr>
+          <w:rFonts w:ascii="Times New Roman" w:hAnsi="Times New Roman" w:cs="Times New Roman"/>
+          <w:sz w:val="24"/>
+          <w:szCs w:val="24"/>
+          <w:lang w:val="ru-RU"/>
+        </w:rPr>
+        <w:t>Аристотель своей философией сделал наброски ходов мысл</w:t>
+      </w:r>
+      <w:r>
+        <w:rPr>
+          <w:rFonts w:ascii="Times New Roman" w:hAnsi="Times New Roman" w:cs="Times New Roman"/>
+          <w:sz w:val="24"/>
+          <w:szCs w:val="24"/>
+          <w:lang w:val="ru-RU"/>
+        </w:rPr>
+        <w:t>и</w:t>
+      </w:r>
+      <w:r>
+        <w:rPr>
+          <w:rFonts w:ascii="Times New Roman" w:hAnsi="Times New Roman" w:cs="Times New Roman"/>
+          <w:sz w:val="24"/>
+          <w:szCs w:val="24"/>
+          <w:lang w:val="ru-RU"/>
+        </w:rPr>
+        <w:t xml:space="preserve">, которые в будущем помогут найти фундаментальные решения для спора Декарта и Гоббса. </w:t>
+      </w:r>
+      <w:r>
+        <w:rPr>
+          <w:rFonts w:ascii="Times New Roman" w:hAnsi="Times New Roman" w:cs="Times New Roman"/>
+          <w:sz w:val="24"/>
+          <w:szCs w:val="24"/>
+          <w:lang w:val="ru-RU"/>
+        </w:rPr>
+        <w:t xml:space="preserve">Его </w:t>
+      </w:r>
+      <w:r>
+        <w:rPr>
+          <w:rFonts w:ascii="Times New Roman" w:hAnsi="Times New Roman" w:cs="Times New Roman"/>
+          <w:sz w:val="24"/>
+          <w:szCs w:val="24"/>
+          <w:lang w:val="ru-RU"/>
+        </w:rPr>
+        <w:t xml:space="preserve">мысль </w:t>
+      </w:r>
+      <w:r>
+        <w:rPr>
+          <w:rFonts w:ascii="Times New Roman" w:hAnsi="Times New Roman" w:cs="Times New Roman"/>
+          <w:sz w:val="24"/>
+          <w:szCs w:val="24"/>
+          <w:lang w:val="ru-RU"/>
+        </w:rPr>
+        <w:t>была в</w:t>
+      </w:r>
+      <w:r>
+        <w:rPr>
+          <w:rFonts w:ascii="Times New Roman" w:hAnsi="Times New Roman" w:cs="Times New Roman"/>
+          <w:sz w:val="24"/>
+          <w:szCs w:val="24"/>
+          <w:lang w:val="ru-RU"/>
+        </w:rPr>
+        <w:t xml:space="preserve"> том, что ментальное и физическое — это не базовые категории, которыми нужно оперировать (как Платон убрал границу между физическим и математическим). Базовой же категорией по Аристотелю является </w:t>
+      </w:r>
+      <w:r>
+        <w:rPr>
+          <w:rFonts w:ascii="Times New Roman" w:hAnsi="Times New Roman" w:cs="Times New Roman"/>
+          <w:b/>
+          <w:sz w:val="24"/>
+          <w:szCs w:val="24"/>
+          <w:lang w:val="ru-RU"/>
         </w:rPr>
         <w:t>время</w:t>
       </w:r>
       <w:r>
-        <w:t xml:space="preserve">. Причем Аристотель не работал со временем, а скорее вводил его, как переменную. Для нас время — это константа, это своего рода «фон». Аристотель делает допущение, что время — это переменная, которая может быть преобразована, и с ней может быть произведена некая манипуляция. Платон предположил, что есть некие идеи (пример — мат. Объекты), имеющие иную форму существования, то есть, иную реальность. Но вводить для объяснения реальности ещё один необъяснимый мир — мир эйдосов — это своеобразный ввод костыля. По версии Аристотеля, Платон был вынужден ввести вторую реальность из-за неправильного метода: Платон пытался использовать метод диалога, совместного рассуждения; Аристотель предлагает метод </w:t>
-      </w:r>
-      <w:r>
-        <w:rPr>
-          <w:i/>
-        </w:rPr>
-        <w:t>наблюдения</w:t>
-      </w:r>
-      <w:r>
-        <w:t xml:space="preserve">. Платон предполагал, что идея вещи существует в иной реальности; Аристотель же предполагает, что идея содержится в той же реальности, в какой существуем и мы, но в </w:t>
-      </w:r>
-      <w:r>
-        <w:rPr>
-          <w:i/>
-        </w:rPr>
-        <w:t>будущий момент времени:</w:t>
-      </w:r>
-      <w:r>
-        <w:t xml:space="preserve"> каждая вещь в будущем сама себя определит. Представим эволюцию стола в виде прогрессии: С(0) будет первым в мире столом, С(n) идеальным столом, эталоном, образцом, «интеллехия». С(0) С(1) С(2) С(3) … С(n) Тогда каждая следующая идея стола будет включать в себя все предыдущие идеи столов, то есть будет являться более общим по сравнению с теми, которые в себя включает. Когда же прогрессия дойдет до своего конца, останется единственный идеальный конкретный стол, включающий в себя все предыдущие. То есть таким образом происходит объединение обобщения и конкретизации. Но встают следующие вопросы: достижим ли идеальный предел? Выше мы ввели понятие нового метода познания — наблюдение. Но где это наблюдение существует? Кто наблюдатель?</w:t>
+        <w:rPr>
+          <w:rFonts w:ascii="Times New Roman" w:hAnsi="Times New Roman" w:cs="Times New Roman"/>
+          <w:sz w:val="24"/>
+          <w:szCs w:val="24"/>
+          <w:lang w:val="ru-RU"/>
+        </w:rPr>
+        <w:t xml:space="preserve">. Причем </w:t>
+      </w:r>
+      <w:r>
+        <w:rPr>
+          <w:rFonts w:ascii="Times New Roman" w:hAnsi="Times New Roman" w:cs="Times New Roman"/>
+          <w:sz w:val="24"/>
+          <w:szCs w:val="24"/>
+          <w:lang w:val="ru-RU"/>
+        </w:rPr>
+        <w:t>он</w:t>
+      </w:r>
+      <w:r>
+        <w:rPr>
+          <w:rFonts w:ascii="Times New Roman" w:hAnsi="Times New Roman" w:cs="Times New Roman"/>
+          <w:sz w:val="24"/>
+          <w:szCs w:val="24"/>
+          <w:lang w:val="ru-RU"/>
+        </w:rPr>
+        <w:t xml:space="preserve"> не работал со временем, а скорее вводил его, как переменную. Для нас время — это константа, это своего рода «фон». Аристотель делает допущение, что время — это переменная, которая может быть преобразована, и с ней может быть произведена некая манипуляция.</w:t>
       </w:r>
     </w:p>
     <w:p>
-      <w:r>
-        <w:t>Ответ Аристотеля: Нам представляется, что существует какой-то наблюдатель, который где-то смотрит на развивающийся процесс стремления к идеалу (интелехии). Наблюдение человека ограничено его возможностями, как минимум его продолжительностью жизни. Но что есть наблюдение? Кто наблюдает? Какое-то мыслящее существо, находящееся вне процесса, находящееся в позиции наблюдения. Такая человеческая перспектива охватывает какой-то фрагмент ряда из всего процесса стремления. Из чего же состоит позиция наблюдения? Для ответа на этот вопрос у Аристотеля есть трактат «о душе» («псюхе», психика). У этого псюхе есть три уровня:</w:t>
+      <w:pPr>
+        <w:pStyle w:val="Heading2"/>
+        <w:rPr>
+          <w:lang w:val="ru-RU"/>
+        </w:rPr>
+      </w:pPr>
+      <w:r>
+        <w:rPr>
+          <w:lang w:val="ru-RU"/>
+        </w:rPr>
+        <w:t>Критика Платона</w:t>
+      </w:r>
+    </w:p>
+    <w:p>
+      <w:pPr>
+        <w:rPr>
+          <w:rFonts w:ascii="Times New Roman" w:hAnsi="Times New Roman" w:cs="Times New Roman"/>
+          <w:sz w:val="24"/>
+          <w:szCs w:val="24"/>
+          <w:lang w:val="ru-RU"/>
+        </w:rPr>
+      </w:pPr>
+      <w:r>
+        <w:rPr>
+          <w:rFonts w:ascii="Times New Roman" w:hAnsi="Times New Roman" w:cs="Times New Roman"/>
+          <w:sz w:val="24"/>
+          <w:szCs w:val="24"/>
+          <w:lang w:val="ru-RU"/>
+        </w:rPr>
+        <w:t xml:space="preserve">Платон предположил, что есть некие идеи (пример — мат. </w:t>
+      </w:r>
+      <w:r>
+        <w:rPr>
+          <w:rFonts w:ascii="Times New Roman" w:hAnsi="Times New Roman" w:cs="Times New Roman"/>
+          <w:sz w:val="24"/>
+          <w:szCs w:val="24"/>
+          <w:lang w:val="ru-RU"/>
+        </w:rPr>
+        <w:t>о</w:t>
+      </w:r>
+      <w:r>
+        <w:rPr>
+          <w:rFonts w:ascii="Times New Roman" w:hAnsi="Times New Roman" w:cs="Times New Roman"/>
+          <w:sz w:val="24"/>
+          <w:szCs w:val="24"/>
+          <w:lang w:val="ru-RU"/>
+        </w:rPr>
+        <w:t xml:space="preserve">бъекты), имеющие иную форму существования, то есть, иную </w:t>
+      </w:r>
+      <w:r>
+        <w:rPr>
+          <w:rFonts w:ascii="Times New Roman" w:hAnsi="Times New Roman" w:cs="Times New Roman"/>
+          <w:i/>
+          <w:iCs/>
+          <w:sz w:val="24"/>
+          <w:szCs w:val="24"/>
+          <w:lang w:val="ru-RU"/>
+        </w:rPr>
+        <w:t>реальность</w:t>
+      </w:r>
+      <w:r>
+        <w:rPr>
+          <w:rFonts w:ascii="Times New Roman" w:hAnsi="Times New Roman" w:cs="Times New Roman"/>
+          <w:sz w:val="24"/>
+          <w:szCs w:val="24"/>
+          <w:lang w:val="ru-RU"/>
+        </w:rPr>
+        <w:t xml:space="preserve">. Но вводить для объяснения реальности ещё один необъяснимый мир — мир </w:t>
+      </w:r>
+      <w:r>
+        <w:rPr>
+          <w:rFonts w:ascii="Times New Roman" w:hAnsi="Times New Roman" w:cs="Times New Roman"/>
+          <w:i/>
+          <w:iCs/>
+          <w:sz w:val="24"/>
+          <w:szCs w:val="24"/>
+          <w:lang w:val="ru-RU"/>
+        </w:rPr>
+        <w:t>эйдосов</w:t>
+      </w:r>
+      <w:r>
+        <w:rPr>
+          <w:rFonts w:ascii="Times New Roman" w:hAnsi="Times New Roman" w:cs="Times New Roman"/>
+          <w:sz w:val="24"/>
+          <w:szCs w:val="24"/>
+          <w:lang w:val="ru-RU"/>
+        </w:rPr>
+        <w:t xml:space="preserve"> — это ввод костыля. По версии Аристотеля, Платон был вынужден ввести вторую реальность из-за неправильного метода: Платон пытался использовать метод диалога, совместного рассуждения; Аристотель предлагает метод </w:t>
+      </w:r>
+      <w:r>
+        <w:rPr>
+          <w:rFonts w:ascii="Times New Roman" w:hAnsi="Times New Roman" w:cs="Times New Roman"/>
+          <w:i/>
+          <w:sz w:val="24"/>
+          <w:szCs w:val="24"/>
+          <w:lang w:val="ru-RU"/>
+        </w:rPr>
+        <w:t>наблюдения</w:t>
+      </w:r>
+      <w:r>
+        <w:rPr>
+          <w:rFonts w:ascii="Times New Roman" w:hAnsi="Times New Roman" w:cs="Times New Roman"/>
+          <w:sz w:val="24"/>
+          <w:szCs w:val="24"/>
+          <w:lang w:val="ru-RU"/>
+        </w:rPr>
+        <w:t xml:space="preserve">. Платон предполагал, что </w:t>
+      </w:r>
+      <w:r>
+        <w:rPr>
+          <w:rFonts w:ascii="Times New Roman" w:hAnsi="Times New Roman" w:cs="Times New Roman"/>
+          <w:i/>
+          <w:iCs/>
+          <w:sz w:val="24"/>
+          <w:szCs w:val="24"/>
+          <w:lang w:val="ru-RU"/>
+        </w:rPr>
+        <w:t>идея</w:t>
+      </w:r>
+      <w:r>
+        <w:rPr>
+          <w:rFonts w:ascii="Times New Roman" w:hAnsi="Times New Roman" w:cs="Times New Roman"/>
+          <w:sz w:val="24"/>
+          <w:szCs w:val="24"/>
+          <w:lang w:val="ru-RU"/>
+        </w:rPr>
+        <w:t xml:space="preserve"> вещи существует в иной реальности; Аристотель же предполагает, что </w:t>
+      </w:r>
+      <w:r>
+        <w:rPr>
+          <w:rFonts w:ascii="Times New Roman" w:hAnsi="Times New Roman" w:cs="Times New Roman"/>
+          <w:i/>
+          <w:iCs/>
+          <w:sz w:val="24"/>
+          <w:szCs w:val="24"/>
+          <w:lang w:val="ru-RU"/>
+        </w:rPr>
+        <w:t>идея</w:t>
+      </w:r>
+      <w:r>
+        <w:rPr>
+          <w:rFonts w:ascii="Times New Roman" w:hAnsi="Times New Roman" w:cs="Times New Roman"/>
+          <w:sz w:val="24"/>
+          <w:szCs w:val="24"/>
+          <w:lang w:val="ru-RU"/>
+        </w:rPr>
+        <w:t xml:space="preserve"> содержится в той же реальности, в какой существуем и мы, но в </w:t>
+      </w:r>
+      <w:r>
+        <w:rPr>
+          <w:rFonts w:ascii="Times New Roman" w:hAnsi="Times New Roman" w:cs="Times New Roman"/>
+          <w:b/>
+          <w:bCs/>
+          <w:iCs/>
+          <w:sz w:val="24"/>
+          <w:szCs w:val="24"/>
+          <w:lang w:val="ru-RU"/>
+        </w:rPr>
+        <w:t>будущий момент времени</w:t>
+      </w:r>
+      <w:r>
+        <w:rPr>
+          <w:rFonts w:ascii="Times New Roman" w:hAnsi="Times New Roman" w:cs="Times New Roman"/>
+          <w:i/>
+          <w:sz w:val="24"/>
+          <w:szCs w:val="24"/>
+          <w:lang w:val="ru-RU"/>
+        </w:rPr>
+        <w:t>:</w:t>
+      </w:r>
+      <w:r>
+        <w:rPr>
+          <w:rFonts w:ascii="Times New Roman" w:hAnsi="Times New Roman" w:cs="Times New Roman"/>
+          <w:sz w:val="24"/>
+          <w:szCs w:val="24"/>
+          <w:lang w:val="ru-RU"/>
+        </w:rPr>
+        <w:t xml:space="preserve"> каждая вещь в будущем сама себя определит.</w:t>
+      </w:r>
+    </w:p>
+    <w:p>
+      <w:pPr>
+        <w:pStyle w:val="Heading2"/>
+        <w:rPr>
+          <w:lang w:val="ru-RU"/>
+        </w:rPr>
+      </w:pPr>
+      <w:r>
+        <w:rPr>
+          <w:lang w:val="ru-RU"/>
+        </w:rPr>
+        <w:t>Эволюция стола</w:t>
+      </w:r>
+    </w:p>
+    <w:p>
+      <w:pPr>
+        <w:rPr>
+          <w:rFonts w:ascii="Times New Roman" w:hAnsi="Times New Roman" w:cs="Times New Roman"/>
+          <w:sz w:val="24"/>
+          <w:szCs w:val="24"/>
+          <w:lang w:val="ru-RU"/>
+        </w:rPr>
+      </w:pPr>
+      <w:r>
+        <w:rPr>
+          <w:rFonts w:ascii="Times New Roman" w:hAnsi="Times New Roman" w:cs="Times New Roman"/>
+          <w:sz w:val="24"/>
+          <w:szCs w:val="24"/>
+          <w:lang w:val="ru-RU"/>
+        </w:rPr>
+        <w:t xml:space="preserve">Представим эволюцию стола в виде прогрессии: </w:t>
+      </w:r>
+      <w:proofErr w:type="gramStart"/>
+      <w:r>
+        <w:rPr>
+          <w:rFonts w:ascii="Times New Roman" w:hAnsi="Times New Roman" w:cs="Times New Roman"/>
+          <w:b/>
+          <w:bCs/>
+          <w:sz w:val="24"/>
+          <w:szCs w:val="24"/>
+          <w:lang w:val="ru-RU"/>
+        </w:rPr>
+        <w:t>С(</w:t>
+      </w:r>
+      <w:proofErr w:type="gramEnd"/>
+      <w:r>
+        <w:rPr>
+          <w:rFonts w:ascii="Times New Roman" w:hAnsi="Times New Roman" w:cs="Times New Roman"/>
+          <w:b/>
+          <w:bCs/>
+          <w:sz w:val="24"/>
+          <w:szCs w:val="24"/>
+          <w:lang w:val="ru-RU"/>
+        </w:rPr>
+        <w:t xml:space="preserve">0) </w:t>
+      </w:r>
+      <w:r>
+        <w:rPr>
+          <w:rFonts w:ascii="Times New Roman" w:hAnsi="Times New Roman" w:cs="Times New Roman"/>
+          <w:sz w:val="24"/>
+          <w:szCs w:val="24"/>
+          <w:lang w:val="ru-RU"/>
+        </w:rPr>
+        <w:t xml:space="preserve">будет первым в мире столом, </w:t>
+      </w:r>
+      <w:r>
+        <w:rPr>
+          <w:rFonts w:ascii="Times New Roman" w:hAnsi="Times New Roman" w:cs="Times New Roman"/>
+          <w:b/>
+          <w:bCs/>
+          <w:sz w:val="24"/>
+          <w:szCs w:val="24"/>
+          <w:lang w:val="ru-RU"/>
+        </w:rPr>
+        <w:t>С(</w:t>
+      </w:r>
+      <w:r>
+        <w:rPr>
+          <w:rFonts w:ascii="Times New Roman" w:hAnsi="Times New Roman" w:cs="Times New Roman"/>
+          <w:b/>
+          <w:bCs/>
+          <w:sz w:val="24"/>
+          <w:szCs w:val="24"/>
+        </w:rPr>
+        <w:t>n</w:t>
+      </w:r>
+      <w:r>
+        <w:rPr>
+          <w:rFonts w:ascii="Times New Roman" w:hAnsi="Times New Roman" w:cs="Times New Roman"/>
+          <w:b/>
+          <w:bCs/>
+          <w:sz w:val="24"/>
+          <w:szCs w:val="24"/>
+          <w:lang w:val="ru-RU"/>
+        </w:rPr>
+        <w:t>)</w:t>
+      </w:r>
+      <w:r>
+        <w:rPr>
+          <w:rFonts w:ascii="Times New Roman" w:hAnsi="Times New Roman" w:cs="Times New Roman"/>
+          <w:sz w:val="24"/>
+          <w:szCs w:val="24"/>
+          <w:lang w:val="ru-RU"/>
+        </w:rPr>
+        <w:t xml:space="preserve"> </w:t>
+      </w:r>
+      <w:r>
+        <w:rPr>
+          <w:rFonts w:ascii="Times New Roman" w:hAnsi="Times New Roman" w:cs="Times New Roman"/>
+          <w:sz w:val="24"/>
+          <w:szCs w:val="24"/>
+          <w:lang w:val="ru-RU"/>
+        </w:rPr>
+        <w:t xml:space="preserve">— </w:t>
+      </w:r>
+      <w:r>
+        <w:rPr>
+          <w:rFonts w:ascii="Times New Roman" w:hAnsi="Times New Roman" w:cs="Times New Roman"/>
+          <w:sz w:val="24"/>
+          <w:szCs w:val="24"/>
+          <w:lang w:val="ru-RU"/>
+        </w:rPr>
+        <w:t>идеальным столом, эталоном, образцом,</w:t>
+      </w:r>
+      <w:r>
+        <w:rPr>
+          <w:rFonts w:ascii="Times New Roman" w:hAnsi="Times New Roman" w:cs="Times New Roman"/>
+          <w:sz w:val="24"/>
+          <w:szCs w:val="24"/>
+          <w:lang w:val="ru-RU"/>
+        </w:rPr>
+        <w:t xml:space="preserve"> </w:t>
+      </w:r>
+      <w:proofErr w:type="spellStart"/>
+      <w:r>
+        <w:rPr>
+          <w:rFonts w:ascii="Times New Roman" w:hAnsi="Times New Roman" w:cs="Times New Roman"/>
+          <w:sz w:val="24"/>
+          <w:szCs w:val="24"/>
+          <w:lang w:val="ru-RU"/>
+        </w:rPr>
+        <w:t>ἐντελέχει</w:t>
+      </w:r>
+      <w:proofErr w:type="spellEnd"/>
+      <w:r>
+        <w:rPr>
+          <w:rFonts w:ascii="Times New Roman" w:hAnsi="Times New Roman" w:cs="Times New Roman"/>
+          <w:sz w:val="24"/>
+          <w:szCs w:val="24"/>
+          <w:lang w:val="ru-RU"/>
+        </w:rPr>
+        <w:t>α</w:t>
+      </w:r>
+      <w:r>
+        <w:rPr>
+          <w:rFonts w:ascii="Times New Roman" w:hAnsi="Times New Roman" w:cs="Times New Roman"/>
+          <w:sz w:val="24"/>
+          <w:szCs w:val="24"/>
+          <w:lang w:val="ru-RU"/>
+        </w:rPr>
+        <w:t xml:space="preserve"> </w:t>
+      </w:r>
+      <w:r>
+        <w:rPr>
+          <w:rFonts w:ascii="Times New Roman" w:hAnsi="Times New Roman" w:cs="Times New Roman"/>
+          <w:sz w:val="24"/>
+          <w:szCs w:val="24"/>
+          <w:lang w:val="ru-RU"/>
+        </w:rPr>
+        <w:t>[</w:t>
+      </w:r>
+      <w:r>
+        <w:rPr>
+          <w:rFonts w:ascii="Times New Roman" w:hAnsi="Times New Roman" w:cs="Times New Roman"/>
+          <w:b/>
+          <w:bCs/>
+          <w:sz w:val="24"/>
+          <w:szCs w:val="24"/>
+          <w:lang w:val="ru-RU"/>
+        </w:rPr>
+        <w:t>э</w:t>
+      </w:r>
+      <w:r>
+        <w:rPr>
+          <w:rFonts w:ascii="Times New Roman" w:hAnsi="Times New Roman" w:cs="Times New Roman"/>
+          <w:b/>
+          <w:bCs/>
+          <w:sz w:val="24"/>
+          <w:szCs w:val="24"/>
+          <w:lang w:val="ru-RU"/>
+        </w:rPr>
+        <w:t>нтелехи</w:t>
+      </w:r>
+      <w:r>
+        <w:rPr>
+          <w:rFonts w:ascii="Times New Roman" w:hAnsi="Times New Roman" w:cs="Times New Roman"/>
+          <w:b/>
+          <w:bCs/>
+          <w:sz w:val="24"/>
+          <w:szCs w:val="24"/>
+          <w:lang w:val="ru-RU"/>
+        </w:rPr>
+        <w:t>я</w:t>
+      </w:r>
+      <w:r>
+        <w:rPr>
+          <w:rFonts w:ascii="Times New Roman" w:hAnsi="Times New Roman" w:cs="Times New Roman"/>
+          <w:sz w:val="24"/>
+          <w:szCs w:val="24"/>
+          <w:lang w:val="ru-RU"/>
+        </w:rPr>
+        <w:t>]</w:t>
+      </w:r>
+      <w:r>
+        <w:rPr>
+          <w:rFonts w:ascii="Times New Roman" w:hAnsi="Times New Roman" w:cs="Times New Roman"/>
+          <w:sz w:val="24"/>
+          <w:szCs w:val="24"/>
+          <w:lang w:val="ru-RU"/>
+        </w:rPr>
+        <w:t>.</w:t>
+      </w:r>
+      <w:r>
+        <w:rPr>
+          <w:rFonts w:ascii="Times New Roman" w:hAnsi="Times New Roman" w:cs="Times New Roman"/>
+          <w:sz w:val="24"/>
+          <w:szCs w:val="24"/>
+          <w:lang w:val="ru-RU"/>
+        </w:rPr>
+        <w:t xml:space="preserve"> Мы имеем прогрессию:</w:t>
+      </w:r>
+    </w:p>
+    <w:p>
+      <w:pPr>
+        <w:rPr>
+          <w:rFonts w:ascii="Times New Roman" w:hAnsi="Times New Roman" w:cs="Times New Roman"/>
+          <w:b/>
+          <w:bCs/>
+          <w:sz w:val="24"/>
+          <w:szCs w:val="24"/>
+          <w:lang w:val="ru-RU"/>
+        </w:rPr>
+      </w:pPr>
+      <w:proofErr w:type="gramStart"/>
+      <w:r>
+        <w:rPr>
+          <w:rFonts w:ascii="Times New Roman" w:hAnsi="Times New Roman" w:cs="Times New Roman"/>
+          <w:b/>
+          <w:bCs/>
+          <w:sz w:val="24"/>
+          <w:szCs w:val="24"/>
+          <w:lang w:val="ru-RU"/>
+        </w:rPr>
+        <w:t>С(</w:t>
+      </w:r>
+      <w:proofErr w:type="gramEnd"/>
+      <w:r>
+        <w:rPr>
+          <w:rFonts w:ascii="Times New Roman" w:hAnsi="Times New Roman" w:cs="Times New Roman"/>
+          <w:b/>
+          <w:bCs/>
+          <w:sz w:val="24"/>
+          <w:szCs w:val="24"/>
+          <w:lang w:val="ru-RU"/>
+        </w:rPr>
+        <w:t>0)</w:t>
+      </w:r>
+      <w:r>
+        <w:rPr>
+          <w:rFonts w:ascii="Times New Roman" w:hAnsi="Times New Roman" w:cs="Times New Roman"/>
+          <w:b/>
+          <w:bCs/>
+          <w:sz w:val="24"/>
+          <w:szCs w:val="24"/>
+          <w:lang w:val="ru-RU"/>
+        </w:rPr>
+        <w:t xml:space="preserve"> </w:t>
+      </w:r>
+      <w:r>
+        <w:rPr>
+          <w:rFonts w:ascii="Times New Roman" w:hAnsi="Times New Roman" w:cs="Times New Roman"/>
+          <w:b/>
+          <w:bCs/>
+          <w:sz w:val="24"/>
+          <w:szCs w:val="24"/>
+        </w:rPr>
+        <w:sym w:font="Wingdings" w:char="F0E0"/>
+      </w:r>
+      <w:r>
+        <w:rPr>
+          <w:rFonts w:ascii="Times New Roman" w:hAnsi="Times New Roman" w:cs="Times New Roman"/>
+          <w:b/>
+          <w:bCs/>
+          <w:sz w:val="24"/>
+          <w:szCs w:val="24"/>
+          <w:lang w:val="ru-RU"/>
+        </w:rPr>
+        <w:t xml:space="preserve"> </w:t>
+      </w:r>
+      <w:proofErr w:type="gramStart"/>
+      <w:r>
+        <w:rPr>
+          <w:rFonts w:ascii="Times New Roman" w:hAnsi="Times New Roman" w:cs="Times New Roman"/>
+          <w:b/>
+          <w:bCs/>
+          <w:sz w:val="24"/>
+          <w:szCs w:val="24"/>
+          <w:lang w:val="ru-RU"/>
+        </w:rPr>
+        <w:t>С(</w:t>
+      </w:r>
+      <w:proofErr w:type="gramEnd"/>
+      <w:r>
+        <w:rPr>
+          <w:rFonts w:ascii="Times New Roman" w:hAnsi="Times New Roman" w:cs="Times New Roman"/>
+          <w:b/>
+          <w:bCs/>
+          <w:sz w:val="24"/>
+          <w:szCs w:val="24"/>
+          <w:lang w:val="ru-RU"/>
+        </w:rPr>
+        <w:t>1)</w:t>
+      </w:r>
+      <w:r>
+        <w:rPr>
+          <w:rFonts w:ascii="Times New Roman" w:hAnsi="Times New Roman" w:cs="Times New Roman"/>
+          <w:b/>
+          <w:bCs/>
+          <w:sz w:val="24"/>
+          <w:szCs w:val="24"/>
+          <w:lang w:val="ru-RU"/>
+        </w:rPr>
+        <w:t xml:space="preserve"> </w:t>
+      </w:r>
+      <w:r>
+        <w:rPr>
+          <w:rFonts w:ascii="Times New Roman" w:hAnsi="Times New Roman" w:cs="Times New Roman"/>
+          <w:b/>
+          <w:bCs/>
+          <w:sz w:val="24"/>
+          <w:szCs w:val="24"/>
+        </w:rPr>
+        <w:sym w:font="Wingdings" w:char="F0E0"/>
+      </w:r>
+      <w:r>
+        <w:rPr>
+          <w:rFonts w:ascii="Times New Roman" w:hAnsi="Times New Roman" w:cs="Times New Roman"/>
+          <w:b/>
+          <w:bCs/>
+          <w:sz w:val="24"/>
+          <w:szCs w:val="24"/>
+          <w:lang w:val="ru-RU"/>
+        </w:rPr>
+        <w:t xml:space="preserve"> </w:t>
+      </w:r>
+      <w:proofErr w:type="gramStart"/>
+      <w:r>
+        <w:rPr>
+          <w:rFonts w:ascii="Times New Roman" w:hAnsi="Times New Roman" w:cs="Times New Roman"/>
+          <w:b/>
+          <w:bCs/>
+          <w:sz w:val="24"/>
+          <w:szCs w:val="24"/>
+          <w:lang w:val="ru-RU"/>
+        </w:rPr>
+        <w:t>С(</w:t>
+      </w:r>
+      <w:proofErr w:type="gramEnd"/>
+      <w:r>
+        <w:rPr>
+          <w:rFonts w:ascii="Times New Roman" w:hAnsi="Times New Roman" w:cs="Times New Roman"/>
+          <w:b/>
+          <w:bCs/>
+          <w:sz w:val="24"/>
+          <w:szCs w:val="24"/>
+          <w:lang w:val="ru-RU"/>
+        </w:rPr>
+        <w:t>2)</w:t>
+      </w:r>
+      <w:r>
+        <w:rPr>
+          <w:rFonts w:ascii="Times New Roman" w:hAnsi="Times New Roman" w:cs="Times New Roman"/>
+          <w:b/>
+          <w:bCs/>
+          <w:sz w:val="24"/>
+          <w:szCs w:val="24"/>
+          <w:lang w:val="ru-RU"/>
+        </w:rPr>
+        <w:t xml:space="preserve"> </w:t>
+      </w:r>
+      <w:r>
+        <w:rPr>
+          <w:rFonts w:ascii="Times New Roman" w:hAnsi="Times New Roman" w:cs="Times New Roman"/>
+          <w:b/>
+          <w:bCs/>
+          <w:sz w:val="24"/>
+          <w:szCs w:val="24"/>
+        </w:rPr>
+        <w:sym w:font="Wingdings" w:char="F0E0"/>
+      </w:r>
+      <w:r>
+        <w:rPr>
+          <w:rFonts w:ascii="Times New Roman" w:hAnsi="Times New Roman" w:cs="Times New Roman"/>
+          <w:b/>
+          <w:bCs/>
+          <w:sz w:val="24"/>
+          <w:szCs w:val="24"/>
+          <w:lang w:val="ru-RU"/>
+        </w:rPr>
+        <w:t xml:space="preserve"> </w:t>
+      </w:r>
+      <w:proofErr w:type="gramStart"/>
+      <w:r>
+        <w:rPr>
+          <w:rFonts w:ascii="Times New Roman" w:hAnsi="Times New Roman" w:cs="Times New Roman"/>
+          <w:b/>
+          <w:bCs/>
+          <w:sz w:val="24"/>
+          <w:szCs w:val="24"/>
+          <w:lang w:val="ru-RU"/>
+        </w:rPr>
+        <w:t>С(</w:t>
+      </w:r>
+      <w:proofErr w:type="gramEnd"/>
+      <w:r>
+        <w:rPr>
+          <w:rFonts w:ascii="Times New Roman" w:hAnsi="Times New Roman" w:cs="Times New Roman"/>
+          <w:b/>
+          <w:bCs/>
+          <w:sz w:val="24"/>
+          <w:szCs w:val="24"/>
+          <w:lang w:val="ru-RU"/>
+        </w:rPr>
+        <w:t xml:space="preserve">3) </w:t>
+      </w:r>
+      <w:r>
+        <w:rPr>
+          <w:rFonts w:ascii="Times New Roman" w:hAnsi="Times New Roman" w:cs="Times New Roman"/>
+          <w:b/>
+          <w:bCs/>
+          <w:sz w:val="24"/>
+          <w:szCs w:val="24"/>
+        </w:rPr>
+        <w:sym w:font="Wingdings" w:char="F0E0"/>
+      </w:r>
+      <w:r>
+        <w:rPr>
+          <w:rFonts w:ascii="Times New Roman" w:hAnsi="Times New Roman" w:cs="Times New Roman"/>
+          <w:b/>
+          <w:bCs/>
+          <w:sz w:val="24"/>
+          <w:szCs w:val="24"/>
+          <w:lang w:val="ru-RU"/>
+        </w:rPr>
+        <w:t xml:space="preserve"> </w:t>
+      </w:r>
+      <w:r>
+        <w:rPr>
+          <w:rFonts w:ascii="Times New Roman" w:hAnsi="Times New Roman" w:cs="Times New Roman"/>
+          <w:b/>
+          <w:bCs/>
+          <w:sz w:val="24"/>
+          <w:szCs w:val="24"/>
+          <w:lang w:val="ru-RU"/>
+        </w:rPr>
+        <w:t xml:space="preserve">… </w:t>
+      </w:r>
+      <w:r>
+        <w:rPr>
+          <w:rFonts w:ascii="Times New Roman" w:hAnsi="Times New Roman" w:cs="Times New Roman"/>
+          <w:b/>
+          <w:bCs/>
+          <w:sz w:val="24"/>
+          <w:szCs w:val="24"/>
+        </w:rPr>
+        <w:sym w:font="Wingdings" w:char="F0E0"/>
+      </w:r>
+      <w:r>
+        <w:rPr>
+          <w:rFonts w:ascii="Times New Roman" w:hAnsi="Times New Roman" w:cs="Times New Roman"/>
+          <w:b/>
+          <w:bCs/>
+          <w:sz w:val="24"/>
+          <w:szCs w:val="24"/>
+          <w:lang w:val="ru-RU"/>
+        </w:rPr>
+        <w:t>С(</w:t>
+      </w:r>
+      <w:r>
+        <w:rPr>
+          <w:rFonts w:ascii="Times New Roman" w:hAnsi="Times New Roman" w:cs="Times New Roman"/>
+          <w:b/>
+          <w:bCs/>
+          <w:sz w:val="24"/>
+          <w:szCs w:val="24"/>
+        </w:rPr>
+        <w:t>n</w:t>
+      </w:r>
+      <w:r>
+        <w:rPr>
+          <w:rFonts w:ascii="Times New Roman" w:hAnsi="Times New Roman" w:cs="Times New Roman"/>
+          <w:b/>
+          <w:bCs/>
+          <w:sz w:val="24"/>
+          <w:szCs w:val="24"/>
+          <w:lang w:val="ru-RU"/>
+        </w:rPr>
+        <w:t>)</w:t>
+      </w:r>
+    </w:p>
+    <w:p>
+      <w:pPr>
+        <w:rPr>
+          <w:rFonts w:ascii="Times New Roman" w:hAnsi="Times New Roman" w:cs="Times New Roman"/>
+          <w:sz w:val="24"/>
+          <w:szCs w:val="24"/>
+          <w:lang w:val="ru-RU"/>
+        </w:rPr>
+      </w:pPr>
+      <w:r>
+        <w:rPr>
+          <w:rFonts w:ascii="Times New Roman" w:hAnsi="Times New Roman" w:cs="Times New Roman"/>
+          <w:sz w:val="24"/>
+          <w:szCs w:val="24"/>
+          <w:lang w:val="ru-RU"/>
+        </w:rPr>
+        <w:t>К</w:t>
+      </w:r>
+      <w:r>
+        <w:rPr>
+          <w:rFonts w:ascii="Times New Roman" w:hAnsi="Times New Roman" w:cs="Times New Roman"/>
+          <w:sz w:val="24"/>
+          <w:szCs w:val="24"/>
+          <w:lang w:val="ru-RU"/>
+        </w:rPr>
+        <w:t xml:space="preserve">аждая следующая </w:t>
+      </w:r>
+      <w:r>
+        <w:rPr>
+          <w:rFonts w:ascii="Times New Roman" w:hAnsi="Times New Roman" w:cs="Times New Roman"/>
+          <w:i/>
+          <w:iCs/>
+          <w:sz w:val="24"/>
+          <w:szCs w:val="24"/>
+          <w:lang w:val="ru-RU"/>
+        </w:rPr>
+        <w:t>идея</w:t>
+      </w:r>
+      <w:r>
+        <w:rPr>
+          <w:rFonts w:ascii="Times New Roman" w:hAnsi="Times New Roman" w:cs="Times New Roman"/>
+          <w:sz w:val="24"/>
+          <w:szCs w:val="24"/>
+          <w:lang w:val="ru-RU"/>
+        </w:rPr>
+        <w:t xml:space="preserve"> стола будет включать в себя все предыдущие </w:t>
+      </w:r>
+      <w:r>
+        <w:rPr>
+          <w:rFonts w:ascii="Times New Roman" w:hAnsi="Times New Roman" w:cs="Times New Roman"/>
+          <w:i/>
+          <w:iCs/>
+          <w:sz w:val="24"/>
+          <w:szCs w:val="24"/>
+          <w:lang w:val="ru-RU"/>
+        </w:rPr>
+        <w:t>идеи</w:t>
+      </w:r>
+      <w:r>
+        <w:rPr>
+          <w:rFonts w:ascii="Times New Roman" w:hAnsi="Times New Roman" w:cs="Times New Roman"/>
+          <w:sz w:val="24"/>
+          <w:szCs w:val="24"/>
+          <w:lang w:val="ru-RU"/>
+        </w:rPr>
+        <w:t xml:space="preserve"> столов, то есть будет являться более общим по сравнению с теми</w:t>
+      </w:r>
+      <w:r>
+        <w:rPr>
+          <w:rFonts w:ascii="Times New Roman" w:hAnsi="Times New Roman" w:cs="Times New Roman"/>
+          <w:sz w:val="24"/>
+          <w:szCs w:val="24"/>
+          <w:lang w:val="ru-RU"/>
+        </w:rPr>
+        <w:t xml:space="preserve"> частными</w:t>
+      </w:r>
+      <w:r>
+        <w:rPr>
+          <w:rFonts w:ascii="Times New Roman" w:hAnsi="Times New Roman" w:cs="Times New Roman"/>
+          <w:sz w:val="24"/>
+          <w:szCs w:val="24"/>
+          <w:lang w:val="ru-RU"/>
+        </w:rPr>
+        <w:t>, которые в себя включает. Когда прогрессия дойдет до своего конца, останется единственный идеальный</w:t>
+      </w:r>
+      <w:r>
+        <w:rPr>
+          <w:rFonts w:ascii="Times New Roman" w:hAnsi="Times New Roman" w:cs="Times New Roman"/>
+          <w:sz w:val="24"/>
+          <w:szCs w:val="24"/>
+          <w:lang w:val="ru-RU"/>
+        </w:rPr>
+        <w:t xml:space="preserve"> </w:t>
+      </w:r>
+      <w:r>
+        <w:rPr>
+          <w:rFonts w:ascii="Times New Roman" w:hAnsi="Times New Roman" w:cs="Times New Roman"/>
+          <w:sz w:val="24"/>
+          <w:szCs w:val="24"/>
+          <w:lang w:val="ru-RU"/>
+        </w:rPr>
+        <w:t xml:space="preserve">конкретный стол, включающий в себя все предыдущие. </w:t>
+      </w:r>
+      <w:r>
+        <w:rPr>
+          <w:rFonts w:ascii="Times New Roman" w:hAnsi="Times New Roman" w:cs="Times New Roman"/>
+          <w:sz w:val="24"/>
+          <w:szCs w:val="24"/>
+          <w:lang w:val="ru-RU"/>
+        </w:rPr>
+        <w:t>Т</w:t>
+      </w:r>
+      <w:r>
+        <w:rPr>
+          <w:rFonts w:ascii="Times New Roman" w:hAnsi="Times New Roman" w:cs="Times New Roman"/>
+          <w:sz w:val="24"/>
+          <w:szCs w:val="24"/>
+          <w:lang w:val="ru-RU"/>
+        </w:rPr>
+        <w:t xml:space="preserve">аким образом происходит объединение </w:t>
+      </w:r>
+      <w:r>
+        <w:rPr>
+          <w:rFonts w:ascii="Times New Roman" w:hAnsi="Times New Roman" w:cs="Times New Roman"/>
+          <w:i/>
+          <w:iCs/>
+          <w:sz w:val="24"/>
+          <w:szCs w:val="24"/>
+          <w:lang w:val="ru-RU"/>
+        </w:rPr>
+        <w:t>обобщения</w:t>
+      </w:r>
+      <w:r>
+        <w:rPr>
+          <w:rFonts w:ascii="Times New Roman" w:hAnsi="Times New Roman" w:cs="Times New Roman"/>
+          <w:sz w:val="24"/>
+          <w:szCs w:val="24"/>
+          <w:lang w:val="ru-RU"/>
+        </w:rPr>
+        <w:t xml:space="preserve"> и </w:t>
+      </w:r>
+      <w:r>
+        <w:rPr>
+          <w:rFonts w:ascii="Times New Roman" w:hAnsi="Times New Roman" w:cs="Times New Roman"/>
+          <w:i/>
+          <w:iCs/>
+          <w:sz w:val="24"/>
+          <w:szCs w:val="24"/>
+          <w:lang w:val="ru-RU"/>
+        </w:rPr>
+        <w:t>конкретизации</w:t>
+      </w:r>
+      <w:r>
+        <w:rPr>
+          <w:rFonts w:ascii="Times New Roman" w:hAnsi="Times New Roman" w:cs="Times New Roman"/>
+          <w:sz w:val="24"/>
+          <w:szCs w:val="24"/>
+          <w:lang w:val="ru-RU"/>
+        </w:rPr>
+        <w:t>. Но встают следующие вопросы: достижим ли идеальный предел?</w:t>
+      </w:r>
+    </w:p>
+    <w:p>
+      <w:pPr>
+        <w:pStyle w:val="Heading2"/>
+        <w:rPr>
+          <w:lang w:val="ru-RU"/>
+        </w:rPr>
+      </w:pPr>
+      <w:r>
+        <w:rPr>
+          <w:lang w:val="ru-RU"/>
+        </w:rPr>
+        <w:t>Метод наблюдения</w:t>
+      </w:r>
+    </w:p>
+    <w:p>
+      <w:pPr>
+        <w:rPr>
+          <w:rFonts w:ascii="Times New Roman" w:hAnsi="Times New Roman" w:cs="Times New Roman"/>
+          <w:sz w:val="24"/>
+          <w:szCs w:val="24"/>
+          <w:lang w:val="ru-RU"/>
+        </w:rPr>
+      </w:pPr>
+      <w:r>
+        <w:rPr>
+          <w:rFonts w:ascii="Times New Roman" w:hAnsi="Times New Roman" w:cs="Times New Roman"/>
+          <w:sz w:val="24"/>
+          <w:szCs w:val="24"/>
+          <w:lang w:val="ru-RU"/>
+        </w:rPr>
+        <w:t xml:space="preserve">Выше мы ввели понятие нового метода познания — наблюдение. </w:t>
+      </w:r>
+      <w:r>
+        <w:rPr>
+          <w:rFonts w:ascii="Times New Roman" w:hAnsi="Times New Roman" w:cs="Times New Roman"/>
+          <w:sz w:val="24"/>
+          <w:szCs w:val="24"/>
+          <w:lang w:val="ru-RU"/>
+        </w:rPr>
+        <w:t>Г</w:t>
+      </w:r>
+      <w:r>
+        <w:rPr>
+          <w:rFonts w:ascii="Times New Roman" w:hAnsi="Times New Roman" w:cs="Times New Roman"/>
+          <w:sz w:val="24"/>
+          <w:szCs w:val="24"/>
+          <w:lang w:val="ru-RU"/>
+        </w:rPr>
+        <w:t>де это наблюдение существует? Кто наблюдатель?</w:t>
+      </w:r>
+    </w:p>
+    <w:p>
+      <w:pPr>
+        <w:rPr>
+          <w:rFonts w:ascii="Times New Roman" w:hAnsi="Times New Roman" w:cs="Times New Roman"/>
+          <w:sz w:val="24"/>
+          <w:szCs w:val="24"/>
+          <w:lang w:val="ru-RU"/>
+        </w:rPr>
+      </w:pPr>
+      <w:r>
+        <w:rPr>
+          <w:rFonts w:ascii="Times New Roman" w:hAnsi="Times New Roman" w:cs="Times New Roman"/>
+          <w:sz w:val="24"/>
+          <w:szCs w:val="24"/>
+          <w:lang w:val="ru-RU"/>
+        </w:rPr>
+        <w:t>Ответ Аристотеля: Нам представляется, что существует какой-то наблюдатель, который где-то смотрит на развивающийся процесс стремления к идеалу (</w:t>
+      </w:r>
+      <w:r>
+        <w:rPr>
+          <w:rFonts w:ascii="Times New Roman" w:hAnsi="Times New Roman" w:cs="Times New Roman"/>
+          <w:i/>
+          <w:iCs/>
+          <w:sz w:val="24"/>
+          <w:szCs w:val="24"/>
+          <w:lang w:val="ru-RU"/>
+        </w:rPr>
+        <w:t>э</w:t>
+      </w:r>
+      <w:r>
+        <w:rPr>
+          <w:rFonts w:ascii="Times New Roman" w:hAnsi="Times New Roman" w:cs="Times New Roman"/>
+          <w:i/>
+          <w:iCs/>
+          <w:sz w:val="24"/>
+          <w:szCs w:val="24"/>
+          <w:lang w:val="ru-RU"/>
+        </w:rPr>
+        <w:t>нтелехии</w:t>
+      </w:r>
+      <w:r>
+        <w:rPr>
+          <w:rFonts w:ascii="Times New Roman" w:hAnsi="Times New Roman" w:cs="Times New Roman"/>
+          <w:sz w:val="24"/>
+          <w:szCs w:val="24"/>
+          <w:lang w:val="ru-RU"/>
+        </w:rPr>
+        <w:t xml:space="preserve">). Наблюдение человека ограничено его возможностями, как минимум его продолжительностью жизни. Но что есть наблюдение? Кто наблюдает? </w:t>
+      </w:r>
+      <w:r>
+        <w:rPr>
+          <w:rFonts w:ascii="Times New Roman" w:hAnsi="Times New Roman" w:cs="Times New Roman"/>
+          <w:sz w:val="24"/>
+          <w:szCs w:val="24"/>
+          <w:lang w:val="ru-RU"/>
+        </w:rPr>
+        <w:t>Для нас это к</w:t>
+      </w:r>
+      <w:r>
+        <w:rPr>
+          <w:rFonts w:ascii="Times New Roman" w:hAnsi="Times New Roman" w:cs="Times New Roman"/>
+          <w:sz w:val="24"/>
+          <w:szCs w:val="24"/>
+          <w:lang w:val="ru-RU"/>
+        </w:rPr>
+        <w:t>акое-то мыслящее существо</w:t>
+      </w:r>
+      <w:r>
+        <w:rPr>
+          <w:rFonts w:ascii="Times New Roman" w:hAnsi="Times New Roman" w:cs="Times New Roman"/>
+          <w:sz w:val="24"/>
+          <w:szCs w:val="24"/>
+          <w:lang w:val="ru-RU"/>
+        </w:rPr>
+        <w:t xml:space="preserve"> </w:t>
+      </w:r>
+      <w:r>
+        <w:rPr>
+          <w:rFonts w:ascii="Times New Roman" w:hAnsi="Times New Roman" w:cs="Times New Roman"/>
+          <w:sz w:val="24"/>
+          <w:szCs w:val="24"/>
+          <w:lang w:val="ru-RU"/>
+        </w:rPr>
+        <w:t xml:space="preserve">вне процесса, находящееся в позиции наблюдения. Такая человеческая перспектива охватывает </w:t>
+      </w:r>
+      <w:r>
+        <w:rPr>
+          <w:rFonts w:ascii="Times New Roman" w:hAnsi="Times New Roman" w:cs="Times New Roman"/>
+          <w:sz w:val="24"/>
+          <w:szCs w:val="24"/>
+          <w:lang w:val="ru-RU"/>
+        </w:rPr>
+        <w:t>лишь незначительный</w:t>
+      </w:r>
+      <w:r>
+        <w:rPr>
+          <w:rFonts w:ascii="Times New Roman" w:hAnsi="Times New Roman" w:cs="Times New Roman"/>
+          <w:sz w:val="24"/>
+          <w:szCs w:val="24"/>
+          <w:lang w:val="ru-RU"/>
+        </w:rPr>
+        <w:t xml:space="preserve"> фрагмент ряда из всего процесса стремления. Из чего </w:t>
+      </w:r>
+      <w:r>
+        <w:rPr>
+          <w:rFonts w:ascii="Times New Roman" w:hAnsi="Times New Roman" w:cs="Times New Roman"/>
+          <w:sz w:val="24"/>
+          <w:szCs w:val="24"/>
+          <w:lang w:val="ru-RU"/>
+        </w:rPr>
+        <w:lastRenderedPageBreak/>
+        <w:t xml:space="preserve">же </w:t>
+      </w:r>
+      <w:r>
+        <w:rPr>
+          <w:rFonts w:ascii="Times New Roman" w:hAnsi="Times New Roman" w:cs="Times New Roman"/>
+          <w:sz w:val="24"/>
+          <w:szCs w:val="24"/>
+          <w:lang w:val="ru-RU"/>
+        </w:rPr>
+        <w:t xml:space="preserve">на самом деле </w:t>
+      </w:r>
+      <w:r>
+        <w:rPr>
+          <w:rFonts w:ascii="Times New Roman" w:hAnsi="Times New Roman" w:cs="Times New Roman"/>
+          <w:sz w:val="24"/>
+          <w:szCs w:val="24"/>
+          <w:lang w:val="ru-RU"/>
+        </w:rPr>
+        <w:t>состоит позиция наблюдения? Для ответа на этот вопрос у Аристотеля есть трактат «о душе» (</w:t>
+      </w:r>
+      <w:proofErr w:type="spellStart"/>
+      <w:r>
+        <w:rPr>
+          <w:rFonts w:ascii="Times New Roman" w:hAnsi="Times New Roman" w:cs="Times New Roman"/>
+          <w:sz w:val="24"/>
+          <w:szCs w:val="24"/>
+          <w:lang w:val="ru-RU"/>
+        </w:rPr>
+        <w:t>ψυχή</w:t>
+      </w:r>
+      <w:proofErr w:type="spellEnd"/>
+      <w:r>
+        <w:rPr>
+          <w:rFonts w:ascii="Times New Roman" w:hAnsi="Times New Roman" w:cs="Times New Roman"/>
+          <w:sz w:val="24"/>
+          <w:szCs w:val="24"/>
+          <w:lang w:val="ru-RU"/>
+        </w:rPr>
+        <w:t xml:space="preserve"> </w:t>
+      </w:r>
+      <w:r>
+        <w:rPr>
+          <w:rFonts w:ascii="Times New Roman" w:hAnsi="Times New Roman" w:cs="Times New Roman"/>
+          <w:sz w:val="24"/>
+          <w:szCs w:val="24"/>
+          <w:lang w:val="ru-RU"/>
+        </w:rPr>
+        <w:t>[</w:t>
+      </w:r>
+      <w:proofErr w:type="spellStart"/>
+      <w:r>
+        <w:rPr>
+          <w:rFonts w:ascii="Times New Roman" w:hAnsi="Times New Roman" w:cs="Times New Roman"/>
+          <w:sz w:val="24"/>
+          <w:szCs w:val="24"/>
+          <w:lang w:val="ru-RU"/>
+        </w:rPr>
+        <w:t>псюхе</w:t>
+      </w:r>
+      <w:proofErr w:type="spellEnd"/>
+      <w:r>
+        <w:rPr>
+          <w:rFonts w:ascii="Times New Roman" w:hAnsi="Times New Roman" w:cs="Times New Roman"/>
+          <w:sz w:val="24"/>
+          <w:szCs w:val="24"/>
+          <w:lang w:val="ru-RU"/>
+        </w:rPr>
+        <w:t>]</w:t>
+      </w:r>
+      <w:r>
+        <w:rPr>
+          <w:rFonts w:ascii="Times New Roman" w:hAnsi="Times New Roman" w:cs="Times New Roman"/>
+          <w:sz w:val="24"/>
+          <w:szCs w:val="24"/>
+          <w:lang w:val="ru-RU"/>
+        </w:rPr>
+        <w:t xml:space="preserve">, психика). </w:t>
+      </w:r>
+      <w:r>
+        <w:rPr>
+          <w:rFonts w:ascii="Times New Roman" w:hAnsi="Times New Roman" w:cs="Times New Roman"/>
+          <w:sz w:val="24"/>
+          <w:szCs w:val="24"/>
+          <w:lang w:val="ru-RU"/>
+        </w:rPr>
+        <w:t xml:space="preserve">У этого </w:t>
+      </w:r>
+      <w:proofErr w:type="spellStart"/>
+      <w:r>
+        <w:rPr>
+          <w:rFonts w:ascii="Times New Roman" w:hAnsi="Times New Roman" w:cs="Times New Roman"/>
+          <w:i/>
+          <w:iCs/>
+          <w:sz w:val="24"/>
+          <w:szCs w:val="24"/>
+          <w:lang w:val="ru-RU"/>
+        </w:rPr>
+        <w:t>псюхе</w:t>
+      </w:r>
+      <w:proofErr w:type="spellEnd"/>
+      <w:r>
+        <w:rPr>
+          <w:rFonts w:ascii="Times New Roman" w:hAnsi="Times New Roman" w:cs="Times New Roman"/>
+          <w:sz w:val="24"/>
+          <w:szCs w:val="24"/>
+          <w:lang w:val="ru-RU"/>
+        </w:rPr>
+        <w:t xml:space="preserve"> есть три уровня:</w:t>
       </w:r>
     </w:p>
     <w:p>
@@ -61,9 +1262,32 @@
           <w:ilvl w:val="0"/>
           <w:numId w:val="2"/>
         </w:numPr>
+        <w:rPr>
+          <w:rFonts w:ascii="Times New Roman" w:hAnsi="Times New Roman" w:cs="Times New Roman"/>
+          <w:sz w:val="24"/>
+          <w:szCs w:val="24"/>
+          <w:lang w:val="ru-RU"/>
+        </w:rPr>
       </w:pPr>
       <w:r>
-        <w:t>восприятие (имеется в виду момент настоящего на временной линии прогрессии)</w:t>
+        <w:rPr>
+          <w:rFonts w:ascii="Times New Roman" w:hAnsi="Times New Roman" w:cs="Times New Roman"/>
+          <w:b/>
+          <w:bCs/>
+          <w:sz w:val="24"/>
+          <w:szCs w:val="24"/>
+          <w:lang w:val="ru-RU"/>
+        </w:rPr>
+        <w:t>восприятие</w:t>
+      </w:r>
+      <w:r>
+        <w:rPr>
+          <w:rFonts w:ascii="Times New Roman" w:hAnsi="Times New Roman" w:cs="Times New Roman"/>
+          <w:sz w:val="24"/>
+          <w:szCs w:val="24"/>
+          <w:lang w:val="ru-RU"/>
+        </w:rPr>
+        <w:t xml:space="preserve"> (имеется в виду момент настоящего на временной линии прогрессии)</w:t>
       </w:r>
     </w:p>
     <w:p>
@@ -72,9 +1296,112 @@
           <w:ilvl w:val="0"/>
           <w:numId w:val="2"/>
         </w:numPr>
+        <w:rPr>
+          <w:rFonts w:ascii="Times New Roman" w:hAnsi="Times New Roman" w:cs="Times New Roman"/>
+          <w:sz w:val="24"/>
+          <w:szCs w:val="24"/>
+          <w:lang w:val="ru-RU"/>
+        </w:rPr>
       </w:pPr>
-      <w:r>
-        <w:t>«фантасия», «мнеме» (воображение, память; то есть берется несколько моментов настоящего и фиксируются соотношения между ними; процесс удержания, сохранения сразу нескольких моментов)</w:t>
+      <w:proofErr w:type="spellStart"/>
+      <w:r>
+        <w:rPr>
+          <w:rFonts w:ascii="Times New Roman" w:hAnsi="Times New Roman" w:cs="Times New Roman"/>
+          <w:b/>
+          <w:bCs/>
+          <w:sz w:val="24"/>
+          <w:szCs w:val="24"/>
+          <w:lang w:val="ru-RU"/>
+        </w:rPr>
+        <w:t>фантасия</w:t>
+      </w:r>
+      <w:proofErr w:type="spellEnd"/>
+      <w:r>
+        <w:rPr>
+          <w:rFonts w:ascii="Times New Roman" w:hAnsi="Times New Roman" w:cs="Times New Roman"/>
+          <w:b/>
+          <w:bCs/>
+          <w:sz w:val="24"/>
+          <w:szCs w:val="24"/>
+          <w:lang w:val="ru-RU"/>
+        </w:rPr>
+        <w:t xml:space="preserve">, </w:t>
+      </w:r>
+      <w:proofErr w:type="spellStart"/>
+      <w:r>
+        <w:rPr>
+          <w:rFonts w:ascii="Times New Roman" w:hAnsi="Times New Roman" w:cs="Times New Roman"/>
+          <w:sz w:val="24"/>
+          <w:szCs w:val="24"/>
+          <w:lang w:val="ru-RU"/>
+        </w:rPr>
+        <w:t>μνήμη</w:t>
+      </w:r>
+      <w:proofErr w:type="spellEnd"/>
+      <w:r>
+        <w:rPr>
+          <w:rFonts w:ascii="Times New Roman" w:hAnsi="Times New Roman" w:cs="Times New Roman"/>
+          <w:sz w:val="24"/>
+          <w:szCs w:val="24"/>
+          <w:lang w:val="ru-RU"/>
+        </w:rPr>
+        <w:t xml:space="preserve"> </w:t>
+      </w:r>
+      <w:r>
+        <w:rPr>
+          <w:rFonts w:ascii="Times New Roman" w:hAnsi="Times New Roman" w:cs="Times New Roman"/>
+          <w:sz w:val="24"/>
+          <w:szCs w:val="24"/>
+          <w:lang w:val="ru-RU"/>
+        </w:rPr>
+        <w:t>[</w:t>
+      </w:r>
+      <w:proofErr w:type="spellStart"/>
+      <w:r>
+        <w:rPr>
+          <w:rFonts w:ascii="Times New Roman" w:hAnsi="Times New Roman" w:cs="Times New Roman"/>
+          <w:sz w:val="24"/>
+          <w:szCs w:val="24"/>
+          <w:lang w:val="ru-RU"/>
+        </w:rPr>
+        <w:t>мнеме</w:t>
+      </w:r>
+      <w:proofErr w:type="spellEnd"/>
+      <w:r>
+        <w:rPr>
+          <w:rFonts w:ascii="Times New Roman" w:hAnsi="Times New Roman" w:cs="Times New Roman"/>
+          <w:sz w:val="24"/>
+          <w:szCs w:val="24"/>
+          <w:lang w:val="ru-RU"/>
+        </w:rPr>
+        <w:t>]</w:t>
+      </w:r>
+      <w:r>
+        <w:rPr>
+          <w:rFonts w:ascii="Times New Roman" w:hAnsi="Times New Roman" w:cs="Times New Roman"/>
+          <w:sz w:val="24"/>
+          <w:szCs w:val="24"/>
+          <w:lang w:val="ru-RU"/>
+        </w:rPr>
+        <w:t xml:space="preserve"> </w:t>
+      </w:r>
+      <w:r>
+        <w:rPr>
+          <w:rFonts w:ascii="Times New Roman" w:hAnsi="Times New Roman" w:cs="Times New Roman"/>
+          <w:sz w:val="24"/>
+          <w:szCs w:val="24"/>
+          <w:lang w:val="ru-RU"/>
+        </w:rPr>
+        <w:t xml:space="preserve">— </w:t>
+      </w:r>
+      <w:r>
+        <w:rPr>
+          <w:rFonts w:ascii="Times New Roman" w:hAnsi="Times New Roman" w:cs="Times New Roman"/>
+          <w:sz w:val="24"/>
+          <w:szCs w:val="24"/>
+          <w:lang w:val="ru-RU"/>
+        </w:rPr>
+        <w:t>воображение, память; берется несколько моментов настоящего и фиксируются соотношения между ними; процесс удержания, сохранения сразу нескольких моментов</w:t>
       </w:r>
     </w:p>
     <w:p>
@@ -83,85 +1410,909 @@
           <w:ilvl w:val="0"/>
           <w:numId w:val="2"/>
         </w:numPr>
+        <w:rPr>
+          <w:rFonts w:ascii="Times New Roman" w:hAnsi="Times New Roman" w:cs="Times New Roman"/>
+          <w:sz w:val="24"/>
+          <w:szCs w:val="24"/>
+          <w:lang w:val="ru-RU"/>
+        </w:rPr>
       </w:pPr>
       <w:r>
-        <w:t xml:space="preserve">«нус» (ум, интеллект; отслеживание обобщения; фиксирование того, что каждый следующий этап включает в себя все предыдущие; и это тот уровень, где возникает </w:t>
-      </w:r>
-      <w:r>
-        <w:rPr>
+        <w:rPr>
+          <w:rFonts w:ascii="Times New Roman" w:hAnsi="Times New Roman" w:cs="Times New Roman"/>
+          <w:b/>
+          <w:bCs/>
+          <w:sz w:val="24"/>
+          <w:szCs w:val="24"/>
+          <w:lang w:val="ru-RU"/>
+        </w:rPr>
+        <w:t>нус</w:t>
+      </w:r>
+      <w:r>
+        <w:rPr>
+          <w:rFonts w:ascii="Times New Roman" w:hAnsi="Times New Roman" w:cs="Times New Roman"/>
+          <w:sz w:val="24"/>
+          <w:szCs w:val="24"/>
+          <w:lang w:val="ru-RU"/>
+        </w:rPr>
+        <w:t xml:space="preserve"> </w:t>
+      </w:r>
+      <w:r>
+        <w:rPr>
+          <w:rFonts w:ascii="Times New Roman" w:hAnsi="Times New Roman" w:cs="Times New Roman"/>
+          <w:sz w:val="24"/>
+          <w:szCs w:val="24"/>
+          <w:lang w:val="ru-RU"/>
+        </w:rPr>
+        <w:t>[</w:t>
+      </w:r>
+      <w:proofErr w:type="spellStart"/>
+      <w:r>
+        <w:rPr>
+          <w:rFonts w:ascii="Times New Roman" w:hAnsi="Times New Roman" w:cs="Times New Roman"/>
+          <w:sz w:val="24"/>
+          <w:szCs w:val="24"/>
+          <w:lang w:val="ru-RU"/>
+        </w:rPr>
+        <w:t>νοῦς</w:t>
+      </w:r>
+      <w:proofErr w:type="spellEnd"/>
+      <w:r>
+        <w:rPr>
+          <w:rFonts w:ascii="Times New Roman" w:hAnsi="Times New Roman" w:cs="Times New Roman"/>
+          <w:sz w:val="24"/>
+          <w:szCs w:val="24"/>
+          <w:lang w:val="ru-RU"/>
+        </w:rPr>
+        <w:t>]</w:t>
+      </w:r>
+      <w:r>
+        <w:rPr>
+          <w:rFonts w:ascii="Times New Roman" w:hAnsi="Times New Roman" w:cs="Times New Roman"/>
+          <w:sz w:val="24"/>
+          <w:szCs w:val="24"/>
+          <w:lang w:val="ru-RU"/>
+        </w:rPr>
+        <w:t xml:space="preserve"> </w:t>
+      </w:r>
+      <w:r>
+        <w:rPr>
+          <w:rFonts w:ascii="Times New Roman" w:hAnsi="Times New Roman" w:cs="Times New Roman"/>
+          <w:sz w:val="24"/>
+          <w:szCs w:val="24"/>
+          <w:lang w:val="ru-RU"/>
+        </w:rPr>
+        <w:t xml:space="preserve">— </w:t>
+      </w:r>
+      <w:r>
+        <w:rPr>
+          <w:rFonts w:ascii="Times New Roman" w:hAnsi="Times New Roman" w:cs="Times New Roman"/>
+          <w:sz w:val="24"/>
+          <w:szCs w:val="24"/>
+          <w:lang w:val="ru-RU"/>
+        </w:rPr>
+        <w:t xml:space="preserve">ум, интеллект; отслеживание обобщения; фиксирование того, что каждый следующий этап включает в себя все предыдущие; и это тот уровень, где возникает </w:t>
+      </w:r>
+      <w:r>
+        <w:rPr>
+          <w:rFonts w:ascii="Times New Roman" w:hAnsi="Times New Roman" w:cs="Times New Roman"/>
           <w:i/>
+          <w:sz w:val="24"/>
+          <w:szCs w:val="24"/>
+          <w:lang w:val="ru-RU"/>
         </w:rPr>
         <w:t>логика</w:t>
       </w:r>
       <w:r>
-        <w:t>).</w:t>
+        <w:rPr>
+          <w:rFonts w:ascii="Times New Roman" w:hAnsi="Times New Roman" w:cs="Times New Roman"/>
+          <w:sz w:val="24"/>
+          <w:szCs w:val="24"/>
+          <w:lang w:val="ru-RU"/>
+        </w:rPr>
+        <w:t>.</w:t>
       </w:r>
     </w:p>
     <w:p>
-      <w:r>
-        <w:t xml:space="preserve">В процессе стремления к идеалу, то есть в процессе генезиса, непрерывного становления, в движении времени, постоянной смене моментов настоящего, возникает </w:t>
-      </w:r>
-      <w:r>
-        <w:rPr>
+      <w:pPr>
+        <w:rPr>
+          <w:rFonts w:ascii="Times New Roman" w:hAnsi="Times New Roman" w:cs="Times New Roman"/>
+          <w:sz w:val="24"/>
+          <w:szCs w:val="24"/>
+        </w:rPr>
+      </w:pPr>
+      <w:r>
+        <w:rPr>
+          <w:rFonts w:ascii="Times New Roman" w:hAnsi="Times New Roman" w:cs="Times New Roman"/>
+          <w:sz w:val="24"/>
+          <w:szCs w:val="24"/>
+          <w:lang w:val="ru-RU"/>
+        </w:rPr>
+        <w:t xml:space="preserve">В процессе стремления к идеалу, то есть в процессе </w:t>
+      </w:r>
+      <w:r>
+        <w:rPr>
+          <w:rFonts w:ascii="Times New Roman" w:hAnsi="Times New Roman" w:cs="Times New Roman"/>
+          <w:b/>
+          <w:bCs/>
+          <w:sz w:val="24"/>
+          <w:szCs w:val="24"/>
+          <w:lang w:val="ru-RU"/>
+        </w:rPr>
+        <w:t>генезиса</w:t>
+      </w:r>
+      <w:r>
+        <w:rPr>
+          <w:rFonts w:ascii="Times New Roman" w:hAnsi="Times New Roman" w:cs="Times New Roman"/>
+          <w:sz w:val="24"/>
+          <w:szCs w:val="24"/>
+          <w:lang w:val="ru-RU"/>
+        </w:rPr>
+        <w:t xml:space="preserve"> </w:t>
+      </w:r>
+      <w:r>
+        <w:rPr>
+          <w:rFonts w:ascii="Times New Roman" w:hAnsi="Times New Roman" w:cs="Times New Roman"/>
+          <w:sz w:val="24"/>
+          <w:szCs w:val="24"/>
+          <w:lang w:val="ru-RU"/>
+        </w:rPr>
+        <w:t>[</w:t>
+      </w:r>
+      <w:proofErr w:type="spellStart"/>
+      <w:r>
+        <w:rPr>
+          <w:rFonts w:ascii="Times New Roman" w:hAnsi="Times New Roman" w:cs="Times New Roman"/>
+          <w:sz w:val="24"/>
+          <w:szCs w:val="24"/>
+          <w:lang w:val="ru-RU"/>
+        </w:rPr>
+        <w:t>γένεσις</w:t>
+      </w:r>
+      <w:proofErr w:type="spellEnd"/>
+      <w:r>
+        <w:rPr>
+          <w:rFonts w:ascii="Times New Roman" w:hAnsi="Times New Roman" w:cs="Times New Roman"/>
+          <w:sz w:val="24"/>
+          <w:szCs w:val="24"/>
+          <w:lang w:val="ru-RU"/>
+        </w:rPr>
+        <w:t>]</w:t>
+      </w:r>
+      <w:r>
+        <w:rPr>
+          <w:rFonts w:ascii="Times New Roman" w:hAnsi="Times New Roman" w:cs="Times New Roman"/>
+          <w:sz w:val="24"/>
+          <w:szCs w:val="24"/>
+          <w:lang w:val="ru-RU"/>
+        </w:rPr>
+        <w:t xml:space="preserve">, непрерывного становления, в движении времени, постоянной смене моментов настоящего, возникает </w:t>
+      </w:r>
+      <w:r>
+        <w:rPr>
+          <w:rFonts w:ascii="Times New Roman" w:hAnsi="Times New Roman" w:cs="Times New Roman"/>
+          <w:b/>
+          <w:bCs/>
+          <w:iCs/>
+          <w:sz w:val="24"/>
+          <w:szCs w:val="24"/>
+          <w:lang w:val="ru-RU"/>
+        </w:rPr>
+        <w:t>ментальное</w:t>
+      </w:r>
+      <w:r>
+        <w:rPr>
+          <w:rFonts w:ascii="Times New Roman" w:hAnsi="Times New Roman" w:cs="Times New Roman"/>
+          <w:sz w:val="24"/>
+          <w:szCs w:val="24"/>
+          <w:lang w:val="ru-RU"/>
+        </w:rPr>
+        <w:t xml:space="preserve">: </w:t>
+      </w:r>
+      <w:r>
+        <w:rPr>
+          <w:rFonts w:ascii="Times New Roman" w:hAnsi="Times New Roman" w:cs="Times New Roman"/>
+          <w:sz w:val="24"/>
+          <w:szCs w:val="24"/>
+          <w:u w:val="single"/>
+          <w:lang w:val="ru-RU"/>
+        </w:rPr>
+        <w:t>происходит торможение времени</w:t>
+      </w:r>
+      <w:r>
+        <w:rPr>
+          <w:rFonts w:ascii="Times New Roman" w:hAnsi="Times New Roman" w:cs="Times New Roman"/>
+          <w:sz w:val="24"/>
+          <w:szCs w:val="24"/>
+          <w:lang w:val="ru-RU"/>
+        </w:rPr>
+        <w:t xml:space="preserve">. В одном пространстве происходит рассмотрение минимум двух вещей: той, которая есть в настоящем, и той, которая была в прошлом. Получается вневременное нечто; а на третьем уровне начинается оперирование вневременными понятиями и структурами, законами. </w:t>
+      </w:r>
+      <w:r>
+        <w:rPr>
+          <w:rFonts w:ascii="Times New Roman" w:hAnsi="Times New Roman" w:cs="Times New Roman"/>
           <w:i/>
-        </w:rPr>
-        <w:t>ментальное</w:t>
-      </w:r>
-      <w:r>
-        <w:t xml:space="preserve">: происходит торможение времени. В одном пространстве происходит рассмотрение минимум двух вещей: той, которая есть в настоящем, и той, которая была в прошлом. Получается вневременное нечто; а на </w:t>
-      </w:r>
-      <w:r>
-        <w:lastRenderedPageBreak/>
-        <w:t>третьем уровне начинается оперирование вневременными понятиями и структурами, законами. Логика становится возможной именно потому, что произошла остановка времени. умозаключения носят вневременной характер, они выдернуты из потока времени.</w:t>
+          <w:iCs/>
+          <w:sz w:val="24"/>
+          <w:szCs w:val="24"/>
+          <w:lang w:val="ru-RU"/>
+        </w:rPr>
+        <w:t>Логика</w:t>
+      </w:r>
+      <w:r>
+        <w:rPr>
+          <w:rFonts w:ascii="Times New Roman" w:hAnsi="Times New Roman" w:cs="Times New Roman"/>
+          <w:sz w:val="24"/>
+          <w:szCs w:val="24"/>
+          <w:lang w:val="ru-RU"/>
+        </w:rPr>
+        <w:t xml:space="preserve"> становится возможной именно потому, что произошла остановка времени. </w:t>
+      </w:r>
+      <w:r>
+        <w:rPr>
+          <w:rFonts w:ascii="Times New Roman" w:hAnsi="Times New Roman" w:cs="Times New Roman"/>
+          <w:sz w:val="24"/>
+          <w:szCs w:val="24"/>
+          <w:lang w:val="ru-RU"/>
+        </w:rPr>
+        <w:t>У</w:t>
+      </w:r>
+      <w:r>
+        <w:rPr>
+          <w:rFonts w:ascii="Times New Roman" w:hAnsi="Times New Roman" w:cs="Times New Roman"/>
+          <w:sz w:val="24"/>
+          <w:szCs w:val="24"/>
+          <w:lang w:val="ru-RU"/>
+        </w:rPr>
+        <w:t>мозаключения носят вневременной характер, они выдернуты из потока времени.</w:t>
+      </w:r>
+      <w:r>
+        <w:rPr>
+          <w:rFonts w:ascii="Times New Roman" w:hAnsi="Times New Roman" w:cs="Times New Roman"/>
+          <w:sz w:val="24"/>
+          <w:szCs w:val="24"/>
+          <w:lang w:val="ru-RU"/>
+        </w:rPr>
+        <w:t xml:space="preserve"> </w:t>
+      </w:r>
+      <w:r>
+        <w:rPr>
+          <w:rFonts w:ascii="Times New Roman" w:hAnsi="Times New Roman" w:cs="Times New Roman"/>
+          <w:sz w:val="24"/>
+          <w:szCs w:val="24"/>
+          <w:lang w:val="ru-RU"/>
+        </w:rPr>
+        <w:t xml:space="preserve">Таким образом, </w:t>
+      </w:r>
+      <w:proofErr w:type="spellStart"/>
+      <w:r>
+        <w:rPr>
+          <w:rFonts w:ascii="Times New Roman" w:hAnsi="Times New Roman" w:cs="Times New Roman"/>
+          <w:i/>
+          <w:iCs/>
+          <w:sz w:val="24"/>
+          <w:szCs w:val="24"/>
+          <w:lang w:val="ru-RU"/>
+        </w:rPr>
+        <w:t>псюхе</w:t>
+      </w:r>
+      <w:proofErr w:type="spellEnd"/>
+      <w:r>
+        <w:rPr>
+          <w:rFonts w:ascii="Times New Roman" w:hAnsi="Times New Roman" w:cs="Times New Roman"/>
+          <w:sz w:val="24"/>
+          <w:szCs w:val="24"/>
+          <w:lang w:val="ru-RU"/>
+        </w:rPr>
+        <w:t xml:space="preserve"> — это синхронизация, одновременность моментов времени.</w:t>
       </w:r>
     </w:p>
     <w:p>
-      <w:r>
-        <w:t>Таким образом, псюхе — это синхронизация, одновременность моментов времени.</w:t>
+      <w:pPr>
+        <w:pStyle w:val="Heading2"/>
+        <w:rPr>
+          <w:lang w:val="ru-RU"/>
+        </w:rPr>
+      </w:pPr>
+      <w:r>
+        <w:rPr>
+          <w:lang w:val="ru-RU"/>
+        </w:rPr>
+        <w:t>Фундаментальность времени</w:t>
       </w:r>
     </w:p>
     <w:p>
-      <w:r>
-        <w:t>Время же выступает как фундаментальное понятие бытия: стрела времени из прошлого в будущее — это физическое; остановившееся в памяти — это ментальное. Не мышление порождает время, а остановившееся время порождает мышление.</w:t>
+      <w:pPr>
+        <w:rPr>
+          <w:rFonts w:ascii="Times New Roman" w:hAnsi="Times New Roman" w:cs="Times New Roman"/>
+          <w:sz w:val="24"/>
+          <w:szCs w:val="24"/>
+          <w:lang w:val="ru-RU"/>
+        </w:rPr>
+      </w:pPr>
+      <w:r>
+        <w:rPr>
+          <w:rFonts w:ascii="Times New Roman" w:hAnsi="Times New Roman" w:cs="Times New Roman"/>
+          <w:sz w:val="24"/>
+          <w:szCs w:val="24"/>
+          <w:u w:val="single"/>
+          <w:lang w:val="ru-RU"/>
+        </w:rPr>
+        <w:t>Время же выступает как фундаментальное понятие бытия</w:t>
+      </w:r>
+      <w:r>
+        <w:rPr>
+          <w:rFonts w:ascii="Times New Roman" w:hAnsi="Times New Roman" w:cs="Times New Roman"/>
+          <w:sz w:val="24"/>
+          <w:szCs w:val="24"/>
+          <w:lang w:val="ru-RU"/>
+        </w:rPr>
+        <w:t xml:space="preserve">: стрела времени из прошлого в будущее — это физическое; остановившееся в памяти — это </w:t>
+      </w:r>
+      <w:r>
+        <w:rPr>
+          <w:rFonts w:ascii="Times New Roman" w:hAnsi="Times New Roman" w:cs="Times New Roman"/>
+          <w:i/>
+          <w:iCs/>
+          <w:sz w:val="24"/>
+          <w:szCs w:val="24"/>
+          <w:lang w:val="ru-RU"/>
+        </w:rPr>
+        <w:t>ментальное</w:t>
+      </w:r>
+      <w:r>
+        <w:rPr>
+          <w:rFonts w:ascii="Times New Roman" w:hAnsi="Times New Roman" w:cs="Times New Roman"/>
+          <w:sz w:val="24"/>
+          <w:szCs w:val="24"/>
+          <w:lang w:val="ru-RU"/>
+        </w:rPr>
+        <w:t>. Не мышление порождает время, а остановившееся время порождает мышление.</w:t>
       </w:r>
     </w:p>
     <w:p>
-      <w:r>
-        <w:t>Вопрос: торможение времени, которое порождает синхронность, и, следовательно, мышление, происходит абсолютно произвольно? Должна же этому быть какая-то причина</w:t>
+      <w:pPr>
+        <w:rPr>
+          <w:rFonts w:ascii="Times New Roman" w:hAnsi="Times New Roman" w:cs="Times New Roman"/>
+          <w:sz w:val="24"/>
+          <w:szCs w:val="24"/>
+          <w:lang w:val="ru-RU"/>
+        </w:rPr>
+      </w:pPr>
+      <w:r>
+        <w:rPr>
+          <w:rFonts w:ascii="Times New Roman" w:hAnsi="Times New Roman" w:cs="Times New Roman"/>
+          <w:sz w:val="24"/>
+          <w:szCs w:val="24"/>
+          <w:lang w:val="ru-RU"/>
+        </w:rPr>
+        <w:t>Важно отметить, что стремление (</w:t>
+      </w:r>
+      <w:proofErr w:type="spellStart"/>
+      <w:r>
+        <w:rPr>
+          <w:rFonts w:ascii="Times New Roman" w:hAnsi="Times New Roman" w:cs="Times New Roman"/>
+          <w:sz w:val="24"/>
+          <w:szCs w:val="24"/>
+          <w:lang w:val="ru-RU"/>
+        </w:rPr>
+        <w:t>ὄρεξις</w:t>
+      </w:r>
+      <w:proofErr w:type="spellEnd"/>
+      <w:r>
+        <w:rPr>
+          <w:rFonts w:ascii="Times New Roman" w:hAnsi="Times New Roman" w:cs="Times New Roman"/>
+          <w:sz w:val="24"/>
+          <w:szCs w:val="24"/>
+          <w:lang w:val="ru-RU"/>
+        </w:rPr>
+        <w:t xml:space="preserve"> [</w:t>
+      </w:r>
+      <w:proofErr w:type="spellStart"/>
+      <w:r>
+        <w:rPr>
+          <w:rFonts w:ascii="Times New Roman" w:hAnsi="Times New Roman" w:cs="Times New Roman"/>
+          <w:sz w:val="24"/>
+          <w:szCs w:val="24"/>
+          <w:lang w:val="ru-RU"/>
+        </w:rPr>
+        <w:t>ораксис</w:t>
+      </w:r>
+      <w:proofErr w:type="spellEnd"/>
+      <w:r>
+        <w:rPr>
+          <w:rFonts w:ascii="Times New Roman" w:hAnsi="Times New Roman" w:cs="Times New Roman"/>
+          <w:sz w:val="24"/>
+          <w:szCs w:val="24"/>
+          <w:lang w:val="ru-RU"/>
+        </w:rPr>
+        <w:t>]</w:t>
+      </w:r>
+      <w:r>
+        <w:rPr>
+          <w:rFonts w:ascii="Times New Roman" w:hAnsi="Times New Roman" w:cs="Times New Roman"/>
+          <w:sz w:val="24"/>
+          <w:szCs w:val="24"/>
+          <w:lang w:val="ru-RU"/>
+        </w:rPr>
+        <w:t xml:space="preserve">) вещи к </w:t>
+      </w:r>
+      <w:r>
+        <w:rPr>
+          <w:rFonts w:ascii="Times New Roman" w:hAnsi="Times New Roman" w:cs="Times New Roman"/>
+          <w:i/>
+          <w:iCs/>
+          <w:sz w:val="24"/>
+          <w:szCs w:val="24"/>
+          <w:lang w:val="ru-RU"/>
+        </w:rPr>
+        <w:t>э</w:t>
+      </w:r>
+      <w:r>
+        <w:rPr>
+          <w:rFonts w:ascii="Times New Roman" w:hAnsi="Times New Roman" w:cs="Times New Roman"/>
+          <w:i/>
+          <w:iCs/>
+          <w:sz w:val="24"/>
+          <w:szCs w:val="24"/>
+          <w:lang w:val="ru-RU"/>
+        </w:rPr>
+        <w:t>нтелехии</w:t>
+      </w:r>
+      <w:r>
+        <w:rPr>
+          <w:rFonts w:ascii="Times New Roman" w:hAnsi="Times New Roman" w:cs="Times New Roman"/>
+          <w:sz w:val="24"/>
+          <w:szCs w:val="24"/>
+          <w:lang w:val="ru-RU"/>
+        </w:rPr>
+        <w:t xml:space="preserve"> заложено в ней самой в виде некой потенции (</w:t>
+      </w:r>
+      <w:proofErr w:type="spellStart"/>
+      <w:r>
+        <w:rPr>
+          <w:rFonts w:ascii="Times New Roman" w:hAnsi="Times New Roman" w:cs="Times New Roman"/>
+          <w:sz w:val="24"/>
+          <w:szCs w:val="24"/>
+          <w:lang w:val="ru-RU"/>
+        </w:rPr>
+        <w:t>δύν</w:t>
+      </w:r>
+      <w:proofErr w:type="spellEnd"/>
+      <w:r>
+        <w:rPr>
+          <w:rFonts w:ascii="Times New Roman" w:hAnsi="Times New Roman" w:cs="Times New Roman"/>
+          <w:sz w:val="24"/>
+          <w:szCs w:val="24"/>
+          <w:lang w:val="ru-RU"/>
+        </w:rPr>
+        <w:t>α</w:t>
+      </w:r>
+      <w:proofErr w:type="spellStart"/>
+      <w:r>
+        <w:rPr>
+          <w:rFonts w:ascii="Times New Roman" w:hAnsi="Times New Roman" w:cs="Times New Roman"/>
+          <w:sz w:val="24"/>
+          <w:szCs w:val="24"/>
+          <w:lang w:val="ru-RU"/>
+        </w:rPr>
+        <w:t>μις</w:t>
+      </w:r>
+      <w:proofErr w:type="spellEnd"/>
+      <w:r>
+        <w:rPr>
+          <w:rFonts w:ascii="Times New Roman" w:hAnsi="Times New Roman" w:cs="Times New Roman"/>
+          <w:sz w:val="24"/>
+          <w:szCs w:val="24"/>
+          <w:lang w:val="ru-RU"/>
+        </w:rPr>
+        <w:t xml:space="preserve"> [</w:t>
+      </w:r>
+      <w:proofErr w:type="spellStart"/>
+      <w:r>
+        <w:rPr>
+          <w:rFonts w:ascii="Times New Roman" w:hAnsi="Times New Roman" w:cs="Times New Roman"/>
+          <w:sz w:val="24"/>
+          <w:szCs w:val="24"/>
+          <w:lang w:val="ru-RU"/>
+        </w:rPr>
+        <w:t>динамис</w:t>
+      </w:r>
+      <w:proofErr w:type="spellEnd"/>
+      <w:r>
+        <w:rPr>
+          <w:rFonts w:ascii="Times New Roman" w:hAnsi="Times New Roman" w:cs="Times New Roman"/>
+          <w:sz w:val="24"/>
+          <w:szCs w:val="24"/>
+          <w:lang w:val="ru-RU"/>
+        </w:rPr>
+        <w:t>]</w:t>
+      </w:r>
+      <w:r>
+        <w:rPr>
+          <w:rFonts w:ascii="Times New Roman" w:hAnsi="Times New Roman" w:cs="Times New Roman"/>
+          <w:sz w:val="24"/>
+          <w:szCs w:val="24"/>
+          <w:lang w:val="ru-RU"/>
+        </w:rPr>
+        <w:t>), которая со временем начинает актуализироваться. Три уровня, из которых состоит позиция наблюдения (</w:t>
+      </w:r>
+      <w:r>
+        <w:rPr>
+          <w:rFonts w:ascii="Times New Roman" w:hAnsi="Times New Roman" w:cs="Times New Roman"/>
+          <w:i/>
+          <w:iCs/>
+          <w:sz w:val="24"/>
+          <w:szCs w:val="24"/>
+          <w:lang w:val="ru-RU"/>
+        </w:rPr>
+        <w:t>восприятие</w:t>
+      </w:r>
+      <w:r>
+        <w:rPr>
+          <w:rFonts w:ascii="Times New Roman" w:hAnsi="Times New Roman" w:cs="Times New Roman"/>
+          <w:sz w:val="24"/>
+          <w:szCs w:val="24"/>
+          <w:lang w:val="ru-RU"/>
+        </w:rPr>
+        <w:t xml:space="preserve">, </w:t>
+      </w:r>
+      <w:r>
+        <w:rPr>
+          <w:rFonts w:ascii="Times New Roman" w:hAnsi="Times New Roman" w:cs="Times New Roman"/>
+          <w:i/>
+          <w:iCs/>
+          <w:sz w:val="24"/>
+          <w:szCs w:val="24"/>
+          <w:lang w:val="ru-RU"/>
+        </w:rPr>
+        <w:t>память</w:t>
+      </w:r>
+      <w:r>
+        <w:rPr>
+          <w:rFonts w:ascii="Times New Roman" w:hAnsi="Times New Roman" w:cs="Times New Roman"/>
+          <w:sz w:val="24"/>
+          <w:szCs w:val="24"/>
+          <w:lang w:val="ru-RU"/>
+        </w:rPr>
+        <w:t xml:space="preserve">, </w:t>
+      </w:r>
+      <w:r>
+        <w:rPr>
+          <w:rFonts w:ascii="Times New Roman" w:hAnsi="Times New Roman" w:cs="Times New Roman"/>
+          <w:i/>
+          <w:iCs/>
+          <w:sz w:val="24"/>
+          <w:szCs w:val="24"/>
+          <w:lang w:val="ru-RU"/>
+        </w:rPr>
+        <w:t>интеллект</w:t>
+      </w:r>
+      <w:r>
+        <w:rPr>
+          <w:rFonts w:ascii="Times New Roman" w:hAnsi="Times New Roman" w:cs="Times New Roman"/>
+          <w:sz w:val="24"/>
+          <w:szCs w:val="24"/>
+          <w:lang w:val="ru-RU"/>
+        </w:rPr>
+        <w:t>) являются лишь эффектами «замедления» времени.</w:t>
       </w:r>
     </w:p>
     <w:p>
-      <w:r>
-        <w:t>Вопрос: само стремление к интелехии — это какое-то упорядочение, порожденное мышлением. Сам факт обнаружения генезиса это продукт мышления. Существование стола, в конце концов, это продукт мышления. Как время может быть первичнее мышления?</w:t>
+      <w:pPr>
+        <w:pStyle w:val="Heading2"/>
+        <w:rPr>
+          <w:lang w:val="ru-RU"/>
+        </w:rPr>
+      </w:pPr>
+      <w:r>
+        <w:rPr>
+          <w:lang w:val="ru-RU"/>
+        </w:rPr>
+        <w:t>Бог</w:t>
+      </w:r>
+      <w:r>
+        <w:rPr>
+          <w:lang w:val="ru-RU"/>
+        </w:rPr>
+        <w:t xml:space="preserve"> как чистое мышление</w:t>
       </w:r>
     </w:p>
     <w:p>
-      <w:r>
-        <w:t>Важно отметить, что стремление (ораксис) вещи к интелехии заложено в ней самой в виде некой потенции (динамис), которая со временем начинает актуализироваться. Три уровня, из которых состоит позиция наблюдения (восприятие, память, интеллект) являются лишь эффектами «замедления» времени.</w:t>
+      <w:pPr>
+        <w:rPr>
+          <w:rFonts w:ascii="Times New Roman" w:hAnsi="Times New Roman" w:cs="Times New Roman"/>
+          <w:sz w:val="24"/>
+          <w:szCs w:val="24"/>
+          <w:lang w:val="ru-RU"/>
+        </w:rPr>
+      </w:pPr>
+      <w:r>
+        <w:rPr>
+          <w:rFonts w:ascii="Times New Roman" w:hAnsi="Times New Roman" w:cs="Times New Roman"/>
+          <w:sz w:val="24"/>
+          <w:szCs w:val="24"/>
+          <w:lang w:val="ru-RU"/>
+        </w:rPr>
+        <w:t xml:space="preserve">Последующее движение мысли Аристотеля: </w:t>
+      </w:r>
+      <w:r>
+        <w:rPr>
+          <w:rFonts w:ascii="Times New Roman" w:hAnsi="Times New Roman" w:cs="Times New Roman"/>
+          <w:sz w:val="24"/>
+          <w:szCs w:val="24"/>
+          <w:lang w:val="ru-RU"/>
+        </w:rPr>
+        <w:t>с</w:t>
+      </w:r>
+      <w:r>
+        <w:rPr>
+          <w:rFonts w:ascii="Times New Roman" w:hAnsi="Times New Roman" w:cs="Times New Roman"/>
+          <w:sz w:val="24"/>
+          <w:szCs w:val="24"/>
+          <w:lang w:val="ru-RU"/>
+        </w:rPr>
+        <w:t xml:space="preserve">корее кажется, что, даже достигнув </w:t>
+      </w:r>
+      <w:r>
+        <w:rPr>
+          <w:rFonts w:ascii="Times New Roman" w:hAnsi="Times New Roman" w:cs="Times New Roman"/>
+          <w:i/>
+          <w:iCs/>
+          <w:sz w:val="24"/>
+          <w:szCs w:val="24"/>
+          <w:lang w:val="ru-RU"/>
+        </w:rPr>
+        <w:t>э</w:t>
+      </w:r>
+      <w:r>
+        <w:rPr>
+          <w:rFonts w:ascii="Times New Roman" w:hAnsi="Times New Roman" w:cs="Times New Roman"/>
+          <w:i/>
+          <w:iCs/>
+          <w:sz w:val="24"/>
+          <w:szCs w:val="24"/>
+          <w:lang w:val="ru-RU"/>
+        </w:rPr>
+        <w:t>нтелехии</w:t>
+      </w:r>
+      <w:r>
+        <w:rPr>
+          <w:rFonts w:ascii="Times New Roman" w:hAnsi="Times New Roman" w:cs="Times New Roman"/>
+          <w:sz w:val="24"/>
+          <w:szCs w:val="24"/>
+          <w:lang w:val="ru-RU"/>
+        </w:rPr>
+        <w:t xml:space="preserve">, вещь не будет находиться в идеальном состоянии всегда (потому что это состояние необходимо поддерживать): стол сгниет, растение, став идеальным, умрет. Больше этот процесс похож на некий цикл, начинающийся со стремления и кончающийся гибелью, никоим образом не достигающий </w:t>
+      </w:r>
+      <w:r>
+        <w:rPr>
+          <w:rFonts w:ascii="Times New Roman" w:hAnsi="Times New Roman" w:cs="Times New Roman"/>
+          <w:i/>
+          <w:iCs/>
+          <w:sz w:val="24"/>
+          <w:szCs w:val="24"/>
+          <w:lang w:val="ru-RU"/>
+        </w:rPr>
+        <w:t>э</w:t>
+      </w:r>
+      <w:r>
+        <w:rPr>
+          <w:rFonts w:ascii="Times New Roman" w:hAnsi="Times New Roman" w:cs="Times New Roman"/>
+          <w:i/>
+          <w:iCs/>
+          <w:sz w:val="24"/>
+          <w:szCs w:val="24"/>
+          <w:lang w:val="ru-RU"/>
+        </w:rPr>
+        <w:t>нтелехии</w:t>
+      </w:r>
+      <w:r>
+        <w:rPr>
+          <w:rFonts w:ascii="Times New Roman" w:hAnsi="Times New Roman" w:cs="Times New Roman"/>
+          <w:sz w:val="24"/>
+          <w:szCs w:val="24"/>
+          <w:lang w:val="ru-RU"/>
+        </w:rPr>
+        <w:t>. Сам Аристотель, наблюдая движения небесных тел, хотел ими же объяснить и процесс стремления, поэтому описал его как вечный цикл, находящийся вне состояния энтелехии.</w:t>
       </w:r>
     </w:p>
     <w:p>
-      <w:r>
-        <w:t>Вопрос: где рационально объяснено, на каких основаниях вообще вещи должны стремиться к идеалу? Это допущение?</w:t>
+      <w:pPr>
+        <w:rPr>
+          <w:rFonts w:ascii="Times New Roman" w:hAnsi="Times New Roman" w:cs="Times New Roman"/>
+          <w:sz w:val="24"/>
+          <w:szCs w:val="24"/>
+          <w:lang w:val="ru-RU"/>
+        </w:rPr>
+      </w:pPr>
+      <w:proofErr w:type="gramStart"/>
+      <w:r>
+        <w:rPr>
+          <w:rFonts w:ascii="Times New Roman" w:hAnsi="Times New Roman" w:cs="Times New Roman"/>
+          <w:sz w:val="24"/>
+          <w:szCs w:val="24"/>
+          <w:lang w:val="ru-RU"/>
+        </w:rPr>
+        <w:t>![</w:t>
+      </w:r>
+      <w:proofErr w:type="gramEnd"/>
+      <w:r>
+        <w:rPr>
+          <w:rFonts w:ascii="Times New Roman" w:hAnsi="Times New Roman" w:cs="Times New Roman"/>
+          <w:sz w:val="24"/>
+          <w:szCs w:val="24"/>
+          <w:lang w:val="ru-RU"/>
+        </w:rPr>
+        <w:t>[</w:t>
+      </w:r>
+      <w:r>
+        <w:rPr>
+          <w:rFonts w:ascii="Times New Roman" w:hAnsi="Times New Roman" w:cs="Times New Roman"/>
+          <w:sz w:val="24"/>
+          <w:szCs w:val="24"/>
+        </w:rPr>
+        <w:t>Drawing</w:t>
+      </w:r>
+      <w:r>
+        <w:rPr>
+          <w:rFonts w:ascii="Times New Roman" w:hAnsi="Times New Roman" w:cs="Times New Roman"/>
+          <w:sz w:val="24"/>
+          <w:szCs w:val="24"/>
+          <w:lang w:val="ru-RU"/>
+        </w:rPr>
+        <w:t>.</w:t>
+      </w:r>
+      <w:proofErr w:type="spellStart"/>
+      <w:r>
+        <w:rPr>
+          <w:rFonts w:ascii="Times New Roman" w:hAnsi="Times New Roman" w:cs="Times New Roman"/>
+          <w:sz w:val="24"/>
+          <w:szCs w:val="24"/>
+        </w:rPr>
+        <w:t>png</w:t>
+      </w:r>
+      <w:proofErr w:type="spellEnd"/>
+      <w:r>
+        <w:rPr>
+          <w:rFonts w:ascii="Times New Roman" w:hAnsi="Times New Roman" w:cs="Times New Roman"/>
+          <w:sz w:val="24"/>
+          <w:szCs w:val="24"/>
+          <w:lang w:val="ru-RU"/>
+        </w:rPr>
+        <w:t>]]</w:t>
       </w:r>
     </w:p>
     <w:p>
-      <w:r>
-        <w:t>Последующее движение мысли Аристотеля: Скорее кажется, что, даже достигнув интелехии, вещь не будет находиться в идеальном состоянии всегда (потому что это состояние необходимо поддерживать): стол сгниет, растение, став идеальным, умрет. Больше этот процесс похож на некий цикл, начинающийся со стремления и кончающийся гибелью, никоим образом не достигающий интелехии. Сам Аристотель, наблюдая движения небесных тел, хотел ими же объяснить и процесс стремления, поэтому описал его как вечный цикл, находящийся вне состояния энтелехии.</w:t>
+      <w:pPr>
+        <w:rPr>
+          <w:rFonts w:ascii="Times New Roman" w:hAnsi="Times New Roman" w:cs="Times New Roman"/>
+          <w:sz w:val="24"/>
+          <w:szCs w:val="24"/>
+          <w:lang w:val="ru-RU"/>
+        </w:rPr>
+      </w:pPr>
+      <w:r>
+        <w:rPr>
+          <w:rFonts w:ascii="Times New Roman" w:hAnsi="Times New Roman" w:cs="Times New Roman"/>
+          <w:sz w:val="24"/>
+          <w:szCs w:val="24"/>
+          <w:lang w:val="ru-RU"/>
+        </w:rPr>
+        <w:t xml:space="preserve">Стремление как бы происходит из-за того, что притягивается к энтелехии как к магниту, но не способно его достичь. Этот цикл — </w:t>
+      </w:r>
+      <w:r>
+        <w:rPr>
+          <w:rFonts w:ascii="Times New Roman" w:hAnsi="Times New Roman" w:cs="Times New Roman"/>
+          <w:i/>
+          <w:iCs/>
+          <w:sz w:val="24"/>
+          <w:szCs w:val="24"/>
+          <w:lang w:val="ru-RU"/>
+        </w:rPr>
+        <w:t>генезис</w:t>
+      </w:r>
+      <w:r>
+        <w:rPr>
+          <w:rFonts w:ascii="Times New Roman" w:hAnsi="Times New Roman" w:cs="Times New Roman"/>
+          <w:sz w:val="24"/>
+          <w:szCs w:val="24"/>
+          <w:lang w:val="ru-RU"/>
+        </w:rPr>
+        <w:t xml:space="preserve"> — это наш мир. В этом временном цикле (круг на рисунке) синхронизацию можно представить как хорду, заключающую в себя моменты (точки), воспринимаемые одновременно. Этот цикл есть материя, а </w:t>
+      </w:r>
+      <w:r>
+        <w:rPr>
+          <w:rFonts w:ascii="Times New Roman" w:hAnsi="Times New Roman" w:cs="Times New Roman"/>
+          <w:i/>
+          <w:iCs/>
+          <w:sz w:val="24"/>
+          <w:szCs w:val="24"/>
+          <w:lang w:val="ru-RU"/>
+        </w:rPr>
+        <w:t>энтелехия</w:t>
+      </w:r>
+      <w:r>
+        <w:rPr>
+          <w:rFonts w:ascii="Times New Roman" w:hAnsi="Times New Roman" w:cs="Times New Roman"/>
+          <w:sz w:val="24"/>
+          <w:szCs w:val="24"/>
+          <w:lang w:val="ru-RU"/>
+        </w:rPr>
+        <w:t xml:space="preserve"> — чистое мышление, ментальное без физического, полная синхронизация, </w:t>
+      </w:r>
+      <w:r>
+        <w:rPr>
+          <w:rFonts w:ascii="Times New Roman" w:hAnsi="Times New Roman" w:cs="Times New Roman"/>
+          <w:sz w:val="24"/>
+          <w:szCs w:val="24"/>
+          <w:lang w:val="ru-RU"/>
+        </w:rPr>
+        <w:lastRenderedPageBreak/>
+        <w:t xml:space="preserve">находящаяся буквально вне времени, и название у нее — </w:t>
+      </w:r>
+      <w:r>
+        <w:rPr>
+          <w:rFonts w:ascii="Times New Roman" w:hAnsi="Times New Roman" w:cs="Times New Roman"/>
+          <w:i/>
+          <w:iCs/>
+          <w:sz w:val="24"/>
+          <w:szCs w:val="24"/>
+          <w:lang w:val="ru-RU"/>
+        </w:rPr>
+        <w:t>н</w:t>
+      </w:r>
+      <w:r>
+        <w:rPr>
+          <w:rFonts w:ascii="Times New Roman" w:hAnsi="Times New Roman" w:cs="Times New Roman"/>
+          <w:i/>
+          <w:iCs/>
+          <w:sz w:val="24"/>
+          <w:szCs w:val="24"/>
+          <w:lang w:val="ru-RU"/>
+        </w:rPr>
+        <w:t>ус</w:t>
+      </w:r>
+      <w:r>
+        <w:rPr>
+          <w:rFonts w:ascii="Times New Roman" w:hAnsi="Times New Roman" w:cs="Times New Roman"/>
+          <w:sz w:val="24"/>
+          <w:szCs w:val="24"/>
+          <w:lang w:val="ru-RU"/>
+        </w:rPr>
+        <w:t>, как у интеллекта в вещах, находящихся в стремлении, и находится оно в созерцании самого себя, не имея к материальному миру никакого отношения; глухой и слепой бог, занятый только самим собой.</w:t>
       </w:r>
     </w:p>
     <w:p>
-      <w:r>
-        <w:t>![[Drawing.png]]</w:t>
+      <w:pPr>
+        <w:pStyle w:val="Heading2"/>
+        <w:rPr>
+          <w:lang w:val="ru-RU"/>
+        </w:rPr>
+      </w:pPr>
+      <w:r>
+        <w:rPr>
+          <w:lang w:val="ru-RU"/>
+        </w:rPr>
+        <w:t>Итоги</w:t>
       </w:r>
     </w:p>
     <w:p>
-      <w:r>
-        <w:t>Стремление как бы происходит из-за того, что притягивается к энтелехии как к магниту, но не способно его достичь. Этот цикл — генезис — это наш мир. В этом временном цикле (круг на рисунке) синхронизацию можно представить как хорду, заключающую в себя моменты (точки), воспринимаемые одновременно. Этот цикл есть материя, а энтелехия — чистое мышление, ментальное без физического, полная синхронизация, находящаяся буквально вне времени, и название у нее — Нус, как у интеллекта в вещах, находящихся в стремлении, и находится оно в созерцании самого себя, не имея к материальному миру никакого отношения; глухой и слепой бог, занятый только самим собой.</w:t>
-      </w:r>
-    </w:p>
-    <w:p>
-      <w:r>
+      <w:pPr>
+        <w:rPr>
+          <w:rFonts w:ascii="Times New Roman" w:hAnsi="Times New Roman" w:cs="Times New Roman"/>
+          <w:sz w:val="24"/>
+          <w:szCs w:val="24"/>
+          <w:lang w:val="ru-RU"/>
+        </w:rPr>
+      </w:pPr>
+      <w:r>
+        <w:rPr>
+          <w:rFonts w:ascii="Times New Roman" w:hAnsi="Times New Roman" w:cs="Times New Roman"/>
+          <w:sz w:val="24"/>
+          <w:szCs w:val="24"/>
+          <w:lang w:val="ru-RU"/>
+        </w:rPr>
         <w:t>В итоге Аристотель, критиковавший Платона за костыльный мир идей, пришел к существованию такого же недоказуемого альтернативного мира. Он пытался избавиться от метафизики, но к ней же и пришел.</w:t>
       </w:r>
     </w:p>
@@ -179,9 +2330,9 @@
         <w:tblLook w:val="04A0" w:firstRow="1" w:lastRow="0" w:firstColumn="1" w:lastColumn="0" w:noHBand="0" w:noVBand="1"/>
       </w:tblPr>
       <w:tblGrid>
-        <w:gridCol w:w="1823"/>
-        <w:gridCol w:w="4554"/>
-        <w:gridCol w:w="3199"/>
+        <w:gridCol w:w="1859"/>
+        <w:gridCol w:w="4522"/>
+        <w:gridCol w:w="3195"/>
       </w:tblGrid>
       <w:tr>
         <w:tc>
@@ -191,6 +2342,12 @@
           <w:p>
             <w:pPr>
               <w:jc w:val="center"/>
+              <w:rPr>
+                <w:rFonts w:ascii="Times New Roman" w:hAnsi="Times New Roman" w:cs="Times New Roman"/>
+                <w:sz w:val="24"/>
+                <w:szCs w:val="24"/>
+                <w:lang w:val="ru-RU"/>
+              </w:rPr>
             </w:pPr>
           </w:p>
         </w:tc>
@@ -201,10 +2358,58 @@
           <w:p>
             <w:pPr>
               <w:jc w:val="center"/>
+              <w:rPr>
+                <w:rFonts w:ascii="Times New Roman" w:hAnsi="Times New Roman" w:cs="Times New Roman"/>
+                <w:sz w:val="24"/>
+                <w:szCs w:val="24"/>
+              </w:rPr>
             </w:pPr>
+            <w:proofErr w:type="spellStart"/>
             <w:r>
-              <w:t>Перспектива мышления идеала</w:t>
+              <w:rPr>
+                <w:rFonts w:ascii="Times New Roman" w:hAnsi="Times New Roman" w:cs="Times New Roman"/>
+                <w:sz w:val="24"/>
+                <w:szCs w:val="24"/>
+              </w:rPr>
+              <w:t>Перспектива</w:t>
             </w:r>
+            <w:proofErr w:type="spellEnd"/>
+            <w:r>
+              <w:rPr>
+                <w:rFonts w:ascii="Times New Roman" w:hAnsi="Times New Roman" w:cs="Times New Roman"/>
+                <w:sz w:val="24"/>
+                <w:szCs w:val="24"/>
+              </w:rPr>
+              <w:t xml:space="preserve"> </w:t>
+            </w:r>
+            <w:proofErr w:type="spellStart"/>
+            <w:r>
+              <w:rPr>
+                <w:rFonts w:ascii="Times New Roman" w:hAnsi="Times New Roman" w:cs="Times New Roman"/>
+                <w:sz w:val="24"/>
+                <w:szCs w:val="24"/>
+              </w:rPr>
+              <w:t>мышления</w:t>
+            </w:r>
+            <w:proofErr w:type="spellEnd"/>
+            <w:r>
+              <w:rPr>
+                <w:rFonts w:ascii="Times New Roman" w:hAnsi="Times New Roman" w:cs="Times New Roman"/>
+                <w:sz w:val="24"/>
+                <w:szCs w:val="24"/>
+              </w:rPr>
+              <w:t xml:space="preserve"> </w:t>
+            </w:r>
+            <w:proofErr w:type="spellStart"/>
+            <w:r>
+              <w:rPr>
+                <w:rFonts w:ascii="Times New Roman" w:hAnsi="Times New Roman" w:cs="Times New Roman"/>
+                <w:sz w:val="24"/>
+                <w:szCs w:val="24"/>
+              </w:rPr>
+              <w:t>идеала</w:t>
+            </w:r>
+            <w:proofErr w:type="spellEnd"/>
           </w:p>
         </w:tc>
         <w:tc>
@@ -214,10 +2419,40 @@
           <w:p>
             <w:pPr>
               <w:jc w:val="center"/>
+              <w:rPr>
+                <w:rFonts w:ascii="Times New Roman" w:hAnsi="Times New Roman" w:cs="Times New Roman"/>
+                <w:sz w:val="24"/>
+                <w:szCs w:val="24"/>
+              </w:rPr>
             </w:pPr>
+            <w:proofErr w:type="spellStart"/>
             <w:r>
-              <w:t>Истинное знание</w:t>
+              <w:rPr>
+                <w:rFonts w:ascii="Times New Roman" w:hAnsi="Times New Roman" w:cs="Times New Roman"/>
+                <w:sz w:val="24"/>
+                <w:szCs w:val="24"/>
+              </w:rPr>
+              <w:t>Истинное</w:t>
             </w:r>
+            <w:proofErr w:type="spellEnd"/>
+            <w:r>
+              <w:rPr>
+                <w:rFonts w:ascii="Times New Roman" w:hAnsi="Times New Roman" w:cs="Times New Roman"/>
+                <w:sz w:val="24"/>
+                <w:szCs w:val="24"/>
+              </w:rPr>
+              <w:t xml:space="preserve"> </w:t>
+            </w:r>
+            <w:proofErr w:type="spellStart"/>
+            <w:r>
+              <w:rPr>
+                <w:rFonts w:ascii="Times New Roman" w:hAnsi="Times New Roman" w:cs="Times New Roman"/>
+                <w:sz w:val="24"/>
+                <w:szCs w:val="24"/>
+              </w:rPr>
+              <w:t>знание</w:t>
+            </w:r>
+            <w:proofErr w:type="spellEnd"/>
           </w:p>
         </w:tc>
       </w:tr>
@@ -229,10 +2464,22 @@
           <w:p>
             <w:pPr>
               <w:jc w:val="center"/>
+              <w:rPr>
+                <w:rFonts w:ascii="Times New Roman" w:hAnsi="Times New Roman" w:cs="Times New Roman"/>
+                <w:sz w:val="24"/>
+                <w:szCs w:val="24"/>
+              </w:rPr>
             </w:pPr>
+            <w:proofErr w:type="spellStart"/>
             <w:r>
+              <w:rPr>
+                <w:rFonts w:ascii="Times New Roman" w:hAnsi="Times New Roman" w:cs="Times New Roman"/>
+                <w:sz w:val="24"/>
+                <w:szCs w:val="24"/>
+              </w:rPr>
               <w:t>Платон</w:t>
             </w:r>
+            <w:proofErr w:type="spellEnd"/>
           </w:p>
         </w:tc>
         <w:tc>
@@ -242,10 +2489,40 @@
           <w:p>
             <w:pPr>
               <w:jc w:val="center"/>
+              <w:rPr>
+                <w:rFonts w:ascii="Times New Roman" w:hAnsi="Times New Roman" w:cs="Times New Roman"/>
+                <w:sz w:val="24"/>
+                <w:szCs w:val="24"/>
+              </w:rPr>
             </w:pPr>
+            <w:proofErr w:type="spellStart"/>
             <w:r>
-              <w:t>Физический мир</w:t>
+              <w:rPr>
+                <w:rFonts w:ascii="Times New Roman" w:hAnsi="Times New Roman" w:cs="Times New Roman"/>
+                <w:sz w:val="24"/>
+                <w:szCs w:val="24"/>
+              </w:rPr>
+              <w:t>Физический</w:t>
             </w:r>
+            <w:proofErr w:type="spellEnd"/>
+            <w:r>
+              <w:rPr>
+                <w:rFonts w:ascii="Times New Roman" w:hAnsi="Times New Roman" w:cs="Times New Roman"/>
+                <w:sz w:val="24"/>
+                <w:szCs w:val="24"/>
+              </w:rPr>
+              <w:t xml:space="preserve"> </w:t>
+            </w:r>
+            <w:proofErr w:type="spellStart"/>
+            <w:r>
+              <w:rPr>
+                <w:rFonts w:ascii="Times New Roman" w:hAnsi="Times New Roman" w:cs="Times New Roman"/>
+                <w:sz w:val="24"/>
+                <w:szCs w:val="24"/>
+              </w:rPr>
+              <w:t>мир</w:t>
+            </w:r>
+            <w:proofErr w:type="spellEnd"/>
           </w:p>
         </w:tc>
         <w:tc>
@@ -255,10 +2532,40 @@
           <w:p>
             <w:pPr>
               <w:jc w:val="center"/>
+              <w:rPr>
+                <w:rFonts w:ascii="Times New Roman" w:hAnsi="Times New Roman" w:cs="Times New Roman"/>
+                <w:sz w:val="24"/>
+                <w:szCs w:val="24"/>
+              </w:rPr>
             </w:pPr>
+            <w:proofErr w:type="spellStart"/>
             <w:r>
-              <w:t>Метафизический мир</w:t>
+              <w:rPr>
+                <w:rFonts w:ascii="Times New Roman" w:hAnsi="Times New Roman" w:cs="Times New Roman"/>
+                <w:sz w:val="24"/>
+                <w:szCs w:val="24"/>
+              </w:rPr>
+              <w:t>Метафизический</w:t>
             </w:r>
+            <w:proofErr w:type="spellEnd"/>
+            <w:r>
+              <w:rPr>
+                <w:rFonts w:ascii="Times New Roman" w:hAnsi="Times New Roman" w:cs="Times New Roman"/>
+                <w:sz w:val="24"/>
+                <w:szCs w:val="24"/>
+              </w:rPr>
+              <w:t xml:space="preserve"> </w:t>
+            </w:r>
+            <w:proofErr w:type="spellStart"/>
+            <w:r>
+              <w:rPr>
+                <w:rFonts w:ascii="Times New Roman" w:hAnsi="Times New Roman" w:cs="Times New Roman"/>
+                <w:sz w:val="24"/>
+                <w:szCs w:val="24"/>
+              </w:rPr>
+              <w:t>мир</w:t>
+            </w:r>
+            <w:proofErr w:type="spellEnd"/>
           </w:p>
         </w:tc>
       </w:tr>
@@ -270,11 +2577,22 @@
           <w:p>
             <w:pPr>
               <w:jc w:val="center"/>
+              <w:rPr>
+                <w:rFonts w:ascii="Times New Roman" w:hAnsi="Times New Roman" w:cs="Times New Roman"/>
+                <w:sz w:val="24"/>
+                <w:szCs w:val="24"/>
+              </w:rPr>
             </w:pPr>
+            <w:proofErr w:type="spellStart"/>
             <w:r>
-              <w:lastRenderedPageBreak/>
+              <w:rPr>
+                <w:rFonts w:ascii="Times New Roman" w:hAnsi="Times New Roman" w:cs="Times New Roman"/>
+                <w:sz w:val="24"/>
+                <w:szCs w:val="24"/>
+              </w:rPr>
               <w:t>Аристотель</w:t>
             </w:r>
+            <w:proofErr w:type="spellEnd"/>
           </w:p>
         </w:tc>
         <w:tc>
@@ -284,10 +2602,40 @@
           <w:p>
             <w:pPr>
               <w:jc w:val="center"/>
+              <w:rPr>
+                <w:rFonts w:ascii="Times New Roman" w:hAnsi="Times New Roman" w:cs="Times New Roman"/>
+                <w:sz w:val="24"/>
+                <w:szCs w:val="24"/>
+              </w:rPr>
             </w:pPr>
+            <w:proofErr w:type="spellStart"/>
             <w:r>
-              <w:t>Метафизический мир</w:t>
+              <w:rPr>
+                <w:rFonts w:ascii="Times New Roman" w:hAnsi="Times New Roman" w:cs="Times New Roman"/>
+                <w:sz w:val="24"/>
+                <w:szCs w:val="24"/>
+              </w:rPr>
+              <w:t>Метафизический</w:t>
             </w:r>
+            <w:proofErr w:type="spellEnd"/>
+            <w:r>
+              <w:rPr>
+                <w:rFonts w:ascii="Times New Roman" w:hAnsi="Times New Roman" w:cs="Times New Roman"/>
+                <w:sz w:val="24"/>
+                <w:szCs w:val="24"/>
+              </w:rPr>
+              <w:t xml:space="preserve"> </w:t>
+            </w:r>
+            <w:proofErr w:type="spellStart"/>
+            <w:r>
+              <w:rPr>
+                <w:rFonts w:ascii="Times New Roman" w:hAnsi="Times New Roman" w:cs="Times New Roman"/>
+                <w:sz w:val="24"/>
+                <w:szCs w:val="24"/>
+              </w:rPr>
+              <w:t>мир</w:t>
+            </w:r>
+            <w:proofErr w:type="spellEnd"/>
           </w:p>
         </w:tc>
         <w:tc>
@@ -297,17 +2645,70 @@
           <w:p>
             <w:pPr>
               <w:jc w:val="center"/>
+              <w:rPr>
+                <w:rFonts w:ascii="Times New Roman" w:hAnsi="Times New Roman" w:cs="Times New Roman"/>
+                <w:sz w:val="24"/>
+                <w:szCs w:val="24"/>
+              </w:rPr>
             </w:pPr>
+            <w:proofErr w:type="spellStart"/>
             <w:r>
-              <w:t>Физический мир</w:t>
+              <w:rPr>
+                <w:rFonts w:ascii="Times New Roman" w:hAnsi="Times New Roman" w:cs="Times New Roman"/>
+                <w:sz w:val="24"/>
+                <w:szCs w:val="24"/>
+              </w:rPr>
+              <w:t>Физический</w:t>
             </w:r>
+            <w:proofErr w:type="spellEnd"/>
+            <w:r>
+              <w:rPr>
+                <w:rFonts w:ascii="Times New Roman" w:hAnsi="Times New Roman" w:cs="Times New Roman"/>
+                <w:sz w:val="24"/>
+                <w:szCs w:val="24"/>
+              </w:rPr>
+              <w:t xml:space="preserve"> </w:t>
+            </w:r>
+            <w:proofErr w:type="spellStart"/>
+            <w:r>
+              <w:rPr>
+                <w:rFonts w:ascii="Times New Roman" w:hAnsi="Times New Roman" w:cs="Times New Roman"/>
+                <w:sz w:val="24"/>
+                <w:szCs w:val="24"/>
+              </w:rPr>
+              <w:t>мир</w:t>
+            </w:r>
+            <w:proofErr w:type="spellEnd"/>
           </w:p>
         </w:tc>
       </w:tr>
     </w:tbl>
     <w:p>
-      <w:r>
-        <w:t>Снова ситуация пришла к состоянию «короткое одеяло в холодную ночь».</w:t>
+      <w:pPr>
+        <w:rPr>
+          <w:rFonts w:ascii="Times New Roman" w:hAnsi="Times New Roman" w:cs="Times New Roman"/>
+          <w:sz w:val="24"/>
+          <w:szCs w:val="24"/>
+          <w:lang w:val="ru-RU"/>
+        </w:rPr>
+      </w:pPr>
+      <w:r>
+        <w:rPr>
+          <w:rFonts w:ascii="Times New Roman" w:hAnsi="Times New Roman" w:cs="Times New Roman"/>
+          <w:sz w:val="24"/>
+          <w:szCs w:val="24"/>
+          <w:lang w:val="ru-RU"/>
+        </w:rPr>
+        <w:t xml:space="preserve">Что ж, похоже снова </w:t>
+      </w:r>
+      <w:r>
+        <w:rPr>
+          <w:rFonts w:ascii="Times New Roman" w:hAnsi="Times New Roman" w:cs="Times New Roman"/>
+          <w:sz w:val="24"/>
+          <w:szCs w:val="24"/>
+          <w:lang w:val="ru-RU"/>
+        </w:rPr>
+        <w:t>короткое одеяло в холодную ночь.</w:t>
       </w:r>
     </w:p>
     <w:sectPr>

--- a/public/lesson-14.docx
+++ b/public/lesson-14.docx
@@ -9,11 +9,12 @@
           <w:lang w:val="ru-RU"/>
         </w:rPr>
       </w:pPr>
-      <w:proofErr w:type="spellStart"/>
-      <w:r>
+      <w:r>
+        <w:rPr>
+          <w:lang w:val="ru-RU"/>
+        </w:rPr>
         <w:t>Величие</w:t>
       </w:r>
-      <w:proofErr w:type="spellEnd"/>
       <w:r>
         <w:rPr>
           <w:lang w:val="ru-RU"/>
@@ -1519,6 +1520,7 @@
           <w:rFonts w:ascii="Times New Roman" w:hAnsi="Times New Roman" w:cs="Times New Roman"/>
           <w:sz w:val="24"/>
           <w:szCs w:val="24"/>
+          <w:lang w:val="ru-RU"/>
         </w:rPr>
       </w:pPr>
       <w:r>
@@ -2126,61 +2128,56 @@
           <w:lang w:val="ru-RU"/>
         </w:rPr>
       </w:pPr>
-      <w:proofErr w:type="gramStart"/>
-      <w:r>
-        <w:rPr>
-          <w:rFonts w:ascii="Times New Roman" w:hAnsi="Times New Roman" w:cs="Times New Roman"/>
-          <w:sz w:val="24"/>
-          <w:szCs w:val="24"/>
-          <w:lang w:val="ru-RU"/>
-        </w:rPr>
-        <w:t>![</w:t>
-      </w:r>
-      <w:proofErr w:type="gramEnd"/>
-      <w:r>
-        <w:rPr>
-          <w:rFonts w:ascii="Times New Roman" w:hAnsi="Times New Roman" w:cs="Times New Roman"/>
-          <w:sz w:val="24"/>
-          <w:szCs w:val="24"/>
-          <w:lang w:val="ru-RU"/>
-        </w:rPr>
-        <w:t>[</w:t>
-      </w:r>
-      <w:r>
-        <w:rPr>
-          <w:rFonts w:ascii="Times New Roman" w:hAnsi="Times New Roman" w:cs="Times New Roman"/>
-          <w:sz w:val="24"/>
-          <w:szCs w:val="24"/>
-        </w:rPr>
-        <w:t>Drawing</w:t>
-      </w:r>
-      <w:r>
-        <w:rPr>
-          <w:rFonts w:ascii="Times New Roman" w:hAnsi="Times New Roman" w:cs="Times New Roman"/>
-          <w:sz w:val="24"/>
-          <w:szCs w:val="24"/>
-          <w:lang w:val="ru-RU"/>
-        </w:rPr>
-        <w:t>.</w:t>
-      </w:r>
-      <w:proofErr w:type="spellStart"/>
-      <w:r>
-        <w:rPr>
-          <w:rFonts w:ascii="Times New Roman" w:hAnsi="Times New Roman" w:cs="Times New Roman"/>
-          <w:sz w:val="24"/>
-          <w:szCs w:val="24"/>
-        </w:rPr>
-        <w:t>png</w:t>
-      </w:r>
-      <w:proofErr w:type="spellEnd"/>
-      <w:r>
-        <w:rPr>
-          <w:rFonts w:ascii="Times New Roman" w:hAnsi="Times New Roman" w:cs="Times New Roman"/>
-          <w:sz w:val="24"/>
-          <w:szCs w:val="24"/>
-          <w:lang w:val="ru-RU"/>
-        </w:rPr>
-        <w:t>]]</w:t>
+      <w:r>
+        <w:rPr>
+          <w:rFonts w:ascii="Times New Roman" w:hAnsi="Times New Roman" w:cs="Times New Roman"/>
+          <w:noProof/>
+          <w:sz w:val="24"/>
+          <w:szCs w:val="24"/>
+          <w:lang w:val="ru-RU"/>
+        </w:rPr>
+        <w:lastRenderedPageBreak/>
+        <w:drawing>
+          <wp:inline distT="0" distB="0" distL="0" distR="0">
+            <wp:extent cx="1408176" cy="1985850"/>
+            <wp:effectExtent l="0" t="0" r="0" b="0"/>
+            <wp:docPr id="1889040392" name="Picture 1"/>
+            <wp:cNvGraphicFramePr>
+              <a:graphicFrameLocks xmlns:a="http://schemas.openxmlformats.org/drawingml/2006/main" noChangeAspect="1"/>
+            </wp:cNvGraphicFramePr>
+            <a:graphic xmlns:a="http://schemas.openxmlformats.org/drawingml/2006/main">
+              <a:graphicData uri="http://schemas.openxmlformats.org/drawingml/2006/picture">
+                <pic:pic xmlns:pic="http://schemas.openxmlformats.org/drawingml/2006/picture">
+                  <pic:nvPicPr>
+                    <pic:cNvPr id="1889040392" name="Picture 1889040392"/>
+                    <pic:cNvPicPr/>
+                  </pic:nvPicPr>
+                  <pic:blipFill>
+                    <a:blip r:embed="rId5" cstate="print">
+                      <a:extLst>
+                        <a:ext uri="{28A0092B-C50C-407E-A947-70E740481C1C}">
+                          <a14:useLocalDpi xmlns:a14="http://schemas.microsoft.com/office/drawing/2010/main" val="0"/>
+                        </a:ext>
+                      </a:extLst>
+                    </a:blip>
+                    <a:stretch>
+                      <a:fillRect/>
+                    </a:stretch>
+                  </pic:blipFill>
+                  <pic:spPr>
+                    <a:xfrm>
+                      <a:off x="0" y="0"/>
+                      <a:ext cx="1424337" cy="2008641"/>
+                    </a:xfrm>
+                    <a:prstGeom prst="rect">
+                      <a:avLst/>
+                    </a:prstGeom>
+                  </pic:spPr>
+                </pic:pic>
+              </a:graphicData>
+            </a:graphic>
+          </wp:inline>
+        </w:drawing>
       </w:r>
     </w:p>
     <w:p>
@@ -2239,17 +2236,7 @@
           <w:szCs w:val="24"/>
           <w:lang w:val="ru-RU"/>
         </w:rPr>
-        <w:t xml:space="preserve"> — чистое мышление, ментальное без физического, полная синхронизация, </w:t>
-      </w:r>
-      <w:r>
-        <w:rPr>
-          <w:rFonts w:ascii="Times New Roman" w:hAnsi="Times New Roman" w:cs="Times New Roman"/>
-          <w:sz w:val="24"/>
-          <w:szCs w:val="24"/>
-          <w:lang w:val="ru-RU"/>
-        </w:rPr>
-        <w:lastRenderedPageBreak/>
-        <w:t xml:space="preserve">находящаяся буквально вне времени, и название у нее — </w:t>
+        <w:t xml:space="preserve"> — чистое мышление, ментальное без физического, полная синхронизация, находящаяся буквально вне времени, и название у нее — </w:t>
       </w:r>
       <w:r>
         <w:rPr>

--- a/public/lesson-14.docx
+++ b/public/lesson-14.docx
@@ -4,151 +4,242 @@
   <w:body>
     <w:p>
       <w:pPr>
-        <w:pStyle w:val="Heading2"/>
-        <w:rPr>
-          <w:lang w:val="ru-RU"/>
-        </w:rPr>
-      </w:pPr>
-      <w:r>
-        <w:rPr>
-          <w:lang w:val="ru-RU"/>
-        </w:rPr>
-        <w:t>Величие</w:t>
-      </w:r>
-      <w:r>
-        <w:rPr>
-          <w:lang w:val="ru-RU"/>
-        </w:rPr>
-        <w:t xml:space="preserve"> Аристотеля</w:t>
+        <w:rPr>
+          <w:lang w:val="ru-RU"/>
+        </w:rPr>
+      </w:pPr>
+      <w:r>
+        <w:rPr>
+          <w:lang w:val="ru-RU"/>
+        </w:rPr>
+        <w:t>#63. Значимость Аристотеля для современной теории познания: попытка устранить противоположность между "ментальным" (мышление) и "физическим" (материей), которые в этой перспективе не являются базовыми онтологическими категориями, поскольку их различие управляется более фундаментальным фактором – Временем;</w:t>
       </w:r>
     </w:p>
     <w:p>
       <w:pPr>
         <w:rPr>
-          <w:rFonts w:ascii="Times New Roman" w:hAnsi="Times New Roman" w:cs="Times New Roman"/>
-          <w:sz w:val="24"/>
-          <w:szCs w:val="24"/>
-          <w:lang w:val="ru-RU"/>
-        </w:rPr>
-      </w:pPr>
-      <w:r>
-        <w:rPr>
-          <w:rFonts w:ascii="Times New Roman" w:hAnsi="Times New Roman" w:cs="Times New Roman"/>
-          <w:sz w:val="24"/>
-          <w:szCs w:val="24"/>
-          <w:lang w:val="ru-RU"/>
-        </w:rPr>
-        <w:t>Аристотель своей философией сделал наброски ходов мысл</w:t>
-      </w:r>
-      <w:r>
-        <w:rPr>
-          <w:rFonts w:ascii="Times New Roman" w:hAnsi="Times New Roman" w:cs="Times New Roman"/>
-          <w:sz w:val="24"/>
-          <w:szCs w:val="24"/>
-          <w:lang w:val="ru-RU"/>
-        </w:rPr>
-        <w:t>и</w:t>
-      </w:r>
-      <w:r>
-        <w:rPr>
-          <w:rFonts w:ascii="Times New Roman" w:hAnsi="Times New Roman" w:cs="Times New Roman"/>
-          <w:sz w:val="24"/>
-          <w:szCs w:val="24"/>
-          <w:lang w:val="ru-RU"/>
-        </w:rPr>
-        <w:t xml:space="preserve">, которые в будущем помогут найти фундаментальные решения для спора Декарта и Гоббса. </w:t>
-      </w:r>
-      <w:r>
-        <w:rPr>
-          <w:rFonts w:ascii="Times New Roman" w:hAnsi="Times New Roman" w:cs="Times New Roman"/>
-          <w:sz w:val="24"/>
-          <w:szCs w:val="24"/>
-          <w:lang w:val="ru-RU"/>
-        </w:rPr>
-        <w:t xml:space="preserve">Его </w:t>
-      </w:r>
-      <w:r>
-        <w:rPr>
-          <w:rFonts w:ascii="Times New Roman" w:hAnsi="Times New Roman" w:cs="Times New Roman"/>
-          <w:sz w:val="24"/>
-          <w:szCs w:val="24"/>
-          <w:lang w:val="ru-RU"/>
-        </w:rPr>
-        <w:t xml:space="preserve">мысль </w:t>
-      </w:r>
-      <w:r>
-        <w:rPr>
-          <w:rFonts w:ascii="Times New Roman" w:hAnsi="Times New Roman" w:cs="Times New Roman"/>
-          <w:sz w:val="24"/>
-          <w:szCs w:val="24"/>
-          <w:lang w:val="ru-RU"/>
-        </w:rPr>
-        <w:t>была в</w:t>
-      </w:r>
-      <w:r>
-        <w:rPr>
-          <w:rFonts w:ascii="Times New Roman" w:hAnsi="Times New Roman" w:cs="Times New Roman"/>
-          <w:sz w:val="24"/>
-          <w:szCs w:val="24"/>
-          <w:lang w:val="ru-RU"/>
-        </w:rPr>
-        <w:t xml:space="preserve"> том, что ментальное и физическое — это не базовые категории, которыми нужно оперировать (как Платон убрал границу между физическим и математическим). Базовой же категорией по Аристотелю является </w:t>
-      </w:r>
-      <w:r>
-        <w:rPr>
-          <w:rFonts w:ascii="Times New Roman" w:hAnsi="Times New Roman" w:cs="Times New Roman"/>
-          <w:b/>
-          <w:sz w:val="24"/>
-          <w:szCs w:val="24"/>
-          <w:lang w:val="ru-RU"/>
-        </w:rPr>
-        <w:t>время</w:t>
-      </w:r>
-      <w:r>
-        <w:rPr>
-          <w:rFonts w:ascii="Times New Roman" w:hAnsi="Times New Roman" w:cs="Times New Roman"/>
-          <w:sz w:val="24"/>
-          <w:szCs w:val="24"/>
-          <w:lang w:val="ru-RU"/>
-        </w:rPr>
-        <w:t xml:space="preserve">. Причем </w:t>
-      </w:r>
-      <w:r>
-        <w:rPr>
-          <w:rFonts w:ascii="Times New Roman" w:hAnsi="Times New Roman" w:cs="Times New Roman"/>
-          <w:sz w:val="24"/>
-          <w:szCs w:val="24"/>
-          <w:lang w:val="ru-RU"/>
-        </w:rPr>
-        <w:t>он</w:t>
-      </w:r>
-      <w:r>
-        <w:rPr>
-          <w:rFonts w:ascii="Times New Roman" w:hAnsi="Times New Roman" w:cs="Times New Roman"/>
-          <w:sz w:val="24"/>
-          <w:szCs w:val="24"/>
-          <w:lang w:val="ru-RU"/>
-        </w:rPr>
-        <w:t xml:space="preserve"> не работал со временем, а скорее вводил его, как переменную. Для нас время — это константа, это своего рода «фон». Аристотель делает допущение, что время — это переменная, которая может быть преобразована, и с ней может быть произведена некая манипуляция.</w:t>
+          <w:lang w:val="ru-RU"/>
+        </w:rPr>
+      </w:pPr>
+      <w:r>
+        <w:rPr>
+          <w:lang w:val="ru-RU"/>
+        </w:rPr>
+        <w:t>#64. Альтернативное решение проблемы Платона: идея вещи ("истинное знание") находится не отдельно от самой вещи – в другой реальности, но отделена от неё во времени: это потенциальное ("дюнамис") состояние вещи, когда в своём движении она достигает состояния завершённости ("энтелехия")</w:t>
       </w:r>
     </w:p>
     <w:p>
       <w:pPr>
-        <w:pStyle w:val="Heading2"/>
-        <w:rPr>
-          <w:lang w:val="ru-RU"/>
-        </w:rPr>
-      </w:pPr>
-      <w:r>
-        <w:rPr>
-          <w:lang w:val="ru-RU"/>
-        </w:rPr>
-        <w:t>Критика Платона</w:t>
+        <w:rPr>
+          <w:lang w:val="ru-RU"/>
+        </w:rPr>
+      </w:pPr>
+      <w:r>
+        <w:rPr>
+          <w:lang w:val="ru-RU"/>
+        </w:rPr>
+        <w:t>#65. Выбор наблюдения в качестве метода: вещь не определяется в абстрактном размышлении, но постепенно определяет сама себя в процессе своего стремления ("орексис") к энтелехии / совершенству;</w:t>
       </w:r>
     </w:p>
     <w:p>
       <w:pPr>
         <w:rPr>
+          <w:lang w:val="ru-RU"/>
+        </w:rPr>
+      </w:pPr>
+      <w:r>
+        <w:rPr>
+          <w:lang w:val="ru-RU"/>
+        </w:rPr>
+        <w:t>#66. "Наблюдение" ("мышление", "ментальное", "псюхе") не противопоставлено ряду изменяющихся состояний вещи (её "генезису" / становлению), а является его частью: оно формируется, когда некоторые состояния ряда "синхронизируются" между собой, проявляют себя одновременно – это открывает пространство логического размышления (структура "силлогизма"), которое подчиняется неизменным, "вневременным" законам;</w:t>
+      </w:r>
+    </w:p>
+    <w:p>
+      <w:pPr>
+        <w:rPr>
+          <w:lang w:val="ru-RU"/>
+        </w:rPr>
+      </w:pPr>
+      <w:r>
+        <w:rPr>
+          <w:lang w:val="ru-RU"/>
+        </w:rPr>
+        <w:t>#67. Начало генезиса вещи соответствует чисто физическому, бесформенной материи (материал / "гюле"), а конечное состояние завершённости, "энтелехия" соответствует чисто ментальному – Нус / Ум, находящемуся целиком вне времени, за пределами физической реальности;</w:t>
+      </w:r>
+    </w:p>
+    <w:p>
+      <w:pPr>
+        <w:rPr>
+          <w:lang w:val="ru-RU"/>
+        </w:rPr>
+      </w:pPr>
+      <w:r>
+        <w:rPr>
+          <w:lang w:val="ru-RU"/>
+        </w:rPr>
+        <w:t>#68. Нус/ Ум как чисто ментальная, вечная сущность изолирован он становления / генезиса – замкнут на себе в процессе самосозерцания ("ноэсис ноэсеос"), но генезис управляется, приводится в движение Нусом / Умом – как "идеалом", "объектом стремления" ("орексис"), и никогда его не достигает, образует вечный цикл;</w:t>
+      </w:r>
+    </w:p>
+    <w:p>
+      <w:pPr>
+        <w:rPr>
+          <w:lang w:val="ru-RU"/>
+        </w:rPr>
+      </w:pPr>
+      <w:r>
+        <w:rPr>
+          <w:lang w:val="ru-RU"/>
+        </w:rPr>
+        <w:t>#69. Платон: истинное знание (Идея / Эйдос) недоступна человеческому мышлению и пребывает в метафизической реальности; Аристотель: истинное знание реализуется в физической реальности через стремлении вещи к совершенству / энтелехии, но такой совершенной формой может быть только мышление более высокого порядка, чем человеческое, "изолированное" от этого процесса в метафизической реальности.</w:t>
+      </w:r>
+    </w:p>
+    <w:p>
+      <w:pPr>
+        <w:pStyle w:val="Heading2"/>
+        <w:rPr>
+          <w:lang w:val="ru-RU"/>
+        </w:rPr>
+      </w:pPr>
+      <w:r>
+        <w:rPr>
+          <w:lang w:val="ru-RU"/>
+        </w:rPr>
+        <w:t>Величие</w:t>
+      </w:r>
+      <w:r>
+        <w:rPr>
+          <w:lang w:val="ru-RU"/>
+        </w:rPr>
+        <w:t xml:space="preserve"> Аристотеля</w:t>
+      </w:r>
+    </w:p>
+    <w:p>
+      <w:pPr>
+        <w:rPr>
+          <w:rFonts w:ascii="Times New Roman" w:hAnsi="Times New Roman" w:cs="Times New Roman"/>
+          <w:sz w:val="24"/>
+          <w:szCs w:val="24"/>
+          <w:lang w:val="ru-RU"/>
+        </w:rPr>
+      </w:pPr>
+      <w:r>
+        <w:rPr>
+          <w:rFonts w:ascii="Times New Roman" w:hAnsi="Times New Roman" w:cs="Times New Roman"/>
+          <w:sz w:val="24"/>
+          <w:szCs w:val="24"/>
+          <w:lang w:val="ru-RU"/>
+        </w:rPr>
+        <w:t>Аристотель своей философией сделал наброски ходов мысл</w:t>
+      </w:r>
+      <w:r>
+        <w:rPr>
+          <w:rFonts w:ascii="Times New Roman" w:hAnsi="Times New Roman" w:cs="Times New Roman"/>
+          <w:sz w:val="24"/>
+          <w:szCs w:val="24"/>
+          <w:lang w:val="ru-RU"/>
+        </w:rPr>
+        <w:t>и</w:t>
+      </w:r>
+      <w:r>
+        <w:rPr>
+          <w:rFonts w:ascii="Times New Roman" w:hAnsi="Times New Roman" w:cs="Times New Roman"/>
+          <w:sz w:val="24"/>
+          <w:szCs w:val="24"/>
+          <w:lang w:val="ru-RU"/>
+        </w:rPr>
+        <w:t xml:space="preserve">, которые в будущем помогут найти фундаментальные решения для спора Декарта и Гоббса. </w:t>
+      </w:r>
+      <w:r>
+        <w:rPr>
+          <w:rFonts w:ascii="Times New Roman" w:hAnsi="Times New Roman" w:cs="Times New Roman"/>
+          <w:sz w:val="24"/>
+          <w:szCs w:val="24"/>
+          <w:lang w:val="ru-RU"/>
+        </w:rPr>
+        <w:t xml:space="preserve">Его </w:t>
+      </w:r>
+      <w:r>
+        <w:rPr>
+          <w:rFonts w:ascii="Times New Roman" w:hAnsi="Times New Roman" w:cs="Times New Roman"/>
+          <w:sz w:val="24"/>
+          <w:szCs w:val="24"/>
+          <w:lang w:val="ru-RU"/>
+        </w:rPr>
+        <w:t xml:space="preserve">мысль </w:t>
+      </w:r>
+      <w:r>
+        <w:rPr>
+          <w:rFonts w:ascii="Times New Roman" w:hAnsi="Times New Roman" w:cs="Times New Roman"/>
+          <w:sz w:val="24"/>
+          <w:szCs w:val="24"/>
+          <w:lang w:val="ru-RU"/>
+        </w:rPr>
+        <w:t>была в</w:t>
+      </w:r>
+      <w:r>
+        <w:rPr>
+          <w:rFonts w:ascii="Times New Roman" w:hAnsi="Times New Roman" w:cs="Times New Roman"/>
+          <w:sz w:val="24"/>
+          <w:szCs w:val="24"/>
+          <w:lang w:val="ru-RU"/>
+        </w:rPr>
+        <w:t xml:space="preserve"> том, что ментальное и физическое — это не базовые категории, которыми нужно оперировать (как Платон убрал границу между физическим и математическим). Базовой же категорией по Аристотелю является </w:t>
+      </w:r>
+      <w:r>
+        <w:rPr>
+          <w:rFonts w:ascii="Times New Roman" w:hAnsi="Times New Roman" w:cs="Times New Roman"/>
+          <w:b/>
+          <w:sz w:val="24"/>
+          <w:szCs w:val="24"/>
+          <w:lang w:val="ru-RU"/>
+        </w:rPr>
+        <w:t>время</w:t>
+      </w:r>
+      <w:r>
+        <w:rPr>
+          <w:rFonts w:ascii="Times New Roman" w:hAnsi="Times New Roman" w:cs="Times New Roman"/>
+          <w:sz w:val="24"/>
+          <w:szCs w:val="24"/>
+          <w:lang w:val="ru-RU"/>
+        </w:rPr>
+        <w:t xml:space="preserve">. Причем </w:t>
+      </w:r>
+      <w:r>
+        <w:rPr>
+          <w:rFonts w:ascii="Times New Roman" w:hAnsi="Times New Roman" w:cs="Times New Roman"/>
+          <w:sz w:val="24"/>
+          <w:szCs w:val="24"/>
+          <w:lang w:val="ru-RU"/>
+        </w:rPr>
+        <w:t>он</w:t>
+      </w:r>
+      <w:r>
+        <w:rPr>
+          <w:rFonts w:ascii="Times New Roman" w:hAnsi="Times New Roman" w:cs="Times New Roman"/>
+          <w:sz w:val="24"/>
+          <w:szCs w:val="24"/>
+          <w:lang w:val="ru-RU"/>
+        </w:rPr>
+        <w:t xml:space="preserve"> не работал со временем, а скорее вводил его, как переменную. Для нас время — это константа, это своего рода «фон». Аристотель делает допущение, что время — это переменная, которая может быть преобразована, и с ней может быть произведена некая манипуляция.</w:t>
+      </w:r>
+    </w:p>
+    <w:p>
+      <w:pPr>
+        <w:pStyle w:val="Heading2"/>
+        <w:rPr>
+          <w:lang w:val="ru-RU"/>
+        </w:rPr>
+      </w:pPr>
+      <w:r>
+        <w:rPr>
+          <w:lang w:val="ru-RU"/>
+        </w:rPr>
+        <w:t>Критика Платона</w:t>
+      </w:r>
+    </w:p>
+    <w:p>
+      <w:pPr>
+        <w:rPr>
           <w:rFonts w:ascii="Times New Roman" w:hAnsi="Times New Roman" w:cs="Times New Roman"/>
           <w:sz w:val="24"/>
           <w:szCs w:val="24"/>
@@ -220,7 +311,17 @@
           <w:szCs w:val="24"/>
           <w:lang w:val="ru-RU"/>
         </w:rPr>
-        <w:t xml:space="preserve"> — это ввод костыля. По версии Аристотеля, Платон был вынужден ввести вторую реальность из-за неправильного метода: Платон пытался использовать метод диалога, совместного рассуждения; Аристотель предлагает метод </w:t>
+        <w:t xml:space="preserve"> — это ввод костыля. По версии Аристотеля, </w:t>
+      </w:r>
+      <w:r>
+        <w:rPr>
+          <w:rFonts w:ascii="Times New Roman" w:hAnsi="Times New Roman" w:cs="Times New Roman"/>
+          <w:sz w:val="24"/>
+          <w:szCs w:val="24"/>
+          <w:lang w:val="ru-RU"/>
+        </w:rPr>
+        <w:lastRenderedPageBreak/>
+        <w:t xml:space="preserve">Платон был вынужден ввести вторую реальность из-за неправильного метода: Платон пытался использовать метод диалога, совместного рассуждения; Аристотель предлагает метод </w:t>
       </w:r>
       <w:r>
         <w:rPr>
@@ -345,7 +446,6 @@
         </w:rPr>
         <w:t xml:space="preserve">Представим эволюцию стола в виде прогрессии: </w:t>
       </w:r>
-      <w:proofErr w:type="gramStart"/>
       <w:r>
         <w:rPr>
           <w:rFonts w:ascii="Times New Roman" w:hAnsi="Times New Roman" w:cs="Times New Roman"/>
@@ -355,9 +455,17 @@
           <w:szCs w:val="24"/>
           <w:lang w:val="ru-RU"/>
         </w:rPr>
-        <w:t>С(</w:t>
-      </w:r>
-      <w:proofErr w:type="gramEnd"/>
+        <w:t xml:space="preserve">С(0) </w:t>
+      </w:r>
+      <w:r>
+        <w:rPr>
+          <w:rFonts w:ascii="Times New Roman" w:hAnsi="Times New Roman" w:cs="Times New Roman"/>
+          <w:sz w:val="24"/>
+          <w:szCs w:val="24"/>
+          <w:lang w:val="ru-RU"/>
+        </w:rPr>
+        <w:t xml:space="preserve">будет первым в мире столом, </w:t>
+      </w:r>
       <w:r>
         <w:rPr>
           <w:rFonts w:ascii="Times New Roman" w:hAnsi="Times New Roman" w:cs="Times New Roman"/>
@@ -367,16 +475,7 @@
           <w:szCs w:val="24"/>
           <w:lang w:val="ru-RU"/>
         </w:rPr>
-        <w:t xml:space="preserve">0) </w:t>
-      </w:r>
-      <w:r>
-        <w:rPr>
-          <w:rFonts w:ascii="Times New Roman" w:hAnsi="Times New Roman" w:cs="Times New Roman"/>
-          <w:sz w:val="24"/>
-          <w:szCs w:val="24"/>
-          <w:lang w:val="ru-RU"/>
-        </w:rPr>
-        <w:t xml:space="preserve">будет первым в мире столом, </w:t>
+        <w:t>С(</w:t>
       </w:r>
       <w:r>
         <w:rPr>
@@ -385,9 +484,8 @@
           <w:bCs/>
           <w:sz w:val="24"/>
           <w:szCs w:val="24"/>
-          <w:lang w:val="ru-RU"/>
-        </w:rPr>
-        <w:t>С(</w:t>
+        </w:rPr>
+        <w:t>n</w:t>
       </w:r>
       <w:r>
         <w:rPr>
@@ -396,8 +494,72 @@
           <w:bCs/>
           <w:sz w:val="24"/>
           <w:szCs w:val="24"/>
-        </w:rPr>
-        <w:t>n</w:t>
+          <w:lang w:val="ru-RU"/>
+        </w:rPr>
+        <w:t>)</w:t>
+      </w:r>
+      <w:r>
+        <w:rPr>
+          <w:rFonts w:ascii="Times New Roman" w:hAnsi="Times New Roman" w:cs="Times New Roman"/>
+          <w:sz w:val="24"/>
+          <w:szCs w:val="24"/>
+          <w:lang w:val="ru-RU"/>
+        </w:rPr>
+        <w:t xml:space="preserve"> </w:t>
+      </w:r>
+      <w:r>
+        <w:rPr>
+          <w:rFonts w:ascii="Times New Roman" w:hAnsi="Times New Roman" w:cs="Times New Roman"/>
+          <w:sz w:val="24"/>
+          <w:szCs w:val="24"/>
+          <w:lang w:val="ru-RU"/>
+        </w:rPr>
+        <w:t xml:space="preserve">— </w:t>
+      </w:r>
+      <w:r>
+        <w:rPr>
+          <w:rFonts w:ascii="Times New Roman" w:hAnsi="Times New Roman" w:cs="Times New Roman"/>
+          <w:sz w:val="24"/>
+          <w:szCs w:val="24"/>
+          <w:lang w:val="ru-RU"/>
+        </w:rPr>
+        <w:t>идеальным столом, эталоном, образцом,</w:t>
+      </w:r>
+      <w:r>
+        <w:rPr>
+          <w:rFonts w:ascii="Times New Roman" w:hAnsi="Times New Roman" w:cs="Times New Roman"/>
+          <w:sz w:val="24"/>
+          <w:szCs w:val="24"/>
+          <w:lang w:val="ru-RU"/>
+        </w:rPr>
+        <w:t xml:space="preserve"> </w:t>
+      </w:r>
+      <w:r>
+        <w:rPr>
+          <w:rFonts w:ascii="Times New Roman" w:hAnsi="Times New Roman" w:cs="Times New Roman"/>
+          <w:sz w:val="24"/>
+          <w:szCs w:val="24"/>
+          <w:lang w:val="ru-RU"/>
+        </w:rPr>
+        <w:t>ἐντελέχεια</w:t>
+      </w:r>
+      <w:r>
+        <w:rPr>
+          <w:rFonts w:ascii="Times New Roman" w:hAnsi="Times New Roman" w:cs="Times New Roman"/>
+          <w:sz w:val="24"/>
+          <w:szCs w:val="24"/>
+          <w:lang w:val="ru-RU"/>
+        </w:rPr>
+        <w:t xml:space="preserve"> </w:t>
+      </w:r>
+      <w:r>
+        <w:rPr>
+          <w:rFonts w:ascii="Times New Roman" w:hAnsi="Times New Roman" w:cs="Times New Roman"/>
+          <w:sz w:val="24"/>
+          <w:szCs w:val="24"/>
+          <w:lang w:val="ru-RU"/>
+        </w:rPr>
+        <w:t>[</w:t>
       </w:r>
       <w:r>
         <w:rPr>
@@ -408,81 +570,7 @@
           <w:szCs w:val="24"/>
           <w:lang w:val="ru-RU"/>
         </w:rPr>
-        <w:t>)</w:t>
-      </w:r>
-      <w:r>
-        <w:rPr>
-          <w:rFonts w:ascii="Times New Roman" w:hAnsi="Times New Roman" w:cs="Times New Roman"/>
-          <w:sz w:val="24"/>
-          <w:szCs w:val="24"/>
-          <w:lang w:val="ru-RU"/>
-        </w:rPr>
-        <w:t xml:space="preserve"> </w:t>
-      </w:r>
-      <w:r>
-        <w:rPr>
-          <w:rFonts w:ascii="Times New Roman" w:hAnsi="Times New Roman" w:cs="Times New Roman"/>
-          <w:sz w:val="24"/>
-          <w:szCs w:val="24"/>
-          <w:lang w:val="ru-RU"/>
-        </w:rPr>
-        <w:t xml:space="preserve">— </w:t>
-      </w:r>
-      <w:r>
-        <w:rPr>
-          <w:rFonts w:ascii="Times New Roman" w:hAnsi="Times New Roman" w:cs="Times New Roman"/>
-          <w:sz w:val="24"/>
-          <w:szCs w:val="24"/>
-          <w:lang w:val="ru-RU"/>
-        </w:rPr>
-        <w:t>идеальным столом, эталоном, образцом,</w:t>
-      </w:r>
-      <w:r>
-        <w:rPr>
-          <w:rFonts w:ascii="Times New Roman" w:hAnsi="Times New Roman" w:cs="Times New Roman"/>
-          <w:sz w:val="24"/>
-          <w:szCs w:val="24"/>
-          <w:lang w:val="ru-RU"/>
-        </w:rPr>
-        <w:t xml:space="preserve"> </w:t>
-      </w:r>
-      <w:proofErr w:type="spellStart"/>
-      <w:r>
-        <w:rPr>
-          <w:rFonts w:ascii="Times New Roman" w:hAnsi="Times New Roman" w:cs="Times New Roman"/>
-          <w:sz w:val="24"/>
-          <w:szCs w:val="24"/>
-          <w:lang w:val="ru-RU"/>
-        </w:rPr>
-        <w:t>ἐντελέχει</w:t>
-      </w:r>
-      <w:proofErr w:type="spellEnd"/>
-      <w:r>
-        <w:rPr>
-          <w:rFonts w:ascii="Times New Roman" w:hAnsi="Times New Roman" w:cs="Times New Roman"/>
-          <w:sz w:val="24"/>
-          <w:szCs w:val="24"/>
-          <w:lang w:val="ru-RU"/>
-        </w:rPr>
-        <w:t>α</w:t>
-      </w:r>
-      <w:r>
-        <w:rPr>
-          <w:rFonts w:ascii="Times New Roman" w:hAnsi="Times New Roman" w:cs="Times New Roman"/>
-          <w:sz w:val="24"/>
-          <w:szCs w:val="24"/>
-          <w:lang w:val="ru-RU"/>
-        </w:rPr>
-        <w:t xml:space="preserve"> </w:t>
-      </w:r>
-      <w:r>
-        <w:rPr>
-          <w:rFonts w:ascii="Times New Roman" w:hAnsi="Times New Roman" w:cs="Times New Roman"/>
-          <w:sz w:val="24"/>
-          <w:szCs w:val="24"/>
-          <w:lang w:val="ru-RU"/>
-        </w:rPr>
-        <w:t>[</w:t>
+        <w:t>э</w:t>
       </w:r>
       <w:r>
         <w:rPr>
@@ -493,7 +581,7 @@
           <w:szCs w:val="24"/>
           <w:lang w:val="ru-RU"/>
         </w:rPr>
-        <w:t>э</w:t>
+        <w:t>нтелехи</w:t>
       </w:r>
       <w:r>
         <w:rPr>
@@ -504,9 +592,38 @@
           <w:szCs w:val="24"/>
           <w:lang w:val="ru-RU"/>
         </w:rPr>
-        <w:t>нтелехи</w:t>
-      </w:r>
-      <w:r>
+        <w:t>я</w:t>
+      </w:r>
+      <w:r>
+        <w:rPr>
+          <w:rFonts w:ascii="Times New Roman" w:hAnsi="Times New Roman" w:cs="Times New Roman"/>
+          <w:sz w:val="24"/>
+          <w:szCs w:val="24"/>
+          <w:lang w:val="ru-RU"/>
+        </w:rPr>
+        <w:t>]</w:t>
+      </w:r>
+      <w:r>
+        <w:rPr>
+          <w:rFonts w:ascii="Times New Roman" w:hAnsi="Times New Roman" w:cs="Times New Roman"/>
+          <w:sz w:val="24"/>
+          <w:szCs w:val="24"/>
+          <w:lang w:val="ru-RU"/>
+        </w:rPr>
+        <w:t>.</w:t>
+      </w:r>
+      <w:r>
+        <w:rPr>
+          <w:rFonts w:ascii="Times New Roman" w:hAnsi="Times New Roman" w:cs="Times New Roman"/>
+          <w:sz w:val="24"/>
+          <w:szCs w:val="24"/>
+          <w:lang w:val="ru-RU"/>
+        </w:rPr>
+        <w:t xml:space="preserve"> Мы имеем прогрессию:</w:t>
+      </w:r>
+    </w:p>
+    <w:p>
+      <w:pPr>
         <w:rPr>
           <w:rFonts w:ascii="Times New Roman" w:hAnsi="Times New Roman" w:cs="Times New Roman"/>
           <w:b/>
@@ -515,76 +632,288 @@
           <w:szCs w:val="24"/>
           <w:lang w:val="ru-RU"/>
         </w:rPr>
-        <w:t>я</w:t>
-      </w:r>
-      <w:r>
-        <w:rPr>
-          <w:rFonts w:ascii="Times New Roman" w:hAnsi="Times New Roman" w:cs="Times New Roman"/>
-          <w:sz w:val="24"/>
-          <w:szCs w:val="24"/>
-          <w:lang w:val="ru-RU"/>
-        </w:rPr>
-        <w:t>]</w:t>
-      </w:r>
-      <w:r>
-        <w:rPr>
-          <w:rFonts w:ascii="Times New Roman" w:hAnsi="Times New Roman" w:cs="Times New Roman"/>
-          <w:sz w:val="24"/>
-          <w:szCs w:val="24"/>
-          <w:lang w:val="ru-RU"/>
-        </w:rPr>
-        <w:t>.</w:t>
-      </w:r>
-      <w:r>
-        <w:rPr>
-          <w:rFonts w:ascii="Times New Roman" w:hAnsi="Times New Roman" w:cs="Times New Roman"/>
-          <w:sz w:val="24"/>
-          <w:szCs w:val="24"/>
-          <w:lang w:val="ru-RU"/>
-        </w:rPr>
-        <w:t xml:space="preserve"> Мы имеем прогрессию:</w:t>
+      </w:pPr>
+      <w:r>
+        <w:rPr>
+          <w:rFonts w:ascii="Times New Roman" w:hAnsi="Times New Roman" w:cs="Times New Roman"/>
+          <w:b/>
+          <w:bCs/>
+          <w:sz w:val="24"/>
+          <w:szCs w:val="24"/>
+          <w:lang w:val="ru-RU"/>
+        </w:rPr>
+        <w:t>С(0)</w:t>
+      </w:r>
+      <w:r>
+        <w:rPr>
+          <w:rFonts w:ascii="Times New Roman" w:hAnsi="Times New Roman" w:cs="Times New Roman"/>
+          <w:b/>
+          <w:bCs/>
+          <w:sz w:val="24"/>
+          <w:szCs w:val="24"/>
+          <w:lang w:val="ru-RU"/>
+        </w:rPr>
+        <w:t xml:space="preserve"> </w:t>
+      </w:r>
+      <w:r>
+        <w:rPr>
+          <w:rFonts w:ascii="Times New Roman" w:hAnsi="Times New Roman" w:cs="Times New Roman"/>
+          <w:b/>
+          <w:bCs/>
+          <w:sz w:val="24"/>
+          <w:szCs w:val="24"/>
+        </w:rPr>
+        <w:sym w:font="Wingdings" w:char="F0E0"/>
+      </w:r>
+      <w:r>
+        <w:rPr>
+          <w:rFonts w:ascii="Times New Roman" w:hAnsi="Times New Roman" w:cs="Times New Roman"/>
+          <w:b/>
+          <w:bCs/>
+          <w:sz w:val="24"/>
+          <w:szCs w:val="24"/>
+          <w:lang w:val="ru-RU"/>
+        </w:rPr>
+        <w:t xml:space="preserve"> С(1)</w:t>
+      </w:r>
+      <w:r>
+        <w:rPr>
+          <w:rFonts w:ascii="Times New Roman" w:hAnsi="Times New Roman" w:cs="Times New Roman"/>
+          <w:b/>
+          <w:bCs/>
+          <w:sz w:val="24"/>
+          <w:szCs w:val="24"/>
+          <w:lang w:val="ru-RU"/>
+        </w:rPr>
+        <w:t xml:space="preserve"> </w:t>
+      </w:r>
+      <w:r>
+        <w:rPr>
+          <w:rFonts w:ascii="Times New Roman" w:hAnsi="Times New Roman" w:cs="Times New Roman"/>
+          <w:b/>
+          <w:bCs/>
+          <w:sz w:val="24"/>
+          <w:szCs w:val="24"/>
+        </w:rPr>
+        <w:sym w:font="Wingdings" w:char="F0E0"/>
+      </w:r>
+      <w:r>
+        <w:rPr>
+          <w:rFonts w:ascii="Times New Roman" w:hAnsi="Times New Roman" w:cs="Times New Roman"/>
+          <w:b/>
+          <w:bCs/>
+          <w:sz w:val="24"/>
+          <w:szCs w:val="24"/>
+          <w:lang w:val="ru-RU"/>
+        </w:rPr>
+        <w:t xml:space="preserve"> С(2)</w:t>
+      </w:r>
+      <w:r>
+        <w:rPr>
+          <w:rFonts w:ascii="Times New Roman" w:hAnsi="Times New Roman" w:cs="Times New Roman"/>
+          <w:b/>
+          <w:bCs/>
+          <w:sz w:val="24"/>
+          <w:szCs w:val="24"/>
+          <w:lang w:val="ru-RU"/>
+        </w:rPr>
+        <w:t xml:space="preserve"> </w:t>
+      </w:r>
+      <w:r>
+        <w:rPr>
+          <w:rFonts w:ascii="Times New Roman" w:hAnsi="Times New Roman" w:cs="Times New Roman"/>
+          <w:b/>
+          <w:bCs/>
+          <w:sz w:val="24"/>
+          <w:szCs w:val="24"/>
+        </w:rPr>
+        <w:sym w:font="Wingdings" w:char="F0E0"/>
+      </w:r>
+      <w:r>
+        <w:rPr>
+          <w:rFonts w:ascii="Times New Roman" w:hAnsi="Times New Roman" w:cs="Times New Roman"/>
+          <w:b/>
+          <w:bCs/>
+          <w:sz w:val="24"/>
+          <w:szCs w:val="24"/>
+          <w:lang w:val="ru-RU"/>
+        </w:rPr>
+        <w:t xml:space="preserve"> </w:t>
+      </w:r>
+      <w:r>
+        <w:rPr>
+          <w:rFonts w:ascii="Times New Roman" w:hAnsi="Times New Roman" w:cs="Times New Roman"/>
+          <w:b/>
+          <w:bCs/>
+          <w:sz w:val="24"/>
+          <w:szCs w:val="24"/>
+          <w:lang w:val="ru-RU"/>
+        </w:rPr>
+        <w:t xml:space="preserve">С(3) </w:t>
+      </w:r>
+      <w:r>
+        <w:rPr>
+          <w:rFonts w:ascii="Times New Roman" w:hAnsi="Times New Roman" w:cs="Times New Roman"/>
+          <w:b/>
+          <w:bCs/>
+          <w:sz w:val="24"/>
+          <w:szCs w:val="24"/>
+        </w:rPr>
+        <w:sym w:font="Wingdings" w:char="F0E0"/>
+      </w:r>
+      <w:r>
+        <w:rPr>
+          <w:rFonts w:ascii="Times New Roman" w:hAnsi="Times New Roman" w:cs="Times New Roman"/>
+          <w:b/>
+          <w:bCs/>
+          <w:sz w:val="24"/>
+          <w:szCs w:val="24"/>
+          <w:lang w:val="ru-RU"/>
+        </w:rPr>
+        <w:t xml:space="preserve"> </w:t>
+      </w:r>
+      <w:r>
+        <w:rPr>
+          <w:rFonts w:ascii="Times New Roman" w:hAnsi="Times New Roman" w:cs="Times New Roman"/>
+          <w:b/>
+          <w:bCs/>
+          <w:sz w:val="24"/>
+          <w:szCs w:val="24"/>
+          <w:lang w:val="ru-RU"/>
+        </w:rPr>
+        <w:t xml:space="preserve">… </w:t>
+      </w:r>
+      <w:r>
+        <w:rPr>
+          <w:rFonts w:ascii="Times New Roman" w:hAnsi="Times New Roman" w:cs="Times New Roman"/>
+          <w:b/>
+          <w:bCs/>
+          <w:sz w:val="24"/>
+          <w:szCs w:val="24"/>
+        </w:rPr>
+        <w:sym w:font="Wingdings" w:char="F0E0"/>
+      </w:r>
+      <w:r>
+        <w:rPr>
+          <w:rFonts w:ascii="Times New Roman" w:hAnsi="Times New Roman" w:cs="Times New Roman"/>
+          <w:b/>
+          <w:bCs/>
+          <w:sz w:val="24"/>
+          <w:szCs w:val="24"/>
+          <w:lang w:val="ru-RU"/>
+        </w:rPr>
+        <w:t>С(</w:t>
+      </w:r>
+      <w:r>
+        <w:rPr>
+          <w:rFonts w:ascii="Times New Roman" w:hAnsi="Times New Roman" w:cs="Times New Roman"/>
+          <w:b/>
+          <w:bCs/>
+          <w:sz w:val="24"/>
+          <w:szCs w:val="24"/>
+        </w:rPr>
+        <w:t>n</w:t>
+      </w:r>
+      <w:r>
+        <w:rPr>
+          <w:rFonts w:ascii="Times New Roman" w:hAnsi="Times New Roman" w:cs="Times New Roman"/>
+          <w:b/>
+          <w:bCs/>
+          <w:sz w:val="24"/>
+          <w:szCs w:val="24"/>
+          <w:lang w:val="ru-RU"/>
+        </w:rPr>
+        <w:t>)</w:t>
       </w:r>
     </w:p>
     <w:p>
       <w:pPr>
         <w:rPr>
           <w:rFonts w:ascii="Times New Roman" w:hAnsi="Times New Roman" w:cs="Times New Roman"/>
-          <w:b/>
-          <w:bCs/>
-          <w:sz w:val="24"/>
-          <w:szCs w:val="24"/>
-          <w:lang w:val="ru-RU"/>
-        </w:rPr>
-      </w:pPr>
-      <w:proofErr w:type="gramStart"/>
-      <w:r>
-        <w:rPr>
-          <w:rFonts w:ascii="Times New Roman" w:hAnsi="Times New Roman" w:cs="Times New Roman"/>
-          <w:b/>
-          <w:bCs/>
-          <w:sz w:val="24"/>
-          <w:szCs w:val="24"/>
-          <w:lang w:val="ru-RU"/>
-        </w:rPr>
-        <w:t>С(</w:t>
-      </w:r>
-      <w:proofErr w:type="gramEnd"/>
-      <w:r>
-        <w:rPr>
-          <w:rFonts w:ascii="Times New Roman" w:hAnsi="Times New Roman" w:cs="Times New Roman"/>
-          <w:b/>
-          <w:bCs/>
-          <w:sz w:val="24"/>
-          <w:szCs w:val="24"/>
-          <w:lang w:val="ru-RU"/>
-        </w:rPr>
-        <w:t>0)</w:t>
-      </w:r>
-      <w:r>
-        <w:rPr>
-          <w:rFonts w:ascii="Times New Roman" w:hAnsi="Times New Roman" w:cs="Times New Roman"/>
-          <w:b/>
-          <w:bCs/>
+          <w:sz w:val="24"/>
+          <w:szCs w:val="24"/>
+          <w:lang w:val="ru-RU"/>
+        </w:rPr>
+      </w:pPr>
+      <w:r>
+        <w:rPr>
+          <w:rFonts w:ascii="Times New Roman" w:hAnsi="Times New Roman" w:cs="Times New Roman"/>
+          <w:sz w:val="24"/>
+          <w:szCs w:val="24"/>
+          <w:lang w:val="ru-RU"/>
+        </w:rPr>
+        <w:t>К</w:t>
+      </w:r>
+      <w:r>
+        <w:rPr>
+          <w:rFonts w:ascii="Times New Roman" w:hAnsi="Times New Roman" w:cs="Times New Roman"/>
+          <w:sz w:val="24"/>
+          <w:szCs w:val="24"/>
+          <w:lang w:val="ru-RU"/>
+        </w:rPr>
+        <w:t xml:space="preserve">аждая следующая </w:t>
+      </w:r>
+      <w:r>
+        <w:rPr>
+          <w:rFonts w:ascii="Times New Roman" w:hAnsi="Times New Roman" w:cs="Times New Roman"/>
+          <w:i/>
+          <w:iCs/>
+          <w:sz w:val="24"/>
+          <w:szCs w:val="24"/>
+          <w:lang w:val="ru-RU"/>
+        </w:rPr>
+        <w:t>идея</w:t>
+      </w:r>
+      <w:r>
+        <w:rPr>
+          <w:rFonts w:ascii="Times New Roman" w:hAnsi="Times New Roman" w:cs="Times New Roman"/>
+          <w:sz w:val="24"/>
+          <w:szCs w:val="24"/>
+          <w:lang w:val="ru-RU"/>
+        </w:rPr>
+        <w:t xml:space="preserve"> стола будет включать в себя все предыдущие </w:t>
+      </w:r>
+      <w:r>
+        <w:rPr>
+          <w:rFonts w:ascii="Times New Roman" w:hAnsi="Times New Roman" w:cs="Times New Roman"/>
+          <w:i/>
+          <w:iCs/>
+          <w:sz w:val="24"/>
+          <w:szCs w:val="24"/>
+          <w:lang w:val="ru-RU"/>
+        </w:rPr>
+        <w:t>идеи</w:t>
+      </w:r>
+      <w:r>
+        <w:rPr>
+          <w:rFonts w:ascii="Times New Roman" w:hAnsi="Times New Roman" w:cs="Times New Roman"/>
+          <w:sz w:val="24"/>
+          <w:szCs w:val="24"/>
+          <w:lang w:val="ru-RU"/>
+        </w:rPr>
+        <w:t xml:space="preserve"> столов, то есть будет являться более общим по сравнению с теми</w:t>
+      </w:r>
+      <w:r>
+        <w:rPr>
+          <w:rFonts w:ascii="Times New Roman" w:hAnsi="Times New Roman" w:cs="Times New Roman"/>
+          <w:sz w:val="24"/>
+          <w:szCs w:val="24"/>
+          <w:lang w:val="ru-RU"/>
+        </w:rPr>
+        <w:t xml:space="preserve"> частными</w:t>
+      </w:r>
+      <w:r>
+        <w:rPr>
+          <w:rFonts w:ascii="Times New Roman" w:hAnsi="Times New Roman" w:cs="Times New Roman"/>
+          <w:sz w:val="24"/>
+          <w:szCs w:val="24"/>
+          <w:lang w:val="ru-RU"/>
+        </w:rPr>
+        <w:t>, которые в себя включает. Когда прогрессия дойдет до своего конца, останется единственный идеальный</w:t>
+      </w:r>
+      <w:r>
+        <w:rPr>
+          <w:rFonts w:ascii="Times New Roman" w:hAnsi="Times New Roman" w:cs="Times New Roman"/>
           <w:sz w:val="24"/>
           <w:szCs w:val="24"/>
           <w:lang w:val="ru-RU"/>
@@ -594,261 +923,139 @@
       <w:r>
         <w:rPr>
           <w:rFonts w:ascii="Times New Roman" w:hAnsi="Times New Roman" w:cs="Times New Roman"/>
-          <w:b/>
-          <w:bCs/>
-          <w:sz w:val="24"/>
-          <w:szCs w:val="24"/>
-        </w:rPr>
-        <w:sym w:font="Wingdings" w:char="F0E0"/>
-      </w:r>
-      <w:r>
-        <w:rPr>
-          <w:rFonts w:ascii="Times New Roman" w:hAnsi="Times New Roman" w:cs="Times New Roman"/>
-          <w:b/>
-          <w:bCs/>
-          <w:sz w:val="24"/>
-          <w:szCs w:val="24"/>
-          <w:lang w:val="ru-RU"/>
-        </w:rPr>
-        <w:t xml:space="preserve"> </w:t>
-      </w:r>
-      <w:proofErr w:type="gramStart"/>
-      <w:r>
-        <w:rPr>
-          <w:rFonts w:ascii="Times New Roman" w:hAnsi="Times New Roman" w:cs="Times New Roman"/>
-          <w:b/>
-          <w:bCs/>
-          <w:sz w:val="24"/>
-          <w:szCs w:val="24"/>
-          <w:lang w:val="ru-RU"/>
-        </w:rPr>
-        <w:t>С(</w:t>
-      </w:r>
-      <w:proofErr w:type="gramEnd"/>
-      <w:r>
-        <w:rPr>
-          <w:rFonts w:ascii="Times New Roman" w:hAnsi="Times New Roman" w:cs="Times New Roman"/>
-          <w:b/>
-          <w:bCs/>
-          <w:sz w:val="24"/>
-          <w:szCs w:val="24"/>
-          <w:lang w:val="ru-RU"/>
-        </w:rPr>
-        <w:t>1)</w:t>
-      </w:r>
-      <w:r>
-        <w:rPr>
-          <w:rFonts w:ascii="Times New Roman" w:hAnsi="Times New Roman" w:cs="Times New Roman"/>
-          <w:b/>
-          <w:bCs/>
-          <w:sz w:val="24"/>
-          <w:szCs w:val="24"/>
-          <w:lang w:val="ru-RU"/>
-        </w:rPr>
-        <w:t xml:space="preserve"> </w:t>
-      </w:r>
-      <w:r>
-        <w:rPr>
-          <w:rFonts w:ascii="Times New Roman" w:hAnsi="Times New Roman" w:cs="Times New Roman"/>
-          <w:b/>
-          <w:bCs/>
-          <w:sz w:val="24"/>
-          <w:szCs w:val="24"/>
-        </w:rPr>
-        <w:sym w:font="Wingdings" w:char="F0E0"/>
-      </w:r>
-      <w:r>
-        <w:rPr>
-          <w:rFonts w:ascii="Times New Roman" w:hAnsi="Times New Roman" w:cs="Times New Roman"/>
-          <w:b/>
-          <w:bCs/>
-          <w:sz w:val="24"/>
-          <w:szCs w:val="24"/>
-          <w:lang w:val="ru-RU"/>
-        </w:rPr>
-        <w:t xml:space="preserve"> </w:t>
-      </w:r>
-      <w:proofErr w:type="gramStart"/>
-      <w:r>
-        <w:rPr>
-          <w:rFonts w:ascii="Times New Roman" w:hAnsi="Times New Roman" w:cs="Times New Roman"/>
-          <w:b/>
-          <w:bCs/>
-          <w:sz w:val="24"/>
-          <w:szCs w:val="24"/>
-          <w:lang w:val="ru-RU"/>
-        </w:rPr>
-        <w:t>С(</w:t>
-      </w:r>
-      <w:proofErr w:type="gramEnd"/>
-      <w:r>
-        <w:rPr>
-          <w:rFonts w:ascii="Times New Roman" w:hAnsi="Times New Roman" w:cs="Times New Roman"/>
-          <w:b/>
-          <w:bCs/>
-          <w:sz w:val="24"/>
-          <w:szCs w:val="24"/>
-          <w:lang w:val="ru-RU"/>
-        </w:rPr>
-        <w:t>2)</w:t>
-      </w:r>
-      <w:r>
-        <w:rPr>
-          <w:rFonts w:ascii="Times New Roman" w:hAnsi="Times New Roman" w:cs="Times New Roman"/>
-          <w:b/>
-          <w:bCs/>
-          <w:sz w:val="24"/>
-          <w:szCs w:val="24"/>
-          <w:lang w:val="ru-RU"/>
-        </w:rPr>
-        <w:t xml:space="preserve"> </w:t>
-      </w:r>
-      <w:r>
-        <w:rPr>
-          <w:rFonts w:ascii="Times New Roman" w:hAnsi="Times New Roman" w:cs="Times New Roman"/>
-          <w:b/>
-          <w:bCs/>
-          <w:sz w:val="24"/>
-          <w:szCs w:val="24"/>
-        </w:rPr>
-        <w:sym w:font="Wingdings" w:char="F0E0"/>
-      </w:r>
-      <w:r>
-        <w:rPr>
-          <w:rFonts w:ascii="Times New Roman" w:hAnsi="Times New Roman" w:cs="Times New Roman"/>
-          <w:b/>
-          <w:bCs/>
-          <w:sz w:val="24"/>
-          <w:szCs w:val="24"/>
-          <w:lang w:val="ru-RU"/>
-        </w:rPr>
-        <w:t xml:space="preserve"> </w:t>
-      </w:r>
-      <w:proofErr w:type="gramStart"/>
-      <w:r>
-        <w:rPr>
-          <w:rFonts w:ascii="Times New Roman" w:hAnsi="Times New Roman" w:cs="Times New Roman"/>
-          <w:b/>
-          <w:bCs/>
-          <w:sz w:val="24"/>
-          <w:szCs w:val="24"/>
-          <w:lang w:val="ru-RU"/>
-        </w:rPr>
-        <w:t>С(</w:t>
-      </w:r>
-      <w:proofErr w:type="gramEnd"/>
-      <w:r>
-        <w:rPr>
-          <w:rFonts w:ascii="Times New Roman" w:hAnsi="Times New Roman" w:cs="Times New Roman"/>
-          <w:b/>
-          <w:bCs/>
-          <w:sz w:val="24"/>
-          <w:szCs w:val="24"/>
-          <w:lang w:val="ru-RU"/>
-        </w:rPr>
-        <w:t xml:space="preserve">3) </w:t>
-      </w:r>
-      <w:r>
-        <w:rPr>
-          <w:rFonts w:ascii="Times New Roman" w:hAnsi="Times New Roman" w:cs="Times New Roman"/>
-          <w:b/>
-          <w:bCs/>
-          <w:sz w:val="24"/>
-          <w:szCs w:val="24"/>
-        </w:rPr>
-        <w:sym w:font="Wingdings" w:char="F0E0"/>
-      </w:r>
-      <w:r>
-        <w:rPr>
-          <w:rFonts w:ascii="Times New Roman" w:hAnsi="Times New Roman" w:cs="Times New Roman"/>
-          <w:b/>
-          <w:bCs/>
-          <w:sz w:val="24"/>
-          <w:szCs w:val="24"/>
-          <w:lang w:val="ru-RU"/>
-        </w:rPr>
-        <w:t xml:space="preserve"> </w:t>
-      </w:r>
-      <w:r>
-        <w:rPr>
-          <w:rFonts w:ascii="Times New Roman" w:hAnsi="Times New Roman" w:cs="Times New Roman"/>
-          <w:b/>
-          <w:bCs/>
-          <w:sz w:val="24"/>
-          <w:szCs w:val="24"/>
-          <w:lang w:val="ru-RU"/>
-        </w:rPr>
-        <w:t xml:space="preserve">… </w:t>
-      </w:r>
-      <w:r>
-        <w:rPr>
-          <w:rFonts w:ascii="Times New Roman" w:hAnsi="Times New Roman" w:cs="Times New Roman"/>
-          <w:b/>
-          <w:bCs/>
-          <w:sz w:val="24"/>
-          <w:szCs w:val="24"/>
-        </w:rPr>
-        <w:sym w:font="Wingdings" w:char="F0E0"/>
-      </w:r>
-      <w:r>
-        <w:rPr>
-          <w:rFonts w:ascii="Times New Roman" w:hAnsi="Times New Roman" w:cs="Times New Roman"/>
-          <w:b/>
-          <w:bCs/>
-          <w:sz w:val="24"/>
-          <w:szCs w:val="24"/>
-          <w:lang w:val="ru-RU"/>
-        </w:rPr>
-        <w:t>С(</w:t>
-      </w:r>
-      <w:r>
-        <w:rPr>
-          <w:rFonts w:ascii="Times New Roman" w:hAnsi="Times New Roman" w:cs="Times New Roman"/>
-          <w:b/>
-          <w:bCs/>
-          <w:sz w:val="24"/>
-          <w:szCs w:val="24"/>
-        </w:rPr>
-        <w:t>n</w:t>
-      </w:r>
-      <w:r>
-        <w:rPr>
-          <w:rFonts w:ascii="Times New Roman" w:hAnsi="Times New Roman" w:cs="Times New Roman"/>
-          <w:b/>
-          <w:bCs/>
-          <w:sz w:val="24"/>
-          <w:szCs w:val="24"/>
-          <w:lang w:val="ru-RU"/>
-        </w:rPr>
-        <w:t>)</w:t>
+          <w:sz w:val="24"/>
+          <w:szCs w:val="24"/>
+          <w:lang w:val="ru-RU"/>
+        </w:rPr>
+        <w:t xml:space="preserve">конкретный стол, включающий в себя все предыдущие. </w:t>
+      </w:r>
+      <w:r>
+        <w:rPr>
+          <w:rFonts w:ascii="Times New Roman" w:hAnsi="Times New Roman" w:cs="Times New Roman"/>
+          <w:sz w:val="24"/>
+          <w:szCs w:val="24"/>
+          <w:lang w:val="ru-RU"/>
+        </w:rPr>
+        <w:t>Т</w:t>
+      </w:r>
+      <w:r>
+        <w:rPr>
+          <w:rFonts w:ascii="Times New Roman" w:hAnsi="Times New Roman" w:cs="Times New Roman"/>
+          <w:sz w:val="24"/>
+          <w:szCs w:val="24"/>
+          <w:lang w:val="ru-RU"/>
+        </w:rPr>
+        <w:t xml:space="preserve">аким образом происходит объединение </w:t>
+      </w:r>
+      <w:r>
+        <w:rPr>
+          <w:rFonts w:ascii="Times New Roman" w:hAnsi="Times New Roman" w:cs="Times New Roman"/>
+          <w:i/>
+          <w:iCs/>
+          <w:sz w:val="24"/>
+          <w:szCs w:val="24"/>
+          <w:lang w:val="ru-RU"/>
+        </w:rPr>
+        <w:t>обобщения</w:t>
+      </w:r>
+      <w:r>
+        <w:rPr>
+          <w:rFonts w:ascii="Times New Roman" w:hAnsi="Times New Roman" w:cs="Times New Roman"/>
+          <w:sz w:val="24"/>
+          <w:szCs w:val="24"/>
+          <w:lang w:val="ru-RU"/>
+        </w:rPr>
+        <w:t xml:space="preserve"> и </w:t>
+      </w:r>
+      <w:r>
+        <w:rPr>
+          <w:rFonts w:ascii="Times New Roman" w:hAnsi="Times New Roman" w:cs="Times New Roman"/>
+          <w:i/>
+          <w:iCs/>
+          <w:sz w:val="24"/>
+          <w:szCs w:val="24"/>
+          <w:lang w:val="ru-RU"/>
+        </w:rPr>
+        <w:t>конкретизации</w:t>
+      </w:r>
+      <w:r>
+        <w:rPr>
+          <w:rFonts w:ascii="Times New Roman" w:hAnsi="Times New Roman" w:cs="Times New Roman"/>
+          <w:sz w:val="24"/>
+          <w:szCs w:val="24"/>
+          <w:lang w:val="ru-RU"/>
+        </w:rPr>
+        <w:t>. Но встают следующие вопросы: достижим ли идеальный предел?</w:t>
       </w:r>
     </w:p>
     <w:p>
       <w:pPr>
-        <w:rPr>
-          <w:rFonts w:ascii="Times New Roman" w:hAnsi="Times New Roman" w:cs="Times New Roman"/>
-          <w:sz w:val="24"/>
-          <w:szCs w:val="24"/>
-          <w:lang w:val="ru-RU"/>
-        </w:rPr>
-      </w:pPr>
-      <w:r>
-        <w:rPr>
-          <w:rFonts w:ascii="Times New Roman" w:hAnsi="Times New Roman" w:cs="Times New Roman"/>
-          <w:sz w:val="24"/>
-          <w:szCs w:val="24"/>
-          <w:lang w:val="ru-RU"/>
-        </w:rPr>
-        <w:t>К</w:t>
-      </w:r>
-      <w:r>
-        <w:rPr>
-          <w:rFonts w:ascii="Times New Roman" w:hAnsi="Times New Roman" w:cs="Times New Roman"/>
-          <w:sz w:val="24"/>
-          <w:szCs w:val="24"/>
-          <w:lang w:val="ru-RU"/>
-        </w:rPr>
-        <w:t xml:space="preserve">аждая следующая </w:t>
+        <w:pStyle w:val="Heading2"/>
+        <w:rPr>
+          <w:lang w:val="ru-RU"/>
+        </w:rPr>
+      </w:pPr>
+      <w:r>
+        <w:rPr>
+          <w:lang w:val="ru-RU"/>
+        </w:rPr>
+        <w:t>Метод наблюдения</w:t>
+      </w:r>
+    </w:p>
+    <w:p>
+      <w:pPr>
+        <w:rPr>
+          <w:rFonts w:ascii="Times New Roman" w:hAnsi="Times New Roman" w:cs="Times New Roman"/>
+          <w:sz w:val="24"/>
+          <w:szCs w:val="24"/>
+          <w:lang w:val="ru-RU"/>
+        </w:rPr>
+      </w:pPr>
+      <w:r>
+        <w:rPr>
+          <w:rFonts w:ascii="Times New Roman" w:hAnsi="Times New Roman" w:cs="Times New Roman"/>
+          <w:sz w:val="24"/>
+          <w:szCs w:val="24"/>
+          <w:lang w:val="ru-RU"/>
+        </w:rPr>
+        <w:t xml:space="preserve">Выше мы ввели понятие нового метода познания — наблюдение. </w:t>
+      </w:r>
+      <w:r>
+        <w:rPr>
+          <w:rFonts w:ascii="Times New Roman" w:hAnsi="Times New Roman" w:cs="Times New Roman"/>
+          <w:sz w:val="24"/>
+          <w:szCs w:val="24"/>
+          <w:lang w:val="ru-RU"/>
+        </w:rPr>
+        <w:t>Г</w:t>
+      </w:r>
+      <w:r>
+        <w:rPr>
+          <w:rFonts w:ascii="Times New Roman" w:hAnsi="Times New Roman" w:cs="Times New Roman"/>
+          <w:sz w:val="24"/>
+          <w:szCs w:val="24"/>
+          <w:lang w:val="ru-RU"/>
+        </w:rPr>
+        <w:t>де это наблюдение существует? Кто наблюдатель?</w:t>
+      </w:r>
+    </w:p>
+    <w:p>
+      <w:pPr>
+        <w:rPr>
+          <w:rFonts w:ascii="Times New Roman" w:hAnsi="Times New Roman" w:cs="Times New Roman"/>
+          <w:sz w:val="24"/>
+          <w:szCs w:val="24"/>
+          <w:lang w:val="ru-RU"/>
+        </w:rPr>
+      </w:pPr>
+      <w:r>
+        <w:rPr>
+          <w:rFonts w:ascii="Times New Roman" w:hAnsi="Times New Roman" w:cs="Times New Roman"/>
+          <w:sz w:val="24"/>
+          <w:szCs w:val="24"/>
+          <w:lang w:val="ru-RU"/>
+        </w:rPr>
+        <w:t>Ответ Аристотеля: Нам представляется, что существует какой-то наблюдатель, который где-то смотрит на развивающийся процесс стремления к идеалу (</w:t>
       </w:r>
       <w:r>
         <w:rPr>
@@ -859,16 +1066,7 @@
           <w:szCs w:val="24"/>
           <w:lang w:val="ru-RU"/>
         </w:rPr>
-        <w:t>идея</w:t>
-      </w:r>
-      <w:r>
-        <w:rPr>
-          <w:rFonts w:ascii="Times New Roman" w:hAnsi="Times New Roman" w:cs="Times New Roman"/>
-          <w:sz w:val="24"/>
-          <w:szCs w:val="24"/>
-          <w:lang w:val="ru-RU"/>
-        </w:rPr>
-        <w:t xml:space="preserve"> стола будет включать в себя все предыдущие </w:t>
+        <w:t>э</w:t>
       </w:r>
       <w:r>
         <w:rPr>
@@ -879,34 +1077,34 @@
           <w:szCs w:val="24"/>
           <w:lang w:val="ru-RU"/>
         </w:rPr>
-        <w:t>идеи</w:t>
-      </w:r>
-      <w:r>
-        <w:rPr>
-          <w:rFonts w:ascii="Times New Roman" w:hAnsi="Times New Roman" w:cs="Times New Roman"/>
-          <w:sz w:val="24"/>
-          <w:szCs w:val="24"/>
-          <w:lang w:val="ru-RU"/>
-        </w:rPr>
-        <w:t xml:space="preserve"> столов, то есть будет являться более общим по сравнению с теми</w:t>
-      </w:r>
-      <w:r>
-        <w:rPr>
-          <w:rFonts w:ascii="Times New Roman" w:hAnsi="Times New Roman" w:cs="Times New Roman"/>
-          <w:sz w:val="24"/>
-          <w:szCs w:val="24"/>
-          <w:lang w:val="ru-RU"/>
-        </w:rPr>
-        <w:t xml:space="preserve"> частными</w:t>
-      </w:r>
-      <w:r>
-        <w:rPr>
-          <w:rFonts w:ascii="Times New Roman" w:hAnsi="Times New Roman" w:cs="Times New Roman"/>
-          <w:sz w:val="24"/>
-          <w:szCs w:val="24"/>
-          <w:lang w:val="ru-RU"/>
-        </w:rPr>
-        <w:t>, которые в себя включает. Когда прогрессия дойдет до своего конца, останется единственный идеальный</w:t>
+        <w:t>нтелехии</w:t>
+      </w:r>
+      <w:r>
+        <w:rPr>
+          <w:rFonts w:ascii="Times New Roman" w:hAnsi="Times New Roman" w:cs="Times New Roman"/>
+          <w:sz w:val="24"/>
+          <w:szCs w:val="24"/>
+          <w:lang w:val="ru-RU"/>
+        </w:rPr>
+        <w:t xml:space="preserve">). Наблюдение человека ограничено его возможностями, как минимум его продолжительностью жизни. Но что есть наблюдение? Кто наблюдает? </w:t>
+      </w:r>
+      <w:r>
+        <w:rPr>
+          <w:rFonts w:ascii="Times New Roman" w:hAnsi="Times New Roman" w:cs="Times New Roman"/>
+          <w:sz w:val="24"/>
+          <w:szCs w:val="24"/>
+          <w:lang w:val="ru-RU"/>
+        </w:rPr>
+        <w:t>Для нас это к</w:t>
+      </w:r>
+      <w:r>
+        <w:rPr>
+          <w:rFonts w:ascii="Times New Roman" w:hAnsi="Times New Roman" w:cs="Times New Roman"/>
+          <w:sz w:val="24"/>
+          <w:szCs w:val="24"/>
+          <w:lang w:val="ru-RU"/>
+        </w:rPr>
+        <w:t>акое-то мыслящее существо</w:t>
       </w:r>
       <w:r>
         <w:rPr>
@@ -924,25 +1122,106 @@
           <w:szCs w:val="24"/>
           <w:lang w:val="ru-RU"/>
         </w:rPr>
-        <w:t xml:space="preserve">конкретный стол, включающий в себя все предыдущие. </w:t>
-      </w:r>
-      <w:r>
-        <w:rPr>
-          <w:rFonts w:ascii="Times New Roman" w:hAnsi="Times New Roman" w:cs="Times New Roman"/>
-          <w:sz w:val="24"/>
-          <w:szCs w:val="24"/>
-          <w:lang w:val="ru-RU"/>
-        </w:rPr>
-        <w:t>Т</w:t>
-      </w:r>
-      <w:r>
-        <w:rPr>
-          <w:rFonts w:ascii="Times New Roman" w:hAnsi="Times New Roman" w:cs="Times New Roman"/>
-          <w:sz w:val="24"/>
-          <w:szCs w:val="24"/>
-          <w:lang w:val="ru-RU"/>
-        </w:rPr>
-        <w:t xml:space="preserve">аким образом происходит объединение </w:t>
+        <w:t xml:space="preserve">вне процесса, находящееся в позиции наблюдения. Такая человеческая перспектива охватывает </w:t>
+      </w:r>
+      <w:r>
+        <w:rPr>
+          <w:rFonts w:ascii="Times New Roman" w:hAnsi="Times New Roman" w:cs="Times New Roman"/>
+          <w:sz w:val="24"/>
+          <w:szCs w:val="24"/>
+          <w:lang w:val="ru-RU"/>
+        </w:rPr>
+        <w:t>лишь незначительный</w:t>
+      </w:r>
+      <w:r>
+        <w:rPr>
+          <w:rFonts w:ascii="Times New Roman" w:hAnsi="Times New Roman" w:cs="Times New Roman"/>
+          <w:sz w:val="24"/>
+          <w:szCs w:val="24"/>
+          <w:lang w:val="ru-RU"/>
+        </w:rPr>
+        <w:t xml:space="preserve"> фрагмент ряда из всего процесса стремления. Из чего же </w:t>
+      </w:r>
+      <w:r>
+        <w:rPr>
+          <w:rFonts w:ascii="Times New Roman" w:hAnsi="Times New Roman" w:cs="Times New Roman"/>
+          <w:sz w:val="24"/>
+          <w:szCs w:val="24"/>
+          <w:lang w:val="ru-RU"/>
+        </w:rPr>
+        <w:t xml:space="preserve">на самом деле </w:t>
+      </w:r>
+      <w:r>
+        <w:rPr>
+          <w:rFonts w:ascii="Times New Roman" w:hAnsi="Times New Roman" w:cs="Times New Roman"/>
+          <w:sz w:val="24"/>
+          <w:szCs w:val="24"/>
+          <w:lang w:val="ru-RU"/>
+        </w:rPr>
+        <w:t>состоит позиция наблюдения? Для ответа на этот вопрос у Аристотеля есть трактат «о душе» (</w:t>
+      </w:r>
+      <w:r>
+        <w:rPr>
+          <w:rFonts w:ascii="Times New Roman" w:hAnsi="Times New Roman" w:cs="Times New Roman"/>
+          <w:sz w:val="24"/>
+          <w:szCs w:val="24"/>
+          <w:lang w:val="ru-RU"/>
+        </w:rPr>
+        <w:t>ψυχή</w:t>
+      </w:r>
+      <w:r>
+        <w:rPr>
+          <w:rFonts w:ascii="Times New Roman" w:hAnsi="Times New Roman" w:cs="Times New Roman"/>
+          <w:sz w:val="24"/>
+          <w:szCs w:val="24"/>
+          <w:lang w:val="ru-RU"/>
+        </w:rPr>
+        <w:t xml:space="preserve"> </w:t>
+      </w:r>
+      <w:r>
+        <w:rPr>
+          <w:rFonts w:ascii="Times New Roman" w:hAnsi="Times New Roman" w:cs="Times New Roman"/>
+          <w:sz w:val="24"/>
+          <w:szCs w:val="24"/>
+          <w:lang w:val="ru-RU"/>
+        </w:rPr>
+        <w:t>[</w:t>
+      </w:r>
+      <w:r>
+        <w:rPr>
+          <w:rFonts w:ascii="Times New Roman" w:hAnsi="Times New Roman" w:cs="Times New Roman"/>
+          <w:sz w:val="24"/>
+          <w:szCs w:val="24"/>
+          <w:lang w:val="ru-RU"/>
+        </w:rPr>
+        <w:t>псюхе</w:t>
+      </w:r>
+      <w:r>
+        <w:rPr>
+          <w:rFonts w:ascii="Times New Roman" w:hAnsi="Times New Roman" w:cs="Times New Roman"/>
+          <w:sz w:val="24"/>
+          <w:szCs w:val="24"/>
+          <w:lang w:val="ru-RU"/>
+        </w:rPr>
+        <w:t>]</w:t>
+      </w:r>
+      <w:r>
+        <w:rPr>
+          <w:rFonts w:ascii="Times New Roman" w:hAnsi="Times New Roman" w:cs="Times New Roman"/>
+          <w:sz w:val="24"/>
+          <w:szCs w:val="24"/>
+          <w:lang w:val="ru-RU"/>
+        </w:rPr>
+        <w:t xml:space="preserve">, психика). </w:t>
+      </w:r>
+      <w:r>
+        <w:rPr>
+          <w:rFonts w:ascii="Times New Roman" w:hAnsi="Times New Roman" w:cs="Times New Roman"/>
+          <w:sz w:val="24"/>
+          <w:szCs w:val="24"/>
+          <w:lang w:val="ru-RU"/>
+        </w:rPr>
+        <w:t xml:space="preserve">У этого </w:t>
       </w:r>
       <w:r>
         <w:rPr>
@@ -953,300 +1232,8 @@
           <w:szCs w:val="24"/>
           <w:lang w:val="ru-RU"/>
         </w:rPr>
-        <w:t>обобщения</w:t>
-      </w:r>
-      <w:r>
-        <w:rPr>
-          <w:rFonts w:ascii="Times New Roman" w:hAnsi="Times New Roman" w:cs="Times New Roman"/>
-          <w:sz w:val="24"/>
-          <w:szCs w:val="24"/>
-          <w:lang w:val="ru-RU"/>
-        </w:rPr>
-        <w:t xml:space="preserve"> и </w:t>
-      </w:r>
-      <w:r>
-        <w:rPr>
-          <w:rFonts w:ascii="Times New Roman" w:hAnsi="Times New Roman" w:cs="Times New Roman"/>
-          <w:i/>
-          <w:iCs/>
-          <w:sz w:val="24"/>
-          <w:szCs w:val="24"/>
-          <w:lang w:val="ru-RU"/>
-        </w:rPr>
-        <w:t>конкретизации</w:t>
-      </w:r>
-      <w:r>
-        <w:rPr>
-          <w:rFonts w:ascii="Times New Roman" w:hAnsi="Times New Roman" w:cs="Times New Roman"/>
-          <w:sz w:val="24"/>
-          <w:szCs w:val="24"/>
-          <w:lang w:val="ru-RU"/>
-        </w:rPr>
-        <w:t>. Но встают следующие вопросы: достижим ли идеальный предел?</w:t>
-      </w:r>
-    </w:p>
-    <w:p>
-      <w:pPr>
-        <w:pStyle w:val="Heading2"/>
-        <w:rPr>
-          <w:lang w:val="ru-RU"/>
-        </w:rPr>
-      </w:pPr>
-      <w:r>
-        <w:rPr>
-          <w:lang w:val="ru-RU"/>
-        </w:rPr>
-        <w:t>Метод наблюдения</w:t>
-      </w:r>
-    </w:p>
-    <w:p>
-      <w:pPr>
-        <w:rPr>
-          <w:rFonts w:ascii="Times New Roman" w:hAnsi="Times New Roman" w:cs="Times New Roman"/>
-          <w:sz w:val="24"/>
-          <w:szCs w:val="24"/>
-          <w:lang w:val="ru-RU"/>
-        </w:rPr>
-      </w:pPr>
-      <w:r>
-        <w:rPr>
-          <w:rFonts w:ascii="Times New Roman" w:hAnsi="Times New Roman" w:cs="Times New Roman"/>
-          <w:sz w:val="24"/>
-          <w:szCs w:val="24"/>
-          <w:lang w:val="ru-RU"/>
-        </w:rPr>
-        <w:t xml:space="preserve">Выше мы ввели понятие нового метода познания — наблюдение. </w:t>
-      </w:r>
-      <w:r>
-        <w:rPr>
-          <w:rFonts w:ascii="Times New Roman" w:hAnsi="Times New Roman" w:cs="Times New Roman"/>
-          <w:sz w:val="24"/>
-          <w:szCs w:val="24"/>
-          <w:lang w:val="ru-RU"/>
-        </w:rPr>
-        <w:t>Г</w:t>
-      </w:r>
-      <w:r>
-        <w:rPr>
-          <w:rFonts w:ascii="Times New Roman" w:hAnsi="Times New Roman" w:cs="Times New Roman"/>
-          <w:sz w:val="24"/>
-          <w:szCs w:val="24"/>
-          <w:lang w:val="ru-RU"/>
-        </w:rPr>
-        <w:t>де это наблюдение существует? Кто наблюдатель?</w:t>
-      </w:r>
-    </w:p>
-    <w:p>
-      <w:pPr>
-        <w:rPr>
-          <w:rFonts w:ascii="Times New Roman" w:hAnsi="Times New Roman" w:cs="Times New Roman"/>
-          <w:sz w:val="24"/>
-          <w:szCs w:val="24"/>
-          <w:lang w:val="ru-RU"/>
-        </w:rPr>
-      </w:pPr>
-      <w:r>
-        <w:rPr>
-          <w:rFonts w:ascii="Times New Roman" w:hAnsi="Times New Roman" w:cs="Times New Roman"/>
-          <w:sz w:val="24"/>
-          <w:szCs w:val="24"/>
-          <w:lang w:val="ru-RU"/>
-        </w:rPr>
-        <w:t>Ответ Аристотеля: Нам представляется, что существует какой-то наблюдатель, который где-то смотрит на развивающийся процесс стремления к идеалу (</w:t>
-      </w:r>
-      <w:r>
-        <w:rPr>
-          <w:rFonts w:ascii="Times New Roman" w:hAnsi="Times New Roman" w:cs="Times New Roman"/>
-          <w:i/>
-          <w:iCs/>
-          <w:sz w:val="24"/>
-          <w:szCs w:val="24"/>
-          <w:lang w:val="ru-RU"/>
-        </w:rPr>
-        <w:t>э</w:t>
-      </w:r>
-      <w:r>
-        <w:rPr>
-          <w:rFonts w:ascii="Times New Roman" w:hAnsi="Times New Roman" w:cs="Times New Roman"/>
-          <w:i/>
-          <w:iCs/>
-          <w:sz w:val="24"/>
-          <w:szCs w:val="24"/>
-          <w:lang w:val="ru-RU"/>
-        </w:rPr>
-        <w:t>нтелехии</w:t>
-      </w:r>
-      <w:r>
-        <w:rPr>
-          <w:rFonts w:ascii="Times New Roman" w:hAnsi="Times New Roman" w:cs="Times New Roman"/>
-          <w:sz w:val="24"/>
-          <w:szCs w:val="24"/>
-          <w:lang w:val="ru-RU"/>
-        </w:rPr>
-        <w:t xml:space="preserve">). Наблюдение человека ограничено его возможностями, как минимум его продолжительностью жизни. Но что есть наблюдение? Кто наблюдает? </w:t>
-      </w:r>
-      <w:r>
-        <w:rPr>
-          <w:rFonts w:ascii="Times New Roman" w:hAnsi="Times New Roman" w:cs="Times New Roman"/>
-          <w:sz w:val="24"/>
-          <w:szCs w:val="24"/>
-          <w:lang w:val="ru-RU"/>
-        </w:rPr>
-        <w:t>Для нас это к</w:t>
-      </w:r>
-      <w:r>
-        <w:rPr>
-          <w:rFonts w:ascii="Times New Roman" w:hAnsi="Times New Roman" w:cs="Times New Roman"/>
-          <w:sz w:val="24"/>
-          <w:szCs w:val="24"/>
-          <w:lang w:val="ru-RU"/>
-        </w:rPr>
-        <w:t>акое-то мыслящее существо</w:t>
-      </w:r>
-      <w:r>
-        <w:rPr>
-          <w:rFonts w:ascii="Times New Roman" w:hAnsi="Times New Roman" w:cs="Times New Roman"/>
-          <w:sz w:val="24"/>
-          <w:szCs w:val="24"/>
-          <w:lang w:val="ru-RU"/>
-        </w:rPr>
-        <w:t xml:space="preserve"> </w:t>
-      </w:r>
-      <w:r>
-        <w:rPr>
-          <w:rFonts w:ascii="Times New Roman" w:hAnsi="Times New Roman" w:cs="Times New Roman"/>
-          <w:sz w:val="24"/>
-          <w:szCs w:val="24"/>
-          <w:lang w:val="ru-RU"/>
-        </w:rPr>
-        <w:t xml:space="preserve">вне процесса, находящееся в позиции наблюдения. Такая человеческая перспектива охватывает </w:t>
-      </w:r>
-      <w:r>
-        <w:rPr>
-          <w:rFonts w:ascii="Times New Roman" w:hAnsi="Times New Roman" w:cs="Times New Roman"/>
-          <w:sz w:val="24"/>
-          <w:szCs w:val="24"/>
-          <w:lang w:val="ru-RU"/>
-        </w:rPr>
-        <w:t>лишь незначительный</w:t>
-      </w:r>
-      <w:r>
-        <w:rPr>
-          <w:rFonts w:ascii="Times New Roman" w:hAnsi="Times New Roman" w:cs="Times New Roman"/>
-          <w:sz w:val="24"/>
-          <w:szCs w:val="24"/>
-          <w:lang w:val="ru-RU"/>
-        </w:rPr>
-        <w:t xml:space="preserve"> фрагмент ряда из всего процесса стремления. Из чего </w:t>
-      </w:r>
-      <w:r>
-        <w:rPr>
-          <w:rFonts w:ascii="Times New Roman" w:hAnsi="Times New Roman" w:cs="Times New Roman"/>
-          <w:sz w:val="24"/>
-          <w:szCs w:val="24"/>
-          <w:lang w:val="ru-RU"/>
-        </w:rPr>
-        <w:lastRenderedPageBreak/>
-        <w:t xml:space="preserve">же </w:t>
-      </w:r>
-      <w:r>
-        <w:rPr>
-          <w:rFonts w:ascii="Times New Roman" w:hAnsi="Times New Roman" w:cs="Times New Roman"/>
-          <w:sz w:val="24"/>
-          <w:szCs w:val="24"/>
-          <w:lang w:val="ru-RU"/>
-        </w:rPr>
-        <w:t xml:space="preserve">на самом деле </w:t>
-      </w:r>
-      <w:r>
-        <w:rPr>
-          <w:rFonts w:ascii="Times New Roman" w:hAnsi="Times New Roman" w:cs="Times New Roman"/>
-          <w:sz w:val="24"/>
-          <w:szCs w:val="24"/>
-          <w:lang w:val="ru-RU"/>
-        </w:rPr>
-        <w:t>состоит позиция наблюдения? Для ответа на этот вопрос у Аристотеля есть трактат «о душе» (</w:t>
-      </w:r>
-      <w:proofErr w:type="spellStart"/>
-      <w:r>
-        <w:rPr>
-          <w:rFonts w:ascii="Times New Roman" w:hAnsi="Times New Roman" w:cs="Times New Roman"/>
-          <w:sz w:val="24"/>
-          <w:szCs w:val="24"/>
-          <w:lang w:val="ru-RU"/>
-        </w:rPr>
-        <w:t>ψυχή</w:t>
-      </w:r>
-      <w:proofErr w:type="spellEnd"/>
-      <w:r>
-        <w:rPr>
-          <w:rFonts w:ascii="Times New Roman" w:hAnsi="Times New Roman" w:cs="Times New Roman"/>
-          <w:sz w:val="24"/>
-          <w:szCs w:val="24"/>
-          <w:lang w:val="ru-RU"/>
-        </w:rPr>
-        <w:t xml:space="preserve"> </w:t>
-      </w:r>
-      <w:r>
-        <w:rPr>
-          <w:rFonts w:ascii="Times New Roman" w:hAnsi="Times New Roman" w:cs="Times New Roman"/>
-          <w:sz w:val="24"/>
-          <w:szCs w:val="24"/>
-          <w:lang w:val="ru-RU"/>
-        </w:rPr>
-        <w:t>[</w:t>
-      </w:r>
-      <w:proofErr w:type="spellStart"/>
-      <w:r>
-        <w:rPr>
-          <w:rFonts w:ascii="Times New Roman" w:hAnsi="Times New Roman" w:cs="Times New Roman"/>
-          <w:sz w:val="24"/>
-          <w:szCs w:val="24"/>
-          <w:lang w:val="ru-RU"/>
-        </w:rPr>
         <w:t>псюхе</w:t>
       </w:r>
-      <w:proofErr w:type="spellEnd"/>
-      <w:r>
-        <w:rPr>
-          <w:rFonts w:ascii="Times New Roman" w:hAnsi="Times New Roman" w:cs="Times New Roman"/>
-          <w:sz w:val="24"/>
-          <w:szCs w:val="24"/>
-          <w:lang w:val="ru-RU"/>
-        </w:rPr>
-        <w:t>]</w:t>
-      </w:r>
-      <w:r>
-        <w:rPr>
-          <w:rFonts w:ascii="Times New Roman" w:hAnsi="Times New Roman" w:cs="Times New Roman"/>
-          <w:sz w:val="24"/>
-          <w:szCs w:val="24"/>
-          <w:lang w:val="ru-RU"/>
-        </w:rPr>
-        <w:t xml:space="preserve">, психика). </w:t>
-      </w:r>
-      <w:r>
-        <w:rPr>
-          <w:rFonts w:ascii="Times New Roman" w:hAnsi="Times New Roman" w:cs="Times New Roman"/>
-          <w:sz w:val="24"/>
-          <w:szCs w:val="24"/>
-          <w:lang w:val="ru-RU"/>
-        </w:rPr>
-        <w:t xml:space="preserve">У этого </w:t>
-      </w:r>
-      <w:proofErr w:type="spellStart"/>
-      <w:r>
-        <w:rPr>
-          <w:rFonts w:ascii="Times New Roman" w:hAnsi="Times New Roman" w:cs="Times New Roman"/>
-          <w:i/>
-          <w:iCs/>
-          <w:sz w:val="24"/>
-          <w:szCs w:val="24"/>
-          <w:lang w:val="ru-RU"/>
-        </w:rPr>
-        <w:t>псюхе</w:t>
-      </w:r>
-      <w:proofErr w:type="spellEnd"/>
       <w:r>
         <w:rPr>
           <w:rFonts w:ascii="Times New Roman" w:hAnsi="Times New Roman" w:cs="Times New Roman"/>
@@ -1304,7 +1291,6 @@
           <w:lang w:val="ru-RU"/>
         </w:rPr>
       </w:pPr>
-      <w:proofErr w:type="spellStart"/>
       <w:r>
         <w:rPr>
           <w:rFonts w:ascii="Times New Roman" w:hAnsi="Times New Roman" w:cs="Times New Roman"/>
@@ -1316,7 +1302,6 @@
         </w:rPr>
         <w:t>фантасия</w:t>
       </w:r>
-      <w:proofErr w:type="spellEnd"/>
       <w:r>
         <w:rPr>
           <w:rFonts w:ascii="Times New Roman" w:hAnsi="Times New Roman" w:cs="Times New Roman"/>
@@ -1328,7 +1313,6 @@
         </w:rPr>
         <w:t xml:space="preserve">, </w:t>
       </w:r>
-      <w:proofErr w:type="spellStart"/>
       <w:r>
         <w:rPr>
           <w:rFonts w:ascii="Times New Roman" w:hAnsi="Times New Roman" w:cs="Times New Roman"/>
@@ -1338,7 +1322,6 @@
         </w:rPr>
         <w:t>μνήμη</w:t>
       </w:r>
-      <w:proofErr w:type="spellEnd"/>
       <w:r>
         <w:rPr>
           <w:rFonts w:ascii="Times New Roman" w:hAnsi="Times New Roman" w:cs="Times New Roman"/>
@@ -1357,7 +1340,6 @@
         </w:rPr>
         <w:t>[</w:t>
       </w:r>
-      <w:proofErr w:type="spellStart"/>
       <w:r>
         <w:rPr>
           <w:rFonts w:ascii="Times New Roman" w:hAnsi="Times New Roman" w:cs="Times New Roman"/>
@@ -1367,7 +1349,6 @@
         </w:rPr>
         <w:t>мнеме</w:t>
       </w:r>
-      <w:proofErr w:type="spellEnd"/>
       <w:r>
         <w:rPr>
           <w:rFonts w:ascii="Times New Roman" w:hAnsi="Times New Roman" w:cs="Times New Roman"/>
@@ -1445,27 +1426,7 @@
           <w:szCs w:val="24"/>
           <w:lang w:val="ru-RU"/>
         </w:rPr>
-        <w:t>[</w:t>
-      </w:r>
-      <w:proofErr w:type="spellStart"/>
-      <w:r>
-        <w:rPr>
-          <w:rFonts w:ascii="Times New Roman" w:hAnsi="Times New Roman" w:cs="Times New Roman"/>
-          <w:sz w:val="24"/>
-          <w:szCs w:val="24"/>
-          <w:lang w:val="ru-RU"/>
-        </w:rPr>
-        <w:t>νοῦς</w:t>
-      </w:r>
-      <w:proofErr w:type="spellEnd"/>
-      <w:r>
-        <w:rPr>
-          <w:rFonts w:ascii="Times New Roman" w:hAnsi="Times New Roman" w:cs="Times New Roman"/>
-          <w:sz w:val="24"/>
-          <w:szCs w:val="24"/>
-          <w:lang w:val="ru-RU"/>
-        </w:rPr>
-        <w:t>]</w:t>
+        <w:t>[νοῦς]</w:t>
       </w:r>
       <w:r>
         <w:rPr>
@@ -1559,27 +1520,7 @@
           <w:szCs w:val="24"/>
           <w:lang w:val="ru-RU"/>
         </w:rPr>
-        <w:t>[</w:t>
-      </w:r>
-      <w:proofErr w:type="spellStart"/>
-      <w:r>
-        <w:rPr>
-          <w:rFonts w:ascii="Times New Roman" w:hAnsi="Times New Roman" w:cs="Times New Roman"/>
-          <w:sz w:val="24"/>
-          <w:szCs w:val="24"/>
-          <w:lang w:val="ru-RU"/>
-        </w:rPr>
-        <w:t>γένεσις</w:t>
-      </w:r>
-      <w:proofErr w:type="spellEnd"/>
-      <w:r>
-        <w:rPr>
-          <w:rFonts w:ascii="Times New Roman" w:hAnsi="Times New Roman" w:cs="Times New Roman"/>
-          <w:sz w:val="24"/>
-          <w:szCs w:val="24"/>
-          <w:lang w:val="ru-RU"/>
-        </w:rPr>
-        <w:t>]</w:t>
+        <w:t>[γένεσις]</w:t>
       </w:r>
       <w:r>
         <w:rPr>
@@ -1686,7 +1627,6 @@
         </w:rPr>
         <w:t xml:space="preserve">Таким образом, </w:t>
       </w:r>
-      <w:proofErr w:type="spellStart"/>
       <w:r>
         <w:rPr>
           <w:rFonts w:ascii="Times New Roman" w:hAnsi="Times New Roman" w:cs="Times New Roman"/>
@@ -1698,7 +1638,6 @@
         </w:rPr>
         <w:t>псюхе</w:t>
       </w:r>
-      <w:proofErr w:type="spellEnd"/>
       <w:r>
         <w:rPr>
           <w:rFonts w:ascii="Times New Roman" w:hAnsi="Times New Roman" w:cs="Times New Roman"/>
@@ -1790,27 +1729,15 @@
         </w:rPr>
         <w:t>Важно отметить, что стремление (</w:t>
       </w:r>
-      <w:proofErr w:type="spellStart"/>
-      <w:r>
-        <w:rPr>
-          <w:rFonts w:ascii="Times New Roman" w:hAnsi="Times New Roman" w:cs="Times New Roman"/>
-          <w:sz w:val="24"/>
-          <w:szCs w:val="24"/>
-          <w:lang w:val="ru-RU"/>
-        </w:rPr>
-        <w:t>ὄρεξις</w:t>
-      </w:r>
-      <w:proofErr w:type="spellEnd"/>
-      <w:r>
-        <w:rPr>
-          <w:rFonts w:ascii="Times New Roman" w:hAnsi="Times New Roman" w:cs="Times New Roman"/>
-          <w:sz w:val="24"/>
-          <w:szCs w:val="24"/>
-          <w:lang w:val="ru-RU"/>
-        </w:rPr>
-        <w:t xml:space="preserve"> [</w:t>
-      </w:r>
-      <w:proofErr w:type="spellStart"/>
+      <w:r>
+        <w:rPr>
+          <w:rFonts w:ascii="Times New Roman" w:hAnsi="Times New Roman" w:cs="Times New Roman"/>
+          <w:sz w:val="24"/>
+          <w:szCs w:val="24"/>
+          <w:lang w:val="ru-RU"/>
+        </w:rPr>
+        <w:t>ὄρεξις [</w:t>
+      </w:r>
       <w:r>
         <w:rPr>
           <w:rFonts w:ascii="Times New Roman" w:hAnsi="Times New Roman" w:cs="Times New Roman"/>
@@ -1820,7 +1747,6 @@
         </w:rPr>
         <w:t>ораксис</w:t>
       </w:r>
-      <w:proofErr w:type="spellEnd"/>
       <w:r>
         <w:rPr>
           <w:rFonts w:ascii="Times New Roman" w:hAnsi="Times New Roman" w:cs="Times New Roman"/>
@@ -1870,47 +1796,15 @@
         </w:rPr>
         <w:t xml:space="preserve"> заложено в ней самой в виде некой потенции (</w:t>
       </w:r>
-      <w:proofErr w:type="spellStart"/>
-      <w:r>
-        <w:rPr>
-          <w:rFonts w:ascii="Times New Roman" w:hAnsi="Times New Roman" w:cs="Times New Roman"/>
-          <w:sz w:val="24"/>
-          <w:szCs w:val="24"/>
-          <w:lang w:val="ru-RU"/>
-        </w:rPr>
-        <w:t>δύν</w:t>
-      </w:r>
-      <w:proofErr w:type="spellEnd"/>
-      <w:r>
-        <w:rPr>
-          <w:rFonts w:ascii="Times New Roman" w:hAnsi="Times New Roman" w:cs="Times New Roman"/>
-          <w:sz w:val="24"/>
-          <w:szCs w:val="24"/>
-          <w:lang w:val="ru-RU"/>
-        </w:rPr>
-        <w:t>α</w:t>
-      </w:r>
-      <w:proofErr w:type="spellStart"/>
-      <w:r>
-        <w:rPr>
-          <w:rFonts w:ascii="Times New Roman" w:hAnsi="Times New Roman" w:cs="Times New Roman"/>
-          <w:sz w:val="24"/>
-          <w:szCs w:val="24"/>
-          <w:lang w:val="ru-RU"/>
-        </w:rPr>
-        <w:t>μις</w:t>
-      </w:r>
-      <w:proofErr w:type="spellEnd"/>
-      <w:r>
-        <w:rPr>
-          <w:rFonts w:ascii="Times New Roman" w:hAnsi="Times New Roman" w:cs="Times New Roman"/>
-          <w:sz w:val="24"/>
-          <w:szCs w:val="24"/>
-          <w:lang w:val="ru-RU"/>
-        </w:rPr>
-        <w:t xml:space="preserve"> [</w:t>
-      </w:r>
-      <w:proofErr w:type="spellStart"/>
+      <w:r>
+        <w:rPr>
+          <w:rFonts w:ascii="Times New Roman" w:hAnsi="Times New Roman" w:cs="Times New Roman"/>
+          <w:sz w:val="24"/>
+          <w:szCs w:val="24"/>
+          <w:lang w:val="ru-RU"/>
+        </w:rPr>
+        <w:t>δύναμις [</w:t>
+      </w:r>
       <w:r>
         <w:rPr>
           <w:rFonts w:ascii="Times New Roman" w:hAnsi="Times New Roman" w:cs="Times New Roman"/>
@@ -1920,7 +1814,6 @@
         </w:rPr>
         <w:t>динамис</w:t>
       </w:r>
-      <w:proofErr w:type="spellEnd"/>
       <w:r>
         <w:rPr>
           <w:rFonts w:ascii="Times New Roman" w:hAnsi="Times New Roman" w:cs="Times New Roman"/>
@@ -2351,52 +2244,14 @@
                 <w:szCs w:val="24"/>
               </w:rPr>
             </w:pPr>
-            <w:proofErr w:type="spellStart"/>
             <w:r>
               <w:rPr>
                 <w:rFonts w:ascii="Times New Roman" w:hAnsi="Times New Roman" w:cs="Times New Roman"/>
                 <w:sz w:val="24"/>
                 <w:szCs w:val="24"/>
               </w:rPr>
-              <w:t>Перспектива</w:t>
+              <w:t>Перспектива мышления идеала</w:t>
             </w:r>
-            <w:proofErr w:type="spellEnd"/>
-            <w:r>
-              <w:rPr>
-                <w:rFonts w:ascii="Times New Roman" w:hAnsi="Times New Roman" w:cs="Times New Roman"/>
-                <w:sz w:val="24"/>
-                <w:szCs w:val="24"/>
-              </w:rPr>
-              <w:t xml:space="preserve"> </w:t>
-            </w:r>
-            <w:proofErr w:type="spellStart"/>
-            <w:r>
-              <w:rPr>
-                <w:rFonts w:ascii="Times New Roman" w:hAnsi="Times New Roman" w:cs="Times New Roman"/>
-                <w:sz w:val="24"/>
-                <w:szCs w:val="24"/>
-              </w:rPr>
-              <w:t>мышления</w:t>
-            </w:r>
-            <w:proofErr w:type="spellEnd"/>
-            <w:r>
-              <w:rPr>
-                <w:rFonts w:ascii="Times New Roman" w:hAnsi="Times New Roman" w:cs="Times New Roman"/>
-                <w:sz w:val="24"/>
-                <w:szCs w:val="24"/>
-              </w:rPr>
-              <w:t xml:space="preserve"> </w:t>
-            </w:r>
-            <w:proofErr w:type="spellStart"/>
-            <w:r>
-              <w:rPr>
-                <w:rFonts w:ascii="Times New Roman" w:hAnsi="Times New Roman" w:cs="Times New Roman"/>
-                <w:sz w:val="24"/>
-                <w:szCs w:val="24"/>
-              </w:rPr>
-              <w:t>идеала</w:t>
-            </w:r>
-            <w:proofErr w:type="spellEnd"/>
           </w:p>
         </w:tc>
         <w:tc>
@@ -2412,34 +2267,14 @@
                 <w:szCs w:val="24"/>
               </w:rPr>
             </w:pPr>
-            <w:proofErr w:type="spellStart"/>
             <w:r>
               <w:rPr>
                 <w:rFonts w:ascii="Times New Roman" w:hAnsi="Times New Roman" w:cs="Times New Roman"/>
                 <w:sz w:val="24"/>
                 <w:szCs w:val="24"/>
               </w:rPr>
-              <w:t>Истинное</w:t>
+              <w:t>Истинное знание</w:t>
             </w:r>
-            <w:proofErr w:type="spellEnd"/>
-            <w:r>
-              <w:rPr>
-                <w:rFonts w:ascii="Times New Roman" w:hAnsi="Times New Roman" w:cs="Times New Roman"/>
-                <w:sz w:val="24"/>
-                <w:szCs w:val="24"/>
-              </w:rPr>
-              <w:t xml:space="preserve"> </w:t>
-            </w:r>
-            <w:proofErr w:type="spellStart"/>
-            <w:r>
-              <w:rPr>
-                <w:rFonts w:ascii="Times New Roman" w:hAnsi="Times New Roman" w:cs="Times New Roman"/>
-                <w:sz w:val="24"/>
-                <w:szCs w:val="24"/>
-              </w:rPr>
-              <w:t>знание</w:t>
-            </w:r>
-            <w:proofErr w:type="spellEnd"/>
           </w:p>
         </w:tc>
       </w:tr>
@@ -2457,7 +2292,6 @@
                 <w:szCs w:val="24"/>
               </w:rPr>
             </w:pPr>
-            <w:proofErr w:type="spellStart"/>
             <w:r>
               <w:rPr>
                 <w:rFonts w:ascii="Times New Roman" w:hAnsi="Times New Roman" w:cs="Times New Roman"/>
@@ -2466,7 +2300,6 @@
               </w:rPr>
               <w:t>Платон</w:t>
             </w:r>
-            <w:proofErr w:type="spellEnd"/>
           </w:p>
         </w:tc>
         <w:tc>
@@ -2482,34 +2315,14 @@
                 <w:szCs w:val="24"/>
               </w:rPr>
             </w:pPr>
-            <w:proofErr w:type="spellStart"/>
             <w:r>
               <w:rPr>
                 <w:rFonts w:ascii="Times New Roman" w:hAnsi="Times New Roman" w:cs="Times New Roman"/>
                 <w:sz w:val="24"/>
                 <w:szCs w:val="24"/>
               </w:rPr>
-              <w:t>Физический</w:t>
+              <w:t>Физический мир</w:t>
             </w:r>
-            <w:proofErr w:type="spellEnd"/>
-            <w:r>
-              <w:rPr>
-                <w:rFonts w:ascii="Times New Roman" w:hAnsi="Times New Roman" w:cs="Times New Roman"/>
-                <w:sz w:val="24"/>
-                <w:szCs w:val="24"/>
-              </w:rPr>
-              <w:t xml:space="preserve"> </w:t>
-            </w:r>
-            <w:proofErr w:type="spellStart"/>
-            <w:r>
-              <w:rPr>
-                <w:rFonts w:ascii="Times New Roman" w:hAnsi="Times New Roman" w:cs="Times New Roman"/>
-                <w:sz w:val="24"/>
-                <w:szCs w:val="24"/>
-              </w:rPr>
-              <w:t>мир</w:t>
-            </w:r>
-            <w:proofErr w:type="spellEnd"/>
           </w:p>
         </w:tc>
         <w:tc>
@@ -2525,34 +2338,14 @@
                 <w:szCs w:val="24"/>
               </w:rPr>
             </w:pPr>
-            <w:proofErr w:type="spellStart"/>
             <w:r>
               <w:rPr>
                 <w:rFonts w:ascii="Times New Roman" w:hAnsi="Times New Roman" w:cs="Times New Roman"/>
                 <w:sz w:val="24"/>
                 <w:szCs w:val="24"/>
               </w:rPr>
-              <w:t>Метафизический</w:t>
+              <w:t>Метафизический мир</w:t>
             </w:r>
-            <w:proofErr w:type="spellEnd"/>
-            <w:r>
-              <w:rPr>
-                <w:rFonts w:ascii="Times New Roman" w:hAnsi="Times New Roman" w:cs="Times New Roman"/>
-                <w:sz w:val="24"/>
-                <w:szCs w:val="24"/>
-              </w:rPr>
-              <w:t xml:space="preserve"> </w:t>
-            </w:r>
-            <w:proofErr w:type="spellStart"/>
-            <w:r>
-              <w:rPr>
-                <w:rFonts w:ascii="Times New Roman" w:hAnsi="Times New Roman" w:cs="Times New Roman"/>
-                <w:sz w:val="24"/>
-                <w:szCs w:val="24"/>
-              </w:rPr>
-              <w:t>мир</w:t>
-            </w:r>
-            <w:proofErr w:type="spellEnd"/>
           </w:p>
         </w:tc>
       </w:tr>
@@ -2570,7 +2363,6 @@
                 <w:szCs w:val="24"/>
               </w:rPr>
             </w:pPr>
-            <w:proofErr w:type="spellStart"/>
             <w:r>
               <w:rPr>
                 <w:rFonts w:ascii="Times New Roman" w:hAnsi="Times New Roman" w:cs="Times New Roman"/>
@@ -2579,7 +2371,6 @@
               </w:rPr>
               <w:t>Аристотель</w:t>
             </w:r>
-            <w:proofErr w:type="spellEnd"/>
           </w:p>
         </w:tc>
         <w:tc>
@@ -2595,34 +2386,14 @@
                 <w:szCs w:val="24"/>
               </w:rPr>
             </w:pPr>
-            <w:proofErr w:type="spellStart"/>
             <w:r>
               <w:rPr>
                 <w:rFonts w:ascii="Times New Roman" w:hAnsi="Times New Roman" w:cs="Times New Roman"/>
                 <w:sz w:val="24"/>
                 <w:szCs w:val="24"/>
               </w:rPr>
-              <w:t>Метафизический</w:t>
+              <w:t>Метафизический мир</w:t>
             </w:r>
-            <w:proofErr w:type="spellEnd"/>
-            <w:r>
-              <w:rPr>
-                <w:rFonts w:ascii="Times New Roman" w:hAnsi="Times New Roman" w:cs="Times New Roman"/>
-                <w:sz w:val="24"/>
-                <w:szCs w:val="24"/>
-              </w:rPr>
-              <w:t xml:space="preserve"> </w:t>
-            </w:r>
-            <w:proofErr w:type="spellStart"/>
-            <w:r>
-              <w:rPr>
-                <w:rFonts w:ascii="Times New Roman" w:hAnsi="Times New Roman" w:cs="Times New Roman"/>
-                <w:sz w:val="24"/>
-                <w:szCs w:val="24"/>
-              </w:rPr>
-              <w:t>мир</w:t>
-            </w:r>
-            <w:proofErr w:type="spellEnd"/>
           </w:p>
         </w:tc>
         <w:tc>
@@ -2638,34 +2409,14 @@
                 <w:szCs w:val="24"/>
               </w:rPr>
             </w:pPr>
-            <w:proofErr w:type="spellStart"/>
             <w:r>
               <w:rPr>
                 <w:rFonts w:ascii="Times New Roman" w:hAnsi="Times New Roman" w:cs="Times New Roman"/>
                 <w:sz w:val="24"/>
                 <w:szCs w:val="24"/>
               </w:rPr>
-              <w:t>Физический</w:t>
+              <w:t>Физический мир</w:t>
             </w:r>
-            <w:proofErr w:type="spellEnd"/>
-            <w:r>
-              <w:rPr>
-                <w:rFonts w:ascii="Times New Roman" w:hAnsi="Times New Roman" w:cs="Times New Roman"/>
-                <w:sz w:val="24"/>
-                <w:szCs w:val="24"/>
-              </w:rPr>
-              <w:t xml:space="preserve"> </w:t>
-            </w:r>
-            <w:proofErr w:type="spellStart"/>
-            <w:r>
-              <w:rPr>
-                <w:rFonts w:ascii="Times New Roman" w:hAnsi="Times New Roman" w:cs="Times New Roman"/>
-                <w:sz w:val="24"/>
-                <w:szCs w:val="24"/>
-              </w:rPr>
-              <w:t>мир</w:t>
-            </w:r>
-            <w:proofErr w:type="spellEnd"/>
           </w:p>
         </w:tc>
       </w:tr>
